--- a/submission2/response-to-reviewers.docx
+++ b/submission2/response-to-reviewers.docx
@@ -6,13 +6,13 @@
       <w:pPr>
         <w:spacing w:before="360"/>
         <w:rPr>
-          <w:rFonts w:ascii="Arial" w:hAnsi="Arial" w:cs="Arial"/>
-          <w:color w:val="000000" w:themeColor="text1"/>
-        </w:rPr>
-      </w:pPr>
-      <w:r>
-        <w:rPr>
-          <w:rFonts w:ascii="Arial" w:eastAsia="Arial" w:hAnsi="Arial" w:cs="Arial"/>
+          <w:rFonts w:ascii="Times New Roman" w:hAnsi="Times New Roman" w:cs="Times New Roman"/>
+          <w:color w:val="000000" w:themeColor="text1"/>
+        </w:rPr>
+      </w:pPr>
+      <w:r>
+        <w:rPr>
+          <w:rFonts w:ascii="Times New Roman" w:eastAsia="Arial" w:hAnsi="Times New Roman" w:cs="Times New Roman"/>
           <w:b/>
           <w:bCs/>
           <w:color w:val="000000" w:themeColor="text1"/>
@@ -26,14 +26,18 @@
       <w:pPr>
         <w:spacing w:before="80" w:after="80"/>
         <w:rPr>
-          <w:rFonts w:ascii="Arial" w:hAnsi="Arial" w:cs="Arial"/>
-          <w:color w:val="000000" w:themeColor="text1"/>
-        </w:rPr>
-      </w:pPr>
-      <w:r>
-        <w:rPr>
-          <w:rFonts w:ascii="Arial" w:eastAsia="Arial" w:hAnsi="Arial" w:cs="Arial"/>
-          <w:color w:val="000000" w:themeColor="text1"/>
+          <w:rFonts w:ascii="Times New Roman" w:hAnsi="Times New Roman" w:cs="Times New Roman"/>
+          <w:color w:val="000000" w:themeColor="text1"/>
+          <w:sz w:val="22"/>
+          <w:szCs w:val="22"/>
+        </w:rPr>
+      </w:pPr>
+      <w:r>
+        <w:rPr>
+          <w:rFonts w:ascii="Times New Roman" w:eastAsia="Arial" w:hAnsi="Times New Roman" w:cs="Times New Roman"/>
+          <w:color w:val="000000" w:themeColor="text1"/>
+          <w:sz w:val="22"/>
+          <w:szCs w:val="22"/>
         </w:rPr>
         <w:t>We thank the Editor for handling our manuscript and for the constructive guidance. We have addressed all reviewer comments and editorial notes, as detailed below. We have also added an Open Research statement to the revised manuscript, as requested. All changes are indicated in the tracked-changes version of the manuscript.</w:t>
       </w:r>
@@ -42,13 +46,13 @@
       <w:pPr>
         <w:spacing w:before="360"/>
         <w:rPr>
-          <w:rFonts w:ascii="Arial" w:hAnsi="Arial" w:cs="Arial"/>
-          <w:color w:val="000000" w:themeColor="text1"/>
-        </w:rPr>
-      </w:pPr>
-      <w:r>
-        <w:rPr>
-          <w:rFonts w:ascii="Arial" w:eastAsia="Arial" w:hAnsi="Arial" w:cs="Arial"/>
+          <w:rFonts w:ascii="Times New Roman" w:hAnsi="Times New Roman" w:cs="Times New Roman"/>
+          <w:color w:val="000000" w:themeColor="text1"/>
+        </w:rPr>
+      </w:pPr>
+      <w:r>
+        <w:rPr>
+          <w:rFonts w:ascii="Times New Roman" w:eastAsia="Arial" w:hAnsi="Times New Roman" w:cs="Times New Roman"/>
           <w:b/>
           <w:bCs/>
           <w:color w:val="000000" w:themeColor="text1"/>
@@ -62,14 +66,18 @@
       <w:pPr>
         <w:spacing w:before="80" w:after="80"/>
         <w:rPr>
-          <w:rFonts w:ascii="Arial" w:hAnsi="Arial" w:cs="Arial"/>
-          <w:color w:val="000000" w:themeColor="text1"/>
-        </w:rPr>
-      </w:pPr>
-      <w:r>
-        <w:rPr>
-          <w:rFonts w:ascii="Arial" w:eastAsia="Arial" w:hAnsi="Arial" w:cs="Arial"/>
-          <w:color w:val="000000" w:themeColor="text1"/>
+          <w:rFonts w:ascii="Times New Roman" w:hAnsi="Times New Roman" w:cs="Times New Roman"/>
+          <w:color w:val="000000" w:themeColor="text1"/>
+          <w:sz w:val="22"/>
+          <w:szCs w:val="22"/>
+        </w:rPr>
+      </w:pPr>
+      <w:r>
+        <w:rPr>
+          <w:rFonts w:ascii="Times New Roman" w:eastAsia="Arial" w:hAnsi="Times New Roman" w:cs="Times New Roman"/>
+          <w:color w:val="000000" w:themeColor="text1"/>
+          <w:sz w:val="22"/>
+          <w:szCs w:val="22"/>
         </w:rPr>
         <w:t>We thank Reviewer 1 for the thoughtful and constructive evaluation. The comments regarding cluster descriptions, basin selection, and antecedent moisture are well taken and have led to meaningful improvements in the manuscript. We address each comment below.</w:t>
       </w:r>
@@ -81,13 +89,13 @@
         </w:pBdr>
         <w:spacing w:before="280" w:after="100"/>
         <w:rPr>
-          <w:rFonts w:ascii="Arial" w:hAnsi="Arial" w:cs="Arial"/>
-          <w:color w:val="000000" w:themeColor="text1"/>
-        </w:rPr>
-      </w:pPr>
-      <w:r>
-        <w:rPr>
-          <w:rFonts w:ascii="Arial" w:eastAsia="Arial" w:hAnsi="Arial" w:cs="Arial"/>
+          <w:rFonts w:ascii="Times New Roman" w:hAnsi="Times New Roman" w:cs="Times New Roman"/>
+          <w:color w:val="000000" w:themeColor="text1"/>
+        </w:rPr>
+      </w:pPr>
+      <w:r>
+        <w:rPr>
+          <w:rFonts w:ascii="Times New Roman" w:eastAsia="Arial" w:hAnsi="Times New Roman" w:cs="Times New Roman"/>
           <w:b/>
           <w:bCs/>
           <w:color w:val="000000" w:themeColor="text1"/>
@@ -98,7 +106,7 @@
       </w:r>
       <w:r>
         <w:rPr>
-          <w:rFonts w:ascii="Arial" w:eastAsia="Arial" w:hAnsi="Arial" w:cs="Arial"/>
+          <w:rFonts w:ascii="Times New Roman" w:eastAsia="Arial" w:hAnsi="Times New Roman" w:cs="Times New Roman"/>
           <w:b/>
           <w:bCs/>
           <w:color w:val="000000" w:themeColor="text1"/>
@@ -116,13 +124,13 @@
         <w:spacing w:before="120" w:after="120"/>
         <w:ind w:left="360"/>
         <w:rPr>
-          <w:rFonts w:ascii="Arial" w:hAnsi="Arial" w:cs="Arial"/>
-          <w:color w:val="000000" w:themeColor="text1"/>
-        </w:rPr>
-      </w:pPr>
-      <w:r>
-        <w:rPr>
-          <w:rFonts w:ascii="Arial" w:eastAsia="Arial" w:hAnsi="Arial" w:cs="Arial"/>
+          <w:rFonts w:ascii="Times New Roman" w:hAnsi="Times New Roman" w:cs="Times New Roman"/>
+          <w:color w:val="000000" w:themeColor="text1"/>
+        </w:rPr>
+      </w:pPr>
+      <w:r>
+        <w:rPr>
+          <w:rFonts w:ascii="Times New Roman" w:eastAsia="Arial" w:hAnsi="Times New Roman" w:cs="Times New Roman"/>
           <w:i/>
           <w:iCs/>
           <w:color w:val="000000" w:themeColor="text1"/>
@@ -136,35 +144,45 @@
       <w:pPr>
         <w:spacing w:before="80" w:after="80"/>
         <w:rPr>
-          <w:rFonts w:ascii="Arial" w:hAnsi="Arial" w:cs="Arial"/>
-          <w:color w:val="000000" w:themeColor="text1"/>
-        </w:rPr>
-      </w:pPr>
-      <w:r>
-        <w:rPr>
-          <w:rFonts w:ascii="Arial" w:eastAsia="Arial" w:hAnsi="Arial" w:cs="Arial"/>
-          <w:color w:val="000000" w:themeColor="text1"/>
+          <w:rFonts w:ascii="Times New Roman" w:hAnsi="Times New Roman" w:cs="Times New Roman"/>
+          <w:color w:val="000000" w:themeColor="text1"/>
+          <w:sz w:val="22"/>
+          <w:szCs w:val="22"/>
+        </w:rPr>
+      </w:pPr>
+      <w:r>
+        <w:rPr>
+          <w:rFonts w:ascii="Times New Roman" w:eastAsia="Arial" w:hAnsi="Times New Roman" w:cs="Times New Roman"/>
+          <w:color w:val="000000" w:themeColor="text1"/>
+          <w:sz w:val="22"/>
+          <w:szCs w:val="22"/>
         </w:rPr>
         <w:t xml:space="preserve">We appreciate this important correction. The reviewer is right that “Arid/Monsoon or Ephemeral” mischaracterizes many Cluster 4 basins, particularly those along the Pacific coast with Mediterranean or maritime climates. The label was driven by a subset of low-elevation basins in the Southwest with monsoon influence, but it was </w:t>
       </w:r>
       <w:r>
         <w:rPr>
-          <w:rFonts w:ascii="Arial" w:eastAsia="Arial" w:hAnsi="Arial" w:cs="Arial"/>
-          <w:color w:val="000000" w:themeColor="text1"/>
+          <w:rFonts w:ascii="Times New Roman" w:eastAsia="Arial" w:hAnsi="Times New Roman" w:cs="Times New Roman"/>
+          <w:color w:val="000000" w:themeColor="text1"/>
+          <w:sz w:val="22"/>
+          <w:szCs w:val="22"/>
         </w:rPr>
         <w:t xml:space="preserve">incorrectly </w:t>
       </w:r>
       <w:r>
         <w:rPr>
-          <w:rFonts w:ascii="Arial" w:eastAsia="Arial" w:hAnsi="Arial" w:cs="Arial"/>
-          <w:color w:val="000000" w:themeColor="text1"/>
+          <w:rFonts w:ascii="Times New Roman" w:eastAsia="Arial" w:hAnsi="Times New Roman" w:cs="Times New Roman"/>
+          <w:color w:val="000000" w:themeColor="text1"/>
+          <w:sz w:val="22"/>
+          <w:szCs w:val="22"/>
         </w:rPr>
         <w:t>generalized to the entire cluster.</w:t>
       </w:r>
       <w:r>
         <w:rPr>
-          <w:rFonts w:ascii="Arial" w:hAnsi="Arial" w:cs="Arial"/>
-          <w:color w:val="000000" w:themeColor="text1"/>
+          <w:rFonts w:ascii="Times New Roman" w:hAnsi="Times New Roman" w:cs="Times New Roman"/>
+          <w:color w:val="000000" w:themeColor="text1"/>
+          <w:sz w:val="22"/>
+          <w:szCs w:val="22"/>
         </w:rPr>
         <w:t xml:space="preserve"> </w:t>
       </w:r>
@@ -173,35 +191,45 @@
       <w:pPr>
         <w:spacing w:before="80" w:after="80"/>
         <w:rPr>
-          <w:rFonts w:ascii="Arial" w:eastAsia="Arial" w:hAnsi="Arial" w:cs="Arial"/>
-          <w:color w:val="000000" w:themeColor="text1"/>
-        </w:rPr>
-      </w:pPr>
-      <w:r>
-        <w:rPr>
-          <w:rFonts w:ascii="Arial" w:eastAsia="Arial" w:hAnsi="Arial" w:cs="Arial"/>
-          <w:color w:val="000000" w:themeColor="text1"/>
+          <w:rFonts w:ascii="Times New Roman" w:eastAsia="Arial" w:hAnsi="Times New Roman" w:cs="Times New Roman"/>
+          <w:color w:val="000000" w:themeColor="text1"/>
+          <w:sz w:val="22"/>
+          <w:szCs w:val="22"/>
+        </w:rPr>
+      </w:pPr>
+      <w:r>
+        <w:rPr>
+          <w:rFonts w:ascii="Times New Roman" w:eastAsia="Arial" w:hAnsi="Times New Roman" w:cs="Times New Roman"/>
+          <w:color w:val="000000" w:themeColor="text1"/>
+          <w:sz w:val="22"/>
+          <w:szCs w:val="22"/>
         </w:rPr>
         <w:t xml:space="preserve">We </w:t>
       </w:r>
       <w:r>
         <w:rPr>
-          <w:rFonts w:ascii="Arial" w:eastAsia="Arial" w:hAnsi="Arial" w:cs="Arial"/>
-          <w:color w:val="000000" w:themeColor="text1"/>
+          <w:rFonts w:ascii="Times New Roman" w:eastAsia="Arial" w:hAnsi="Times New Roman" w:cs="Times New Roman"/>
+          <w:color w:val="000000" w:themeColor="text1"/>
+          <w:sz w:val="22"/>
+          <w:szCs w:val="22"/>
         </w:rPr>
         <w:t>took this opportunity to</w:t>
       </w:r>
       <w:r>
         <w:rPr>
-          <w:rFonts w:ascii="Arial" w:eastAsia="Arial" w:hAnsi="Arial" w:cs="Arial"/>
-          <w:color w:val="000000" w:themeColor="text1"/>
+          <w:rFonts w:ascii="Times New Roman" w:eastAsia="Arial" w:hAnsi="Times New Roman" w:cs="Times New Roman"/>
+          <w:color w:val="000000" w:themeColor="text1"/>
+          <w:sz w:val="22"/>
+          <w:szCs w:val="22"/>
         </w:rPr>
         <w:t xml:space="preserve"> </w:t>
       </w:r>
       <w:r>
         <w:rPr>
-          <w:rFonts w:ascii="Arial" w:eastAsia="Arial" w:hAnsi="Arial" w:cs="Arial"/>
-          <w:color w:val="000000" w:themeColor="text1"/>
+          <w:rFonts w:ascii="Times New Roman" w:eastAsia="Arial" w:hAnsi="Times New Roman" w:cs="Times New Roman"/>
+          <w:color w:val="000000" w:themeColor="text1"/>
+          <w:sz w:val="22"/>
+          <w:szCs w:val="22"/>
         </w:rPr>
         <w:t>adjust the naming of all clusters to better represent the unifying characteristics that drove the clustering. We renamed the clusters as follows throughout the manuscript:</w:t>
       </w:r>
@@ -215,14 +243,18 @@
         </w:numPr>
         <w:spacing w:before="80" w:after="80"/>
         <w:rPr>
-          <w:rFonts w:ascii="Arial" w:eastAsia="Arial" w:hAnsi="Arial" w:cs="Arial"/>
-          <w:color w:val="000000" w:themeColor="text1"/>
-        </w:rPr>
-      </w:pPr>
-      <w:r>
-        <w:rPr>
-          <w:rFonts w:ascii="Arial" w:eastAsia="Arial" w:hAnsi="Arial" w:cs="Arial"/>
-          <w:color w:val="000000" w:themeColor="text1"/>
+          <w:rFonts w:ascii="Times New Roman" w:eastAsia="Arial" w:hAnsi="Times New Roman" w:cs="Times New Roman"/>
+          <w:color w:val="000000" w:themeColor="text1"/>
+          <w:sz w:val="22"/>
+          <w:szCs w:val="22"/>
+        </w:rPr>
+      </w:pPr>
+      <w:r>
+        <w:rPr>
+          <w:rFonts w:ascii="Times New Roman" w:eastAsia="Arial" w:hAnsi="Times New Roman" w:cs="Times New Roman"/>
+          <w:color w:val="000000" w:themeColor="text1"/>
+          <w:sz w:val="22"/>
+          <w:szCs w:val="22"/>
         </w:rPr>
         <w:t>Snow-storage Mountain Catchments</w:t>
       </w:r>
@@ -236,14 +268,18 @@
         </w:numPr>
         <w:spacing w:before="80" w:after="80"/>
         <w:rPr>
-          <w:rFonts w:ascii="Arial" w:eastAsia="Arial" w:hAnsi="Arial" w:cs="Arial"/>
-          <w:color w:val="000000" w:themeColor="text1"/>
-        </w:rPr>
-      </w:pPr>
-      <w:r>
-        <w:rPr>
-          <w:rFonts w:ascii="Arial" w:hAnsi="Arial" w:cs="Arial"/>
-          <w:color w:val="000000" w:themeColor="text1"/>
+          <w:rFonts w:ascii="Times New Roman" w:eastAsia="Arial" w:hAnsi="Times New Roman" w:cs="Times New Roman"/>
+          <w:color w:val="000000" w:themeColor="text1"/>
+          <w:sz w:val="22"/>
+          <w:szCs w:val="22"/>
+        </w:rPr>
+      </w:pPr>
+      <w:r>
+        <w:rPr>
+          <w:rFonts w:ascii="Times New Roman" w:hAnsi="Times New Roman" w:cs="Times New Roman"/>
+          <w:color w:val="000000" w:themeColor="text1"/>
+          <w:sz w:val="22"/>
+          <w:szCs w:val="22"/>
         </w:rPr>
         <w:t>Large, Buffered Catchments</w:t>
       </w:r>
@@ -257,14 +293,18 @@
         </w:numPr>
         <w:spacing w:before="80" w:after="80"/>
         <w:rPr>
-          <w:rFonts w:ascii="Arial" w:eastAsia="Arial" w:hAnsi="Arial" w:cs="Arial"/>
-          <w:color w:val="000000" w:themeColor="text1"/>
-        </w:rPr>
-      </w:pPr>
-      <w:r>
-        <w:rPr>
-          <w:rFonts w:ascii="Arial" w:hAnsi="Arial" w:cs="Arial"/>
-          <w:color w:val="000000" w:themeColor="text1"/>
+          <w:rFonts w:ascii="Times New Roman" w:eastAsia="Arial" w:hAnsi="Times New Roman" w:cs="Times New Roman"/>
+          <w:color w:val="000000" w:themeColor="text1"/>
+          <w:sz w:val="22"/>
+          <w:szCs w:val="22"/>
+        </w:rPr>
+      </w:pPr>
+      <w:r>
+        <w:rPr>
+          <w:rFonts w:ascii="Times New Roman" w:hAnsi="Times New Roman" w:cs="Times New Roman"/>
+          <w:color w:val="000000" w:themeColor="text1"/>
+          <w:sz w:val="22"/>
+          <w:szCs w:val="22"/>
         </w:rPr>
         <w:t>Temperature-Responsive Mountain Catchments</w:t>
       </w:r>
@@ -278,14 +318,18 @@
         </w:numPr>
         <w:spacing w:before="80" w:after="80"/>
         <w:rPr>
-          <w:rFonts w:ascii="Arial" w:eastAsia="Arial" w:hAnsi="Arial" w:cs="Arial"/>
-          <w:color w:val="000000" w:themeColor="text1"/>
-        </w:rPr>
-      </w:pPr>
-      <w:r>
-        <w:rPr>
-          <w:rFonts w:ascii="Arial" w:hAnsi="Arial" w:cs="Arial"/>
-          <w:color w:val="000000" w:themeColor="text1"/>
+          <w:rFonts w:ascii="Times New Roman" w:eastAsia="Arial" w:hAnsi="Times New Roman" w:cs="Times New Roman"/>
+          <w:color w:val="000000" w:themeColor="text1"/>
+          <w:sz w:val="22"/>
+          <w:szCs w:val="22"/>
+        </w:rPr>
+      </w:pPr>
+      <w:r>
+        <w:rPr>
+          <w:rFonts w:ascii="Times New Roman" w:hAnsi="Times New Roman" w:cs="Times New Roman"/>
+          <w:color w:val="000000" w:themeColor="text1"/>
+          <w:sz w:val="22"/>
+          <w:szCs w:val="22"/>
         </w:rPr>
         <w:t>Low-Elevation, Rain-Dominated Catchments</w:t>
       </w:r>
@@ -294,42 +338,54 @@
       <w:pPr>
         <w:spacing w:before="80" w:after="80"/>
         <w:rPr>
-          <w:rFonts w:ascii="Arial" w:hAnsi="Arial" w:cs="Arial"/>
-          <w:color w:val="000000" w:themeColor="text1"/>
-        </w:rPr>
-      </w:pPr>
-      <w:r>
-        <w:rPr>
-          <w:rFonts w:ascii="Arial" w:eastAsia="Arial" w:hAnsi="Arial" w:cs="Arial"/>
-          <w:color w:val="000000" w:themeColor="text1"/>
+          <w:rFonts w:ascii="Times New Roman" w:hAnsi="Times New Roman" w:cs="Times New Roman"/>
+          <w:color w:val="000000" w:themeColor="text1"/>
+          <w:sz w:val="22"/>
+          <w:szCs w:val="22"/>
+        </w:rPr>
+      </w:pPr>
+      <w:r>
+        <w:rPr>
+          <w:rFonts w:ascii="Times New Roman" w:eastAsia="Arial" w:hAnsi="Times New Roman" w:cs="Times New Roman"/>
+          <w:color w:val="000000" w:themeColor="text1"/>
+          <w:sz w:val="22"/>
+          <w:szCs w:val="22"/>
         </w:rPr>
         <w:t>This label</w:t>
       </w:r>
       <w:r>
         <w:rPr>
-          <w:rFonts w:ascii="Arial" w:eastAsia="Arial" w:hAnsi="Arial" w:cs="Arial"/>
-          <w:color w:val="000000" w:themeColor="text1"/>
+          <w:rFonts w:ascii="Times New Roman" w:eastAsia="Arial" w:hAnsi="Times New Roman" w:cs="Times New Roman"/>
+          <w:color w:val="000000" w:themeColor="text1"/>
+          <w:sz w:val="22"/>
+          <w:szCs w:val="22"/>
         </w:rPr>
         <w:t>ling</w:t>
       </w:r>
       <w:r>
         <w:rPr>
-          <w:rFonts w:ascii="Arial" w:eastAsia="Arial" w:hAnsi="Arial" w:cs="Arial"/>
-          <w:color w:val="000000" w:themeColor="text1"/>
+          <w:rFonts w:ascii="Times New Roman" w:eastAsia="Arial" w:hAnsi="Times New Roman" w:cs="Times New Roman"/>
+          <w:color w:val="000000" w:themeColor="text1"/>
+          <w:sz w:val="22"/>
+          <w:szCs w:val="22"/>
         </w:rPr>
         <w:t xml:space="preserve"> avoids implying a specific climate type and instead emphasizes the hydro</w:t>
       </w:r>
       <w:r>
         <w:rPr>
-          <w:rFonts w:ascii="Arial" w:eastAsia="Arial" w:hAnsi="Arial" w:cs="Arial"/>
-          <w:color w:val="000000" w:themeColor="text1"/>
+          <w:rFonts w:ascii="Times New Roman" w:eastAsia="Arial" w:hAnsi="Times New Roman" w:cs="Times New Roman"/>
+          <w:color w:val="000000" w:themeColor="text1"/>
+          <w:sz w:val="22"/>
+          <w:szCs w:val="22"/>
         </w:rPr>
         <w:t>climate</w:t>
       </w:r>
       <w:r>
         <w:rPr>
-          <w:rFonts w:ascii="Arial" w:eastAsia="Arial" w:hAnsi="Arial" w:cs="Arial"/>
-          <w:color w:val="000000" w:themeColor="text1"/>
+          <w:rFonts w:ascii="Times New Roman" w:eastAsia="Arial" w:hAnsi="Times New Roman" w:cs="Times New Roman"/>
+          <w:color w:val="000000" w:themeColor="text1"/>
+          <w:sz w:val="22"/>
+          <w:szCs w:val="22"/>
         </w:rPr>
         <w:t xml:space="preserve"> behavior that drove the clustering.</w:t>
       </w:r>
@@ -342,13 +398,13 @@
         <w:spacing w:before="80" w:after="120"/>
         <w:ind w:left="360"/>
         <w:rPr>
-          <w:rFonts w:ascii="Arial" w:hAnsi="Arial" w:cs="Arial"/>
-          <w:color w:val="000000" w:themeColor="text1"/>
-        </w:rPr>
-      </w:pPr>
-      <w:r>
-        <w:rPr>
-          <w:rFonts w:ascii="Arial" w:eastAsia="Arial" w:hAnsi="Arial" w:cs="Arial"/>
+          <w:rFonts w:ascii="Times New Roman" w:hAnsi="Times New Roman" w:cs="Times New Roman"/>
+          <w:color w:val="000000" w:themeColor="text1"/>
+        </w:rPr>
+      </w:pPr>
+      <w:r>
+        <w:rPr>
+          <w:rFonts w:ascii="Times New Roman" w:eastAsia="Arial" w:hAnsi="Times New Roman" w:cs="Times New Roman"/>
           <w:b/>
           <w:bCs/>
           <w:color w:val="000000" w:themeColor="text1"/>
@@ -360,7 +416,7 @@
       <w:proofErr w:type="gramStart"/>
       <w:r>
         <w:rPr>
-          <w:rFonts w:ascii="Arial" w:eastAsia="Arial" w:hAnsi="Arial" w:cs="Arial"/>
+          <w:rFonts w:ascii="Times New Roman" w:eastAsia="Arial" w:hAnsi="Times New Roman" w:cs="Times New Roman"/>
           <w:b/>
           <w:bCs/>
           <w:color w:val="000000" w:themeColor="text1"/>
@@ -372,7 +428,7 @@
       <w:proofErr w:type="gramEnd"/>
       <w:r>
         <w:rPr>
-          <w:rFonts w:ascii="Arial" w:eastAsia="Arial" w:hAnsi="Arial" w:cs="Arial"/>
+          <w:rFonts w:ascii="Times New Roman" w:eastAsia="Arial" w:hAnsi="Times New Roman" w:cs="Times New Roman"/>
           <w:b/>
           <w:bCs/>
           <w:color w:val="000000" w:themeColor="text1"/>
@@ -383,7 +439,7 @@
       </w:r>
       <w:r>
         <w:rPr>
-          <w:rFonts w:ascii="Arial" w:eastAsia="Arial" w:hAnsi="Arial" w:cs="Arial"/>
+          <w:rFonts w:ascii="Times New Roman" w:eastAsia="Arial" w:hAnsi="Times New Roman" w:cs="Times New Roman"/>
           <w:color w:val="000000" w:themeColor="text1"/>
           <w:sz w:val="21"/>
           <w:szCs w:val="21"/>
@@ -392,7 +448,7 @@
       </w:r>
       <w:r>
         <w:rPr>
-          <w:rFonts w:ascii="Arial" w:eastAsia="Arial" w:hAnsi="Arial" w:cs="Arial"/>
+          <w:rFonts w:ascii="Times New Roman" w:eastAsia="Arial" w:hAnsi="Times New Roman" w:cs="Times New Roman"/>
           <w:color w:val="000000" w:themeColor="text1"/>
           <w:sz w:val="21"/>
           <w:szCs w:val="21"/>
@@ -401,7 +457,7 @@
       </w:r>
       <w:r>
         <w:rPr>
-          <w:rFonts w:ascii="Arial" w:eastAsia="Arial" w:hAnsi="Arial" w:cs="Arial"/>
+          <w:rFonts w:ascii="Times New Roman" w:eastAsia="Arial" w:hAnsi="Times New Roman" w:cs="Times New Roman"/>
           <w:color w:val="000000" w:themeColor="text1"/>
           <w:sz w:val="21"/>
           <w:szCs w:val="21"/>
@@ -410,7 +466,7 @@
       </w:r>
       <w:r>
         <w:rPr>
-          <w:rFonts w:ascii="Arial" w:eastAsia="Arial" w:hAnsi="Arial" w:cs="Arial"/>
+          <w:rFonts w:ascii="Times New Roman" w:eastAsia="Arial" w:hAnsi="Times New Roman" w:cs="Times New Roman"/>
           <w:color w:val="000000" w:themeColor="text1"/>
           <w:sz w:val="21"/>
           <w:szCs w:val="21"/>
@@ -426,13 +482,13 @@
         <w:spacing w:before="80" w:after="120"/>
         <w:ind w:left="360"/>
         <w:rPr>
-          <w:rFonts w:ascii="Arial" w:hAnsi="Arial" w:cs="Arial"/>
-          <w:color w:val="000000" w:themeColor="text1"/>
-        </w:rPr>
-      </w:pPr>
-      <w:r>
-        <w:rPr>
-          <w:rFonts w:ascii="Arial" w:eastAsia="Arial" w:hAnsi="Arial" w:cs="Arial"/>
+          <w:rFonts w:ascii="Times New Roman" w:hAnsi="Times New Roman" w:cs="Times New Roman"/>
+          <w:color w:val="000000" w:themeColor="text1"/>
+        </w:rPr>
+      </w:pPr>
+      <w:r>
+        <w:rPr>
+          <w:rFonts w:ascii="Times New Roman" w:eastAsia="Arial" w:hAnsi="Times New Roman" w:cs="Times New Roman"/>
           <w:b/>
           <w:bCs/>
           <w:color w:val="000000" w:themeColor="text1"/>
@@ -444,7 +500,7 @@
       <w:proofErr w:type="gramStart"/>
       <w:r>
         <w:rPr>
-          <w:rFonts w:ascii="Arial" w:eastAsia="Arial" w:hAnsi="Arial" w:cs="Arial"/>
+          <w:rFonts w:ascii="Times New Roman" w:eastAsia="Arial" w:hAnsi="Times New Roman" w:cs="Times New Roman"/>
           <w:b/>
           <w:bCs/>
           <w:color w:val="000000" w:themeColor="text1"/>
@@ -456,7 +512,7 @@
       <w:proofErr w:type="gramEnd"/>
       <w:r>
         <w:rPr>
-          <w:rFonts w:ascii="Arial" w:eastAsia="Arial" w:hAnsi="Arial" w:cs="Arial"/>
+          <w:rFonts w:ascii="Times New Roman" w:eastAsia="Arial" w:hAnsi="Times New Roman" w:cs="Times New Roman"/>
           <w:b/>
           <w:bCs/>
           <w:color w:val="000000" w:themeColor="text1"/>
@@ -467,7 +523,7 @@
       </w:r>
       <w:r>
         <w:rPr>
-          <w:rFonts w:ascii="Arial" w:eastAsia="Arial" w:hAnsi="Arial" w:cs="Arial"/>
+          <w:rFonts w:ascii="Times New Roman" w:eastAsia="Arial" w:hAnsi="Times New Roman" w:cs="Times New Roman"/>
           <w:color w:val="000000" w:themeColor="text1"/>
           <w:sz w:val="21"/>
           <w:szCs w:val="21"/>
@@ -476,7 +532,7 @@
       </w:r>
       <w:r>
         <w:rPr>
-          <w:rFonts w:ascii="Arial" w:eastAsia="Arial" w:hAnsi="Arial" w:cs="Arial"/>
+          <w:rFonts w:ascii="Times New Roman" w:eastAsia="Arial" w:hAnsi="Times New Roman" w:cs="Times New Roman"/>
           <w:color w:val="000000" w:themeColor="text1"/>
           <w:sz w:val="21"/>
           <w:szCs w:val="21"/>
@@ -491,13 +547,13 @@
         </w:pBdr>
         <w:spacing w:before="280" w:after="100"/>
         <w:rPr>
-          <w:rFonts w:ascii="Arial" w:hAnsi="Arial" w:cs="Arial"/>
-          <w:color w:val="000000" w:themeColor="text1"/>
-        </w:rPr>
-      </w:pPr>
-      <w:r>
-        <w:rPr>
-          <w:rFonts w:ascii="Arial" w:eastAsia="Arial" w:hAnsi="Arial" w:cs="Arial"/>
+          <w:rFonts w:ascii="Times New Roman" w:hAnsi="Times New Roman" w:cs="Times New Roman"/>
+          <w:color w:val="000000" w:themeColor="text1"/>
+        </w:rPr>
+      </w:pPr>
+      <w:r>
+        <w:rPr>
+          <w:rFonts w:ascii="Times New Roman" w:eastAsia="Arial" w:hAnsi="Times New Roman" w:cs="Times New Roman"/>
           <w:b/>
           <w:bCs/>
           <w:color w:val="000000" w:themeColor="text1"/>
@@ -515,13 +571,13 @@
         <w:spacing w:before="120" w:after="120"/>
         <w:ind w:left="360"/>
         <w:rPr>
-          <w:rFonts w:ascii="Arial" w:hAnsi="Arial" w:cs="Arial"/>
-          <w:color w:val="000000" w:themeColor="text1"/>
-        </w:rPr>
-      </w:pPr>
-      <w:r>
-        <w:rPr>
-          <w:rFonts w:ascii="Arial" w:eastAsia="Arial" w:hAnsi="Arial" w:cs="Arial"/>
+          <w:rFonts w:ascii="Times New Roman" w:hAnsi="Times New Roman" w:cs="Times New Roman"/>
+          <w:color w:val="000000" w:themeColor="text1"/>
+        </w:rPr>
+      </w:pPr>
+      <w:r>
+        <w:rPr>
+          <w:rFonts w:ascii="Times New Roman" w:eastAsia="Arial" w:hAnsi="Times New Roman" w:cs="Times New Roman"/>
           <w:i/>
           <w:iCs/>
           <w:color w:val="000000" w:themeColor="text1"/>
@@ -534,7 +590,7 @@
       <w:proofErr w:type="gramStart"/>
       <w:r>
         <w:rPr>
-          <w:rFonts w:ascii="Arial" w:eastAsia="Arial" w:hAnsi="Arial" w:cs="Arial"/>
+          <w:rFonts w:ascii="Times New Roman" w:eastAsia="Arial" w:hAnsi="Times New Roman" w:cs="Times New Roman"/>
           <w:i/>
           <w:iCs/>
           <w:color w:val="000000" w:themeColor="text1"/>
@@ -546,7 +602,7 @@
       <w:proofErr w:type="gramEnd"/>
       <w:r>
         <w:rPr>
-          <w:rFonts w:ascii="Arial" w:eastAsia="Arial" w:hAnsi="Arial" w:cs="Arial"/>
+          <w:rFonts w:ascii="Times New Roman" w:eastAsia="Arial" w:hAnsi="Times New Roman" w:cs="Times New Roman"/>
           <w:i/>
           <w:iCs/>
           <w:color w:val="000000" w:themeColor="text1"/>
@@ -560,56 +616,72 @@
       <w:pPr>
         <w:spacing w:before="80" w:after="80"/>
         <w:rPr>
-          <w:rFonts w:ascii="Arial" w:hAnsi="Arial" w:cs="Arial"/>
-          <w:color w:val="000000" w:themeColor="text1"/>
-        </w:rPr>
-      </w:pPr>
-      <w:r>
-        <w:rPr>
-          <w:rFonts w:ascii="Arial" w:eastAsia="Arial" w:hAnsi="Arial" w:cs="Arial"/>
-          <w:color w:val="000000" w:themeColor="text1"/>
+          <w:rFonts w:ascii="Times New Roman" w:hAnsi="Times New Roman" w:cs="Times New Roman"/>
+          <w:color w:val="000000" w:themeColor="text1"/>
+          <w:sz w:val="22"/>
+          <w:szCs w:val="22"/>
+        </w:rPr>
+      </w:pPr>
+      <w:r>
+        <w:rPr>
+          <w:rFonts w:ascii="Times New Roman" w:eastAsia="Arial" w:hAnsi="Times New Roman" w:cs="Times New Roman"/>
+          <w:color w:val="000000" w:themeColor="text1"/>
+          <w:sz w:val="22"/>
+          <w:szCs w:val="22"/>
         </w:rPr>
         <w:t>This is a fair concern. We want to clarify that the k-means clustering was based on hydroclimatic response variables—</w:t>
       </w:r>
       <w:r>
         <w:rPr>
-          <w:rFonts w:ascii="Arial" w:eastAsia="Arial" w:hAnsi="Arial" w:cs="Arial"/>
-          <w:color w:val="000000" w:themeColor="text1"/>
+          <w:rFonts w:ascii="Times New Roman" w:eastAsia="Arial" w:hAnsi="Times New Roman" w:cs="Times New Roman"/>
+          <w:color w:val="000000" w:themeColor="text1"/>
+          <w:sz w:val="22"/>
+          <w:szCs w:val="22"/>
         </w:rPr>
         <w:t>such as</w:t>
       </w:r>
       <w:r>
         <w:rPr>
-          <w:rFonts w:ascii="Arial" w:eastAsia="Arial" w:hAnsi="Arial" w:cs="Arial"/>
-          <w:color w:val="000000" w:themeColor="text1"/>
+          <w:rFonts w:ascii="Times New Roman" w:eastAsia="Arial" w:hAnsi="Times New Roman" w:cs="Times New Roman"/>
+          <w:color w:val="000000" w:themeColor="text1"/>
+          <w:sz w:val="22"/>
+          <w:szCs w:val="22"/>
         </w:rPr>
         <w:t xml:space="preserve"> base-flow magnitude and variability, precipitation, snow fraction, temperature, antecedent moisture, and basin physiography—rather than geology directly. The Sierra and Intermountain Rockies basins in Cluster 3</w:t>
       </w:r>
       <w:r>
         <w:rPr>
-          <w:rFonts w:ascii="Arial" w:eastAsia="Arial" w:hAnsi="Arial" w:cs="Arial"/>
-          <w:color w:val="000000" w:themeColor="text1"/>
+          <w:rFonts w:ascii="Times New Roman" w:eastAsia="Arial" w:hAnsi="Times New Roman" w:cs="Times New Roman"/>
+          <w:color w:val="000000" w:themeColor="text1"/>
+          <w:sz w:val="22"/>
+          <w:szCs w:val="22"/>
         </w:rPr>
         <w:t xml:space="preserve"> (now named Temperature-Responsive Mountain Catchments)</w:t>
       </w:r>
       <w:r>
         <w:rPr>
-          <w:rFonts w:ascii="Arial" w:eastAsia="Arial" w:hAnsi="Arial" w:cs="Arial"/>
-          <w:color w:val="000000" w:themeColor="text1"/>
+          <w:rFonts w:ascii="Times New Roman" w:eastAsia="Arial" w:hAnsi="Times New Roman" w:cs="Times New Roman"/>
+          <w:color w:val="000000" w:themeColor="text1"/>
+          <w:sz w:val="22"/>
+          <w:szCs w:val="22"/>
         </w:rPr>
         <w:t xml:space="preserve"> share a common snow-responsive hydrologic behavior: a strong positive temperature–base-flow relationship (consistent with warming-driven melt), moderate interannual variability, and similar seasonal timing. This shared climate</w:t>
       </w:r>
       <w:r>
         <w:rPr>
-          <w:rFonts w:ascii="Arial" w:eastAsia="Arial" w:hAnsi="Arial" w:cs="Arial"/>
-          <w:color w:val="000000" w:themeColor="text1"/>
+          <w:rFonts w:ascii="Times New Roman" w:eastAsia="Arial" w:hAnsi="Times New Roman" w:cs="Times New Roman"/>
+          <w:color w:val="000000" w:themeColor="text1"/>
+          <w:sz w:val="22"/>
+          <w:szCs w:val="22"/>
         </w:rPr>
         <w:t>-r</w:t>
       </w:r>
       <w:r>
         <w:rPr>
-          <w:rFonts w:ascii="Arial" w:eastAsia="Arial" w:hAnsi="Arial" w:cs="Arial"/>
-          <w:color w:val="000000" w:themeColor="text1"/>
+          <w:rFonts w:ascii="Times New Roman" w:eastAsia="Arial" w:hAnsi="Times New Roman" w:cs="Times New Roman"/>
+          <w:color w:val="000000" w:themeColor="text1"/>
+          <w:sz w:val="22"/>
+          <w:szCs w:val="22"/>
         </w:rPr>
         <w:t>unoff response is what the clustering captured.</w:t>
       </w:r>
@@ -618,28 +690,36 @@
       <w:pPr>
         <w:spacing w:before="80" w:after="80"/>
         <w:rPr>
-          <w:rFonts w:ascii="Arial" w:hAnsi="Arial" w:cs="Arial"/>
-          <w:color w:val="000000" w:themeColor="text1"/>
-        </w:rPr>
-      </w:pPr>
-      <w:r>
-        <w:rPr>
-          <w:rFonts w:ascii="Arial" w:eastAsia="Arial" w:hAnsi="Arial" w:cs="Arial"/>
-          <w:color w:val="000000" w:themeColor="text1"/>
+          <w:rFonts w:ascii="Times New Roman" w:hAnsi="Times New Roman" w:cs="Times New Roman"/>
+          <w:color w:val="000000" w:themeColor="text1"/>
+          <w:sz w:val="22"/>
+          <w:szCs w:val="22"/>
+        </w:rPr>
+      </w:pPr>
+      <w:r>
+        <w:rPr>
+          <w:rFonts w:ascii="Times New Roman" w:eastAsia="Arial" w:hAnsi="Times New Roman" w:cs="Times New Roman"/>
+          <w:color w:val="000000" w:themeColor="text1"/>
+          <w:sz w:val="22"/>
+          <w:szCs w:val="22"/>
         </w:rPr>
         <w:t>We acknowledge that underlying geology is an important control on base flow that is not explicitly represented in the clustering variables. We add</w:t>
       </w:r>
       <w:r>
         <w:rPr>
-          <w:rFonts w:ascii="Arial" w:eastAsia="Arial" w:hAnsi="Arial" w:cs="Arial"/>
-          <w:color w:val="000000" w:themeColor="text1"/>
+          <w:rFonts w:ascii="Times New Roman" w:eastAsia="Arial" w:hAnsi="Times New Roman" w:cs="Times New Roman"/>
+          <w:color w:val="000000" w:themeColor="text1"/>
+          <w:sz w:val="22"/>
+          <w:szCs w:val="22"/>
         </w:rPr>
         <w:t>ed</w:t>
       </w:r>
       <w:r>
         <w:rPr>
-          <w:rFonts w:ascii="Arial" w:eastAsia="Arial" w:hAnsi="Arial" w:cs="Arial"/>
-          <w:color w:val="000000" w:themeColor="text1"/>
+          <w:rFonts w:ascii="Times New Roman" w:eastAsia="Arial" w:hAnsi="Times New Roman" w:cs="Times New Roman"/>
+          <w:color w:val="000000" w:themeColor="text1"/>
+          <w:sz w:val="22"/>
+          <w:szCs w:val="22"/>
         </w:rPr>
         <w:t xml:space="preserve"> a discussion paragraph addressing this limitation and noting that geology-informed clustering could be a valuable extension in future work.</w:t>
       </w:r>
@@ -652,13 +732,13 @@
         <w:spacing w:before="80" w:after="120"/>
         <w:ind w:left="360"/>
         <w:rPr>
-          <w:rFonts w:ascii="Arial" w:hAnsi="Arial" w:cs="Arial"/>
-          <w:color w:val="000000" w:themeColor="text1"/>
-        </w:rPr>
-      </w:pPr>
-      <w:r>
-        <w:rPr>
-          <w:rFonts w:ascii="Arial" w:eastAsia="Arial" w:hAnsi="Arial" w:cs="Arial"/>
+          <w:rFonts w:ascii="Times New Roman" w:hAnsi="Times New Roman" w:cs="Times New Roman"/>
+          <w:color w:val="000000" w:themeColor="text1"/>
+        </w:rPr>
+      </w:pPr>
+      <w:r>
+        <w:rPr>
+          <w:rFonts w:ascii="Times New Roman" w:eastAsia="Arial" w:hAnsi="Times New Roman" w:cs="Times New Roman"/>
           <w:b/>
           <w:bCs/>
           <w:color w:val="000000" w:themeColor="text1"/>
@@ -670,7 +750,7 @@
       <w:proofErr w:type="gramStart"/>
       <w:r>
         <w:rPr>
-          <w:rFonts w:ascii="Arial" w:eastAsia="Arial" w:hAnsi="Arial" w:cs="Arial"/>
+          <w:rFonts w:ascii="Times New Roman" w:eastAsia="Arial" w:hAnsi="Times New Roman" w:cs="Times New Roman"/>
           <w:b/>
           <w:bCs/>
           <w:color w:val="000000" w:themeColor="text1"/>
@@ -682,7 +762,7 @@
       <w:proofErr w:type="gramEnd"/>
       <w:r>
         <w:rPr>
-          <w:rFonts w:ascii="Arial" w:eastAsia="Arial" w:hAnsi="Arial" w:cs="Arial"/>
+          <w:rFonts w:ascii="Times New Roman" w:eastAsia="Arial" w:hAnsi="Times New Roman" w:cs="Times New Roman"/>
           <w:b/>
           <w:bCs/>
           <w:color w:val="000000" w:themeColor="text1"/>
@@ -693,7 +773,7 @@
       </w:r>
       <w:r>
         <w:rPr>
-          <w:rFonts w:ascii="Arial" w:eastAsia="Arial" w:hAnsi="Arial" w:cs="Arial"/>
+          <w:rFonts w:ascii="Times New Roman" w:eastAsia="Arial" w:hAnsi="Times New Roman" w:cs="Times New Roman"/>
           <w:b/>
           <w:bCs/>
           <w:color w:val="000000" w:themeColor="text1"/>
@@ -704,7 +784,7 @@
       </w:r>
       <w:r>
         <w:rPr>
-          <w:rFonts w:ascii="Arial" w:eastAsia="Arial" w:hAnsi="Arial" w:cs="Arial"/>
+          <w:rFonts w:ascii="Times New Roman" w:eastAsia="Arial" w:hAnsi="Times New Roman" w:cs="Times New Roman"/>
           <w:b/>
           <w:bCs/>
           <w:color w:val="000000" w:themeColor="text1"/>
@@ -715,7 +795,7 @@
       </w:r>
       <w:r>
         <w:rPr>
-          <w:rFonts w:ascii="Arial" w:eastAsia="Arial" w:hAnsi="Arial" w:cs="Arial"/>
+          <w:rFonts w:ascii="Times New Roman" w:eastAsia="Arial" w:hAnsi="Times New Roman" w:cs="Times New Roman"/>
           <w:color w:val="000000" w:themeColor="text1"/>
           <w:sz w:val="21"/>
           <w:szCs w:val="21"/>
@@ -724,7 +804,7 @@
       </w:r>
       <w:r>
         <w:rPr>
-          <w:rFonts w:ascii="Arial" w:eastAsia="Arial" w:hAnsi="Arial" w:cs="Arial"/>
+          <w:rFonts w:ascii="Times New Roman" w:eastAsia="Arial" w:hAnsi="Times New Roman" w:cs="Times New Roman"/>
           <w:color w:val="000000" w:themeColor="text1"/>
           <w:sz w:val="21"/>
           <w:szCs w:val="21"/>
@@ -733,7 +813,7 @@
       </w:r>
       <w:r>
         <w:rPr>
-          <w:rFonts w:ascii="Arial" w:eastAsia="Arial" w:hAnsi="Arial" w:cs="Arial"/>
+          <w:rFonts w:ascii="Times New Roman" w:eastAsia="Arial" w:hAnsi="Times New Roman" w:cs="Times New Roman"/>
           <w:color w:val="000000" w:themeColor="text1"/>
           <w:sz w:val="21"/>
           <w:szCs w:val="21"/>
@@ -742,7 +822,7 @@
       </w:r>
       <w:r>
         <w:rPr>
-          <w:rFonts w:ascii="Arial" w:eastAsia="Arial" w:hAnsi="Arial" w:cs="Arial"/>
+          <w:rFonts w:ascii="Times New Roman" w:eastAsia="Arial" w:hAnsi="Times New Roman" w:cs="Times New Roman"/>
           <w:color w:val="000000" w:themeColor="text1"/>
           <w:sz w:val="21"/>
           <w:szCs w:val="21"/>
@@ -751,7 +831,7 @@
       </w:r>
       <w:r>
         <w:rPr>
-          <w:rFonts w:ascii="Arial" w:eastAsia="Arial" w:hAnsi="Arial" w:cs="Arial"/>
+          <w:rFonts w:ascii="Times New Roman" w:eastAsia="Arial" w:hAnsi="Times New Roman" w:cs="Times New Roman"/>
           <w:color w:val="000000" w:themeColor="text1"/>
           <w:sz w:val="21"/>
           <w:szCs w:val="21"/>
@@ -766,13 +846,13 @@
         </w:pBdr>
         <w:spacing w:before="280" w:after="100"/>
         <w:rPr>
-          <w:rFonts w:ascii="Arial" w:hAnsi="Arial" w:cs="Arial"/>
-          <w:color w:val="000000" w:themeColor="text1"/>
-        </w:rPr>
-      </w:pPr>
-      <w:r>
-        <w:rPr>
-          <w:rFonts w:ascii="Arial" w:eastAsia="Arial" w:hAnsi="Arial" w:cs="Arial"/>
+          <w:rFonts w:ascii="Times New Roman" w:hAnsi="Times New Roman" w:cs="Times New Roman"/>
+          <w:color w:val="000000" w:themeColor="text1"/>
+        </w:rPr>
+      </w:pPr>
+      <w:r>
+        <w:rPr>
+          <w:rFonts w:ascii="Times New Roman" w:eastAsia="Arial" w:hAnsi="Times New Roman" w:cs="Times New Roman"/>
           <w:b/>
           <w:bCs/>
           <w:color w:val="000000" w:themeColor="text1"/>
@@ -790,13 +870,13 @@
         <w:spacing w:before="120" w:after="120"/>
         <w:ind w:left="360"/>
         <w:rPr>
-          <w:rFonts w:ascii="Arial" w:hAnsi="Arial" w:cs="Arial"/>
-          <w:color w:val="000000" w:themeColor="text1"/>
-        </w:rPr>
-      </w:pPr>
-      <w:r>
-        <w:rPr>
-          <w:rFonts w:ascii="Arial" w:eastAsia="Arial" w:hAnsi="Arial" w:cs="Arial"/>
+          <w:rFonts w:ascii="Times New Roman" w:hAnsi="Times New Roman" w:cs="Times New Roman"/>
+          <w:color w:val="000000" w:themeColor="text1"/>
+        </w:rPr>
+      </w:pPr>
+      <w:r>
+        <w:rPr>
+          <w:rFonts w:ascii="Times New Roman" w:eastAsia="Arial" w:hAnsi="Times New Roman" w:cs="Times New Roman"/>
           <w:i/>
           <w:iCs/>
           <w:color w:val="000000" w:themeColor="text1"/>
@@ -810,14 +890,18 @@
       <w:pPr>
         <w:spacing w:before="80" w:after="80"/>
         <w:rPr>
-          <w:rFonts w:ascii="Arial" w:hAnsi="Arial" w:cs="Arial"/>
-          <w:color w:val="000000" w:themeColor="text1"/>
-        </w:rPr>
-      </w:pPr>
-      <w:r>
-        <w:rPr>
-          <w:rFonts w:ascii="Arial" w:eastAsia="Arial" w:hAnsi="Arial" w:cs="Arial"/>
-          <w:color w:val="000000" w:themeColor="text1"/>
+          <w:rFonts w:ascii="Times New Roman" w:hAnsi="Times New Roman" w:cs="Times New Roman"/>
+          <w:color w:val="000000" w:themeColor="text1"/>
+          <w:sz w:val="22"/>
+          <w:szCs w:val="22"/>
+        </w:rPr>
+      </w:pPr>
+      <w:r>
+        <w:rPr>
+          <w:rFonts w:ascii="Times New Roman" w:eastAsia="Arial" w:hAnsi="Times New Roman" w:cs="Times New Roman"/>
+          <w:color w:val="000000" w:themeColor="text1"/>
+          <w:sz w:val="22"/>
+          <w:szCs w:val="22"/>
         </w:rPr>
         <w:t>We understand this concern. Cluster 1 is the smallest group and spans several mountain ranges, which could suggest a lack of coherence. However, these 10 basins share a consistent hydroclimatic signature: the highest mean snow-fraction influence, the strongest negative contemporaneous snow effect on base flow (reflecting storage-dominated melt), and the strongest positive effects of relief and elevation. These basins also exhibit a delayed peak (June) and high interannual variability (CV ~1.37), distinguishing them from Cluster 3 by their stronger terrain-mediated snowpack controls.</w:t>
       </w:r>
@@ -826,72 +910,92 @@
       <w:pPr>
         <w:spacing w:before="80" w:after="80"/>
         <w:rPr>
-          <w:rFonts w:ascii="Arial" w:hAnsi="Arial" w:cs="Arial"/>
-          <w:color w:val="000000" w:themeColor="text1"/>
-        </w:rPr>
-      </w:pPr>
-      <w:r>
-        <w:rPr>
-          <w:rFonts w:ascii="Arial" w:eastAsia="Arial" w:hAnsi="Arial" w:cs="Arial"/>
-          <w:color w:val="000000" w:themeColor="text1"/>
+          <w:rFonts w:ascii="Times New Roman" w:hAnsi="Times New Roman" w:cs="Times New Roman"/>
+          <w:color w:val="000000" w:themeColor="text1"/>
+          <w:sz w:val="22"/>
+          <w:szCs w:val="22"/>
+        </w:rPr>
+      </w:pPr>
+      <w:r>
+        <w:rPr>
+          <w:rFonts w:ascii="Times New Roman" w:eastAsia="Arial" w:hAnsi="Times New Roman" w:cs="Times New Roman"/>
+          <w:color w:val="000000" w:themeColor="text1"/>
+          <w:sz w:val="22"/>
+          <w:szCs w:val="22"/>
         </w:rPr>
         <w:t xml:space="preserve">We </w:t>
       </w:r>
       <w:r>
         <w:rPr>
-          <w:rFonts w:ascii="Arial" w:eastAsia="Arial" w:hAnsi="Arial" w:cs="Arial"/>
-          <w:color w:val="000000" w:themeColor="text1"/>
+          <w:rFonts w:ascii="Times New Roman" w:eastAsia="Arial" w:hAnsi="Times New Roman" w:cs="Times New Roman"/>
+          <w:color w:val="000000" w:themeColor="text1"/>
+          <w:sz w:val="22"/>
+          <w:szCs w:val="22"/>
         </w:rPr>
         <w:t>have</w:t>
       </w:r>
       <w:r>
         <w:rPr>
-          <w:rFonts w:ascii="Arial" w:eastAsia="Arial" w:hAnsi="Arial" w:cs="Arial"/>
-          <w:color w:val="000000" w:themeColor="text1"/>
+          <w:rFonts w:ascii="Times New Roman" w:eastAsia="Arial" w:hAnsi="Times New Roman" w:cs="Times New Roman"/>
+          <w:color w:val="000000" w:themeColor="text1"/>
+          <w:sz w:val="22"/>
+          <w:szCs w:val="22"/>
         </w:rPr>
         <w:t xml:space="preserve"> add</w:t>
       </w:r>
       <w:r>
         <w:rPr>
-          <w:rFonts w:ascii="Arial" w:eastAsia="Arial" w:hAnsi="Arial" w:cs="Arial"/>
-          <w:color w:val="000000" w:themeColor="text1"/>
+          <w:rFonts w:ascii="Times New Roman" w:eastAsia="Arial" w:hAnsi="Times New Roman" w:cs="Times New Roman"/>
+          <w:color w:val="000000" w:themeColor="text1"/>
+          <w:sz w:val="22"/>
+          <w:szCs w:val="22"/>
         </w:rPr>
         <w:t>ed</w:t>
       </w:r>
       <w:r>
         <w:rPr>
-          <w:rFonts w:ascii="Arial" w:eastAsia="Arial" w:hAnsi="Arial" w:cs="Arial"/>
-          <w:color w:val="000000" w:themeColor="text1"/>
+          <w:rFonts w:ascii="Times New Roman" w:eastAsia="Arial" w:hAnsi="Times New Roman" w:cs="Times New Roman"/>
+          <w:color w:val="000000" w:themeColor="text1"/>
+          <w:sz w:val="22"/>
+          <w:szCs w:val="22"/>
         </w:rPr>
         <w:t xml:space="preserve"> text to the cluster description emphasizing what binds these basins together hydrologically</w:t>
       </w:r>
       <w:r>
         <w:rPr>
-          <w:rFonts w:ascii="Arial" w:eastAsia="Arial" w:hAnsi="Arial" w:cs="Arial"/>
-          <w:color w:val="000000" w:themeColor="text1"/>
+          <w:rFonts w:ascii="Times New Roman" w:eastAsia="Arial" w:hAnsi="Times New Roman" w:cs="Times New Roman"/>
+          <w:color w:val="000000" w:themeColor="text1"/>
+          <w:sz w:val="22"/>
+          <w:szCs w:val="22"/>
         </w:rPr>
         <w:t xml:space="preserve"> </w:t>
       </w:r>
       <w:r>
         <w:rPr>
-          <w:rFonts w:ascii="Arial" w:eastAsia="Arial" w:hAnsi="Arial" w:cs="Arial"/>
-          <w:color w:val="000000" w:themeColor="text1"/>
+          <w:rFonts w:ascii="Times New Roman" w:eastAsia="Arial" w:hAnsi="Times New Roman" w:cs="Times New Roman"/>
+          <w:color w:val="000000" w:themeColor="text1"/>
+          <w:sz w:val="22"/>
+          <w:szCs w:val="22"/>
         </w:rPr>
         <w:t xml:space="preserve">and </w:t>
       </w:r>
       <w:proofErr w:type="gramStart"/>
       <w:r>
         <w:rPr>
-          <w:rFonts w:ascii="Arial" w:eastAsia="Arial" w:hAnsi="Arial" w:cs="Arial"/>
-          <w:color w:val="000000" w:themeColor="text1"/>
+          <w:rFonts w:ascii="Times New Roman" w:eastAsia="Arial" w:hAnsi="Times New Roman" w:cs="Times New Roman"/>
+          <w:color w:val="000000" w:themeColor="text1"/>
+          <w:sz w:val="22"/>
+          <w:szCs w:val="22"/>
         </w:rPr>
         <w:t>acknowledge</w:t>
       </w:r>
       <w:proofErr w:type="gramEnd"/>
       <w:r>
         <w:rPr>
-          <w:rFonts w:ascii="Arial" w:eastAsia="Arial" w:hAnsi="Arial" w:cs="Arial"/>
-          <w:color w:val="000000" w:themeColor="text1"/>
+          <w:rFonts w:ascii="Times New Roman" w:eastAsia="Arial" w:hAnsi="Times New Roman" w:cs="Times New Roman"/>
+          <w:color w:val="000000" w:themeColor="text1"/>
+          <w:sz w:val="22"/>
+          <w:szCs w:val="22"/>
         </w:rPr>
         <w:t xml:space="preserve"> the small sample size as a limitation.</w:t>
       </w:r>
@@ -904,13 +1008,13 @@
         <w:spacing w:before="80" w:after="120"/>
         <w:ind w:left="360"/>
         <w:rPr>
-          <w:rFonts w:ascii="Arial" w:hAnsi="Arial" w:cs="Arial"/>
-          <w:color w:val="000000" w:themeColor="text1"/>
-        </w:rPr>
-      </w:pPr>
-      <w:r>
-        <w:rPr>
-          <w:rFonts w:ascii="Arial" w:eastAsia="Arial" w:hAnsi="Arial" w:cs="Arial"/>
+          <w:rFonts w:ascii="Times New Roman" w:hAnsi="Times New Roman" w:cs="Times New Roman"/>
+          <w:color w:val="000000" w:themeColor="text1"/>
+        </w:rPr>
+      </w:pPr>
+      <w:r>
+        <w:rPr>
+          <w:rFonts w:ascii="Times New Roman" w:eastAsia="Arial" w:hAnsi="Times New Roman" w:cs="Times New Roman"/>
           <w:b/>
           <w:bCs/>
           <w:color w:val="000000" w:themeColor="text1"/>
@@ -922,7 +1026,7 @@
       <w:proofErr w:type="gramStart"/>
       <w:r>
         <w:rPr>
-          <w:rFonts w:ascii="Arial" w:eastAsia="Arial" w:hAnsi="Arial" w:cs="Arial"/>
+          <w:rFonts w:ascii="Times New Roman" w:eastAsia="Arial" w:hAnsi="Times New Roman" w:cs="Times New Roman"/>
           <w:b/>
           <w:bCs/>
           <w:color w:val="000000" w:themeColor="text1"/>
@@ -934,7 +1038,7 @@
       <w:proofErr w:type="gramEnd"/>
       <w:r>
         <w:rPr>
-          <w:rFonts w:ascii="Arial" w:eastAsia="Arial" w:hAnsi="Arial" w:cs="Arial"/>
+          <w:rFonts w:ascii="Times New Roman" w:eastAsia="Arial" w:hAnsi="Times New Roman" w:cs="Times New Roman"/>
           <w:b/>
           <w:bCs/>
           <w:color w:val="000000" w:themeColor="text1"/>
@@ -945,7 +1049,7 @@
       </w:r>
       <w:r>
         <w:rPr>
-          <w:rFonts w:ascii="Arial" w:eastAsia="Arial" w:hAnsi="Arial" w:cs="Arial"/>
+          <w:rFonts w:ascii="Times New Roman" w:eastAsia="Arial" w:hAnsi="Times New Roman" w:cs="Times New Roman"/>
           <w:color w:val="000000" w:themeColor="text1"/>
           <w:sz w:val="21"/>
           <w:szCs w:val="21"/>
@@ -954,7 +1058,7 @@
       </w:r>
       <w:r>
         <w:rPr>
-          <w:rFonts w:ascii="Arial" w:eastAsia="Arial" w:hAnsi="Arial" w:cs="Arial"/>
+          <w:rFonts w:ascii="Times New Roman" w:eastAsia="Arial" w:hAnsi="Times New Roman" w:cs="Times New Roman"/>
           <w:color w:val="000000" w:themeColor="text1"/>
           <w:sz w:val="21"/>
           <w:szCs w:val="21"/>
@@ -963,7 +1067,7 @@
       </w:r>
       <w:r>
         <w:rPr>
-          <w:rFonts w:ascii="Arial" w:eastAsia="Arial" w:hAnsi="Arial" w:cs="Arial"/>
+          <w:rFonts w:ascii="Times New Roman" w:eastAsia="Arial" w:hAnsi="Times New Roman" w:cs="Times New Roman"/>
           <w:color w:val="000000" w:themeColor="text1"/>
           <w:sz w:val="21"/>
           <w:szCs w:val="21"/>
@@ -978,13 +1082,13 @@
         </w:pBdr>
         <w:spacing w:before="280" w:after="100"/>
         <w:rPr>
-          <w:rFonts w:ascii="Arial" w:hAnsi="Arial" w:cs="Arial"/>
-          <w:color w:val="000000" w:themeColor="text1"/>
-        </w:rPr>
-      </w:pPr>
-      <w:r>
-        <w:rPr>
-          <w:rFonts w:ascii="Arial" w:eastAsia="Arial" w:hAnsi="Arial" w:cs="Arial"/>
+          <w:rFonts w:ascii="Times New Roman" w:hAnsi="Times New Roman" w:cs="Times New Roman"/>
+          <w:color w:val="000000" w:themeColor="text1"/>
+        </w:rPr>
+      </w:pPr>
+      <w:r>
+        <w:rPr>
+          <w:rFonts w:ascii="Times New Roman" w:eastAsia="Arial" w:hAnsi="Times New Roman" w:cs="Times New Roman"/>
           <w:b/>
           <w:bCs/>
           <w:color w:val="000000" w:themeColor="text1"/>
@@ -1002,46 +1106,39 @@
         <w:spacing w:before="120" w:after="120"/>
         <w:ind w:left="360"/>
         <w:rPr>
-          <w:rFonts w:ascii="Arial" w:hAnsi="Arial" w:cs="Arial"/>
-          <w:color w:val="000000" w:themeColor="text1"/>
-        </w:rPr>
-      </w:pPr>
-      <w:r>
-        <w:rPr>
-          <w:rFonts w:ascii="Arial" w:eastAsia="Arial" w:hAnsi="Arial" w:cs="Arial"/>
+          <w:rFonts w:ascii="Times New Roman" w:hAnsi="Times New Roman" w:cs="Times New Roman"/>
+          <w:color w:val="000000" w:themeColor="text1"/>
+        </w:rPr>
+      </w:pPr>
+      <w:r>
+        <w:rPr>
+          <w:rFonts w:ascii="Times New Roman" w:eastAsia="Arial" w:hAnsi="Times New Roman" w:cs="Times New Roman"/>
           <w:i/>
           <w:iCs/>
           <w:color w:val="000000" w:themeColor="text1"/>
           <w:sz w:val="21"/>
           <w:szCs w:val="21"/>
         </w:rPr>
-        <w:t xml:space="preserve">Did the authors look at what diversions might exist upstream of the gages? In the case of Colorado, I suspect many of these basins have significant diversions above the selected gages. This makes </w:t>
-      </w:r>
-      <w:r>
-        <w:rPr>
-          <w:rFonts w:ascii="Arial" w:eastAsia="Arial" w:hAnsi="Arial" w:cs="Arial"/>
-          <w:i/>
-          <w:iCs/>
-          <w:color w:val="000000" w:themeColor="text1"/>
-          <w:sz w:val="21"/>
-          <w:szCs w:val="21"/>
-        </w:rPr>
         <w:lastRenderedPageBreak/>
-        <w:t>me quite nervous about the findings if the gages have not been vetted for upstream depletions thru time.</w:t>
+        <w:t>Did the authors look at what diversions might exist upstream of the gages? In the case of Colorado, I suspect many of these basins have significant diversions above the selected gages. This makes me quite nervous about the findings if the gages have not been vetted for upstream depletions thru time.</w:t>
       </w:r>
     </w:p>
     <w:p>
       <w:pPr>
         <w:spacing w:before="80" w:after="80"/>
         <w:rPr>
-          <w:rFonts w:ascii="Arial" w:hAnsi="Arial" w:cs="Arial"/>
-          <w:color w:val="000000" w:themeColor="text1"/>
-        </w:rPr>
-      </w:pPr>
-      <w:r>
-        <w:rPr>
-          <w:rFonts w:ascii="Arial" w:eastAsia="Arial" w:hAnsi="Arial" w:cs="Arial"/>
-          <w:color w:val="000000" w:themeColor="text1"/>
+          <w:rFonts w:ascii="Times New Roman" w:hAnsi="Times New Roman" w:cs="Times New Roman"/>
+          <w:color w:val="000000" w:themeColor="text1"/>
+          <w:sz w:val="22"/>
+          <w:szCs w:val="22"/>
+        </w:rPr>
+      </w:pPr>
+      <w:r>
+        <w:rPr>
+          <w:rFonts w:ascii="Times New Roman" w:eastAsia="Arial" w:hAnsi="Times New Roman" w:cs="Times New Roman"/>
+          <w:color w:val="000000" w:themeColor="text1"/>
+          <w:sz w:val="22"/>
+          <w:szCs w:val="22"/>
         </w:rPr>
         <w:t>This is a valid concern. We excluded basins with main-stem dams using the National Inventory of Dams, but we did not systematically screen for trans-basin diversions or irrigation ditches, which are common in Colorado headwaters. We will add a discussion of this limitation.</w:t>
       </w:r>
@@ -1054,13 +1151,13 @@
         <w:spacing w:before="80" w:after="120"/>
         <w:ind w:left="360"/>
         <w:rPr>
-          <w:rFonts w:ascii="Arial" w:hAnsi="Arial" w:cs="Arial"/>
-          <w:color w:val="000000" w:themeColor="text1"/>
-        </w:rPr>
-      </w:pPr>
-      <w:r>
-        <w:rPr>
-          <w:rFonts w:ascii="Arial" w:eastAsia="Arial" w:hAnsi="Arial" w:cs="Arial"/>
+          <w:rFonts w:ascii="Times New Roman" w:hAnsi="Times New Roman" w:cs="Times New Roman"/>
+          <w:color w:val="000000" w:themeColor="text1"/>
+        </w:rPr>
+      </w:pPr>
+      <w:r>
+        <w:rPr>
+          <w:rFonts w:ascii="Times New Roman" w:eastAsia="Arial" w:hAnsi="Times New Roman" w:cs="Times New Roman"/>
           <w:b/>
           <w:bCs/>
           <w:color w:val="000000" w:themeColor="text1"/>
@@ -1072,7 +1169,7 @@
       <w:proofErr w:type="gramStart"/>
       <w:r>
         <w:rPr>
-          <w:rFonts w:ascii="Arial" w:eastAsia="Arial" w:hAnsi="Arial" w:cs="Arial"/>
+          <w:rFonts w:ascii="Times New Roman" w:eastAsia="Arial" w:hAnsi="Times New Roman" w:cs="Times New Roman"/>
           <w:b/>
           <w:bCs/>
           <w:color w:val="000000" w:themeColor="text1"/>
@@ -1084,7 +1181,7 @@
       <w:proofErr w:type="gramEnd"/>
       <w:r>
         <w:rPr>
-          <w:rFonts w:ascii="Arial" w:eastAsia="Arial" w:hAnsi="Arial" w:cs="Arial"/>
+          <w:rFonts w:ascii="Times New Roman" w:eastAsia="Arial" w:hAnsi="Times New Roman" w:cs="Times New Roman"/>
           <w:b/>
           <w:bCs/>
           <w:color w:val="000000" w:themeColor="text1"/>
@@ -1095,7 +1192,7 @@
       </w:r>
       <w:r>
         <w:rPr>
-          <w:rFonts w:ascii="Arial" w:hAnsi="Arial" w:cs="Arial"/>
+          <w:rFonts w:ascii="Times New Roman" w:hAnsi="Times New Roman" w:cs="Times New Roman"/>
           <w:b/>
           <w:bCs/>
           <w:color w:val="000000" w:themeColor="text1"/>
@@ -1106,7 +1203,7 @@
       </w:r>
       <w:r>
         <w:rPr>
-          <w:rFonts w:ascii="Arial" w:eastAsia="Arial" w:hAnsi="Arial" w:cs="Arial"/>
+          <w:rFonts w:ascii="Times New Roman" w:eastAsia="Arial" w:hAnsi="Times New Roman" w:cs="Times New Roman"/>
           <w:b/>
           <w:bCs/>
           <w:color w:val="000000" w:themeColor="text1"/>
@@ -1117,7 +1214,7 @@
       </w:r>
       <w:r>
         <w:rPr>
-          <w:rFonts w:ascii="Arial" w:eastAsia="Arial" w:hAnsi="Arial" w:cs="Arial"/>
+          <w:rFonts w:ascii="Times New Roman" w:eastAsia="Arial" w:hAnsi="Times New Roman" w:cs="Times New Roman"/>
           <w:color w:val="000000" w:themeColor="text1"/>
           <w:sz w:val="21"/>
           <w:szCs w:val="21"/>
@@ -1126,7 +1223,7 @@
       </w:r>
       <w:r>
         <w:rPr>
-          <w:rFonts w:ascii="Arial" w:hAnsi="Arial" w:cs="Arial"/>
+          <w:rFonts w:ascii="Times New Roman" w:hAnsi="Times New Roman" w:cs="Times New Roman"/>
           <w:color w:val="000000" w:themeColor="text1"/>
           <w:sz w:val="21"/>
           <w:szCs w:val="21"/>
@@ -1135,7 +1232,7 @@
       </w:r>
       <w:r>
         <w:rPr>
-          <w:rFonts w:ascii="Arial" w:eastAsia="Arial" w:hAnsi="Arial" w:cs="Arial"/>
+          <w:rFonts w:ascii="Times New Roman" w:eastAsia="Arial" w:hAnsi="Times New Roman" w:cs="Times New Roman"/>
           <w:color w:val="000000" w:themeColor="text1"/>
           <w:sz w:val="21"/>
           <w:szCs w:val="21"/>
@@ -1144,7 +1241,7 @@
       </w:r>
       <w:r>
         <w:rPr>
-          <w:rFonts w:ascii="Arial" w:hAnsi="Arial" w:cs="Arial"/>
+          <w:rFonts w:ascii="Times New Roman" w:hAnsi="Times New Roman" w:cs="Times New Roman"/>
           <w:color w:val="000000" w:themeColor="text1"/>
           <w:sz w:val="21"/>
           <w:szCs w:val="21"/>
@@ -1159,13 +1256,13 @@
         </w:pBdr>
         <w:spacing w:before="280" w:after="100"/>
         <w:rPr>
-          <w:rFonts w:ascii="Arial" w:hAnsi="Arial" w:cs="Arial"/>
-          <w:color w:val="000000" w:themeColor="text1"/>
-        </w:rPr>
-      </w:pPr>
-      <w:r>
-        <w:rPr>
-          <w:rFonts w:ascii="Arial" w:eastAsia="Arial" w:hAnsi="Arial" w:cs="Arial"/>
+          <w:rFonts w:ascii="Times New Roman" w:hAnsi="Times New Roman" w:cs="Times New Roman"/>
+          <w:color w:val="000000" w:themeColor="text1"/>
+        </w:rPr>
+      </w:pPr>
+      <w:r>
+        <w:rPr>
+          <w:rFonts w:ascii="Times New Roman" w:eastAsia="Arial" w:hAnsi="Times New Roman" w:cs="Times New Roman"/>
           <w:b/>
           <w:bCs/>
           <w:color w:val="000000" w:themeColor="text1"/>
@@ -1183,13 +1280,13 @@
         <w:spacing w:before="120" w:after="120"/>
         <w:ind w:left="360"/>
         <w:rPr>
-          <w:rFonts w:ascii="Arial" w:hAnsi="Arial" w:cs="Arial"/>
-          <w:color w:val="000000" w:themeColor="text1"/>
-        </w:rPr>
-      </w:pPr>
-      <w:r>
-        <w:rPr>
-          <w:rFonts w:ascii="Arial" w:eastAsia="Arial" w:hAnsi="Arial" w:cs="Arial"/>
+          <w:rFonts w:ascii="Times New Roman" w:hAnsi="Times New Roman" w:cs="Times New Roman"/>
+          <w:color w:val="000000" w:themeColor="text1"/>
+        </w:rPr>
+      </w:pPr>
+      <w:r>
+        <w:rPr>
+          <w:rFonts w:ascii="Times New Roman" w:eastAsia="Arial" w:hAnsi="Times New Roman" w:cs="Times New Roman"/>
           <w:i/>
           <w:iCs/>
           <w:color w:val="000000" w:themeColor="text1"/>
@@ -1203,42 +1300,54 @@
       <w:pPr>
         <w:spacing w:before="80" w:after="80"/>
         <w:rPr>
-          <w:rFonts w:ascii="Arial" w:hAnsi="Arial" w:cs="Arial"/>
-          <w:color w:val="000000" w:themeColor="text1"/>
-        </w:rPr>
-      </w:pPr>
-      <w:r>
-        <w:rPr>
-          <w:rFonts w:ascii="Arial" w:eastAsia="Arial" w:hAnsi="Arial" w:cs="Arial"/>
-          <w:color w:val="000000" w:themeColor="text1"/>
+          <w:rFonts w:ascii="Times New Roman" w:hAnsi="Times New Roman" w:cs="Times New Roman"/>
+          <w:color w:val="000000" w:themeColor="text1"/>
+          <w:sz w:val="22"/>
+          <w:szCs w:val="22"/>
+        </w:rPr>
+      </w:pPr>
+      <w:r>
+        <w:rPr>
+          <w:rFonts w:ascii="Times New Roman" w:eastAsia="Arial" w:hAnsi="Times New Roman" w:cs="Times New Roman"/>
+          <w:color w:val="000000" w:themeColor="text1"/>
+          <w:sz w:val="22"/>
+          <w:szCs w:val="22"/>
         </w:rPr>
         <w:t>We agree that longer-term soil moisture deficits, particularly from the preceding summer and fall, can influence spring snowmelt partitioning and recharge. The 3-month window was selected to be consistent with Ayers et al. (2022), who found it to be an effective proxy for short-term basin wetness at the national scale. However, the reviewer is correct that in high-elevation snowmelt systems</w:t>
       </w:r>
       <w:r>
         <w:rPr>
-          <w:rFonts w:ascii="Arial" w:eastAsia="Arial" w:hAnsi="Arial" w:cs="Arial"/>
-          <w:color w:val="000000" w:themeColor="text1"/>
+          <w:rFonts w:ascii="Times New Roman" w:eastAsia="Arial" w:hAnsi="Times New Roman" w:cs="Times New Roman"/>
+          <w:color w:val="000000" w:themeColor="text1"/>
+          <w:sz w:val="22"/>
+          <w:szCs w:val="22"/>
         </w:rPr>
         <w:t xml:space="preserve">, </w:t>
       </w:r>
       <w:r>
         <w:rPr>
-          <w:rFonts w:ascii="Arial" w:eastAsia="Arial" w:hAnsi="Arial" w:cs="Arial"/>
-          <w:color w:val="000000" w:themeColor="text1"/>
+          <w:rFonts w:ascii="Times New Roman" w:eastAsia="Arial" w:hAnsi="Times New Roman" w:cs="Times New Roman"/>
+          <w:color w:val="000000" w:themeColor="text1"/>
+          <w:sz w:val="22"/>
+          <w:szCs w:val="22"/>
         </w:rPr>
         <w:t xml:space="preserve">longer antecedent windows may better capture the memory of dry summers that </w:t>
       </w:r>
       <w:r>
         <w:rPr>
-          <w:rFonts w:ascii="Arial" w:eastAsia="Arial" w:hAnsi="Arial" w:cs="Arial"/>
-          <w:color w:val="000000" w:themeColor="text1"/>
+          <w:rFonts w:ascii="Times New Roman" w:eastAsia="Arial" w:hAnsi="Times New Roman" w:cs="Times New Roman"/>
+          <w:color w:val="000000" w:themeColor="text1"/>
+          <w:sz w:val="22"/>
+          <w:szCs w:val="22"/>
         </w:rPr>
         <w:t>effect</w:t>
       </w:r>
       <w:r>
         <w:rPr>
-          <w:rFonts w:ascii="Arial" w:eastAsia="Arial" w:hAnsi="Arial" w:cs="Arial"/>
-          <w:color w:val="000000" w:themeColor="text1"/>
+          <w:rFonts w:ascii="Times New Roman" w:eastAsia="Arial" w:hAnsi="Times New Roman" w:cs="Times New Roman"/>
+          <w:color w:val="000000" w:themeColor="text1"/>
+          <w:sz w:val="22"/>
+          <w:szCs w:val="22"/>
         </w:rPr>
         <w:t xml:space="preserve"> the soil column for winter recharge.</w:t>
       </w:r>
@@ -1247,28 +1356,36 @@
       <w:pPr>
         <w:spacing w:before="80" w:after="80"/>
         <w:rPr>
-          <w:rFonts w:ascii="Arial" w:hAnsi="Arial" w:cs="Arial"/>
-          <w:color w:val="000000" w:themeColor="text1"/>
-        </w:rPr>
-      </w:pPr>
-      <w:r>
-        <w:rPr>
-          <w:rFonts w:ascii="Arial" w:eastAsia="Arial" w:hAnsi="Arial" w:cs="Arial"/>
-          <w:color w:val="000000" w:themeColor="text1"/>
+          <w:rFonts w:ascii="Times New Roman" w:hAnsi="Times New Roman" w:cs="Times New Roman"/>
+          <w:color w:val="000000" w:themeColor="text1"/>
+          <w:sz w:val="22"/>
+          <w:szCs w:val="22"/>
+        </w:rPr>
+      </w:pPr>
+      <w:r>
+        <w:rPr>
+          <w:rFonts w:ascii="Times New Roman" w:eastAsia="Arial" w:hAnsi="Times New Roman" w:cs="Times New Roman"/>
+          <w:color w:val="000000" w:themeColor="text1"/>
+          <w:sz w:val="22"/>
+          <w:szCs w:val="22"/>
         </w:rPr>
         <w:t>We note that the LSTM models partially compensate for this limitation: the 24-month input sequences include lagged precipitation at 1, 2, 3, and 6 months, as well as 3-month rolling precipitation means. These features allow the models to learn longer-term moisture dependencies even if the explicit antecedent moisture variable is restricted to 3 months. Nevertheless, we add</w:t>
       </w:r>
       <w:r>
         <w:rPr>
-          <w:rFonts w:ascii="Arial" w:eastAsia="Arial" w:hAnsi="Arial" w:cs="Arial"/>
-          <w:color w:val="000000" w:themeColor="text1"/>
+          <w:rFonts w:ascii="Times New Roman" w:eastAsia="Arial" w:hAnsi="Times New Roman" w:cs="Times New Roman"/>
+          <w:color w:val="000000" w:themeColor="text1"/>
+          <w:sz w:val="22"/>
+          <w:szCs w:val="22"/>
         </w:rPr>
         <w:t>ed</w:t>
       </w:r>
       <w:r>
         <w:rPr>
-          <w:rFonts w:ascii="Arial" w:eastAsia="Arial" w:hAnsi="Arial" w:cs="Arial"/>
-          <w:color w:val="000000" w:themeColor="text1"/>
+          <w:rFonts w:ascii="Times New Roman" w:eastAsia="Arial" w:hAnsi="Times New Roman" w:cs="Times New Roman"/>
+          <w:color w:val="000000" w:themeColor="text1"/>
+          <w:sz w:val="22"/>
+          <w:szCs w:val="22"/>
         </w:rPr>
         <w:t xml:space="preserve"> a discussion acknowledging this as a limitation and a direction for improvement.</w:t>
       </w:r>
@@ -1281,13 +1398,13 @@
         <w:spacing w:before="80" w:after="120"/>
         <w:ind w:left="360"/>
         <w:rPr>
-          <w:rFonts w:ascii="Arial" w:hAnsi="Arial" w:cs="Arial"/>
-          <w:color w:val="000000" w:themeColor="text1"/>
-        </w:rPr>
-      </w:pPr>
-      <w:r>
-        <w:rPr>
-          <w:rFonts w:ascii="Arial" w:eastAsia="Arial" w:hAnsi="Arial" w:cs="Arial"/>
+          <w:rFonts w:ascii="Times New Roman" w:hAnsi="Times New Roman" w:cs="Times New Roman"/>
+          <w:color w:val="000000" w:themeColor="text1"/>
+        </w:rPr>
+      </w:pPr>
+      <w:r>
+        <w:rPr>
+          <w:rFonts w:ascii="Times New Roman" w:eastAsia="Arial" w:hAnsi="Times New Roman" w:cs="Times New Roman"/>
           <w:b/>
           <w:bCs/>
           <w:color w:val="000000" w:themeColor="text1"/>
@@ -1299,7 +1416,7 @@
       <w:proofErr w:type="gramStart"/>
       <w:r>
         <w:rPr>
-          <w:rFonts w:ascii="Arial" w:eastAsia="Arial" w:hAnsi="Arial" w:cs="Arial"/>
+          <w:rFonts w:ascii="Times New Roman" w:eastAsia="Arial" w:hAnsi="Times New Roman" w:cs="Times New Roman"/>
           <w:b/>
           <w:bCs/>
           <w:color w:val="000000" w:themeColor="text1"/>
@@ -1311,7 +1428,7 @@
       <w:proofErr w:type="gramEnd"/>
       <w:r>
         <w:rPr>
-          <w:rFonts w:ascii="Arial" w:eastAsia="Arial" w:hAnsi="Arial" w:cs="Arial"/>
+          <w:rFonts w:ascii="Times New Roman" w:eastAsia="Arial" w:hAnsi="Times New Roman" w:cs="Times New Roman"/>
           <w:b/>
           <w:bCs/>
           <w:color w:val="000000" w:themeColor="text1"/>
@@ -1322,7 +1439,7 @@
       </w:r>
       <w:r>
         <w:rPr>
-          <w:rFonts w:ascii="Arial" w:eastAsia="Arial" w:hAnsi="Arial" w:cs="Arial"/>
+          <w:rFonts w:ascii="Times New Roman" w:eastAsia="Arial" w:hAnsi="Times New Roman" w:cs="Times New Roman"/>
           <w:b/>
           <w:bCs/>
           <w:color w:val="000000" w:themeColor="text1"/>
@@ -1333,7 +1450,7 @@
       </w:r>
       <w:r>
         <w:rPr>
-          <w:rFonts w:ascii="Arial" w:eastAsia="Arial" w:hAnsi="Arial" w:cs="Arial"/>
+          <w:rFonts w:ascii="Times New Roman" w:eastAsia="Arial" w:hAnsi="Times New Roman" w:cs="Times New Roman"/>
           <w:b/>
           <w:bCs/>
           <w:color w:val="000000" w:themeColor="text1"/>
@@ -1344,7 +1461,7 @@
       </w:r>
       <w:r>
         <w:rPr>
-          <w:rFonts w:ascii="Arial" w:eastAsia="Arial" w:hAnsi="Arial" w:cs="Arial"/>
+          <w:rFonts w:ascii="Times New Roman" w:eastAsia="Arial" w:hAnsi="Times New Roman" w:cs="Times New Roman"/>
           <w:b/>
           <w:bCs/>
           <w:color w:val="000000" w:themeColor="text1"/>
@@ -1355,7 +1472,7 @@
       </w:r>
       <w:r>
         <w:rPr>
-          <w:rFonts w:ascii="Arial" w:eastAsia="Arial" w:hAnsi="Arial" w:cs="Arial"/>
+          <w:rFonts w:ascii="Times New Roman" w:eastAsia="Arial" w:hAnsi="Times New Roman" w:cs="Times New Roman"/>
           <w:b/>
           <w:bCs/>
           <w:color w:val="000000" w:themeColor="text1"/>
@@ -1366,7 +1483,7 @@
       </w:r>
       <w:r>
         <w:rPr>
-          <w:rFonts w:ascii="Arial" w:eastAsia="Arial" w:hAnsi="Arial" w:cs="Arial"/>
+          <w:rFonts w:ascii="Times New Roman" w:eastAsia="Arial" w:hAnsi="Times New Roman" w:cs="Times New Roman"/>
           <w:color w:val="000000" w:themeColor="text1"/>
           <w:sz w:val="21"/>
           <w:szCs w:val="21"/>
@@ -1375,7 +1492,7 @@
       </w:r>
       <w:r>
         <w:rPr>
-          <w:rFonts w:ascii="Arial" w:eastAsia="Arial" w:hAnsi="Arial" w:cs="Arial"/>
+          <w:rFonts w:ascii="Times New Roman" w:eastAsia="Arial" w:hAnsi="Times New Roman" w:cs="Times New Roman"/>
           <w:color w:val="000000" w:themeColor="text1"/>
           <w:sz w:val="21"/>
           <w:szCs w:val="21"/>
@@ -1384,7 +1501,7 @@
       </w:r>
       <w:r>
         <w:rPr>
-          <w:rFonts w:ascii="Arial" w:eastAsia="Arial" w:hAnsi="Arial" w:cs="Arial"/>
+          <w:rFonts w:ascii="Times New Roman" w:eastAsia="Arial" w:hAnsi="Times New Roman" w:cs="Times New Roman"/>
           <w:color w:val="000000" w:themeColor="text1"/>
           <w:sz w:val="21"/>
           <w:szCs w:val="21"/>
@@ -1393,7 +1510,7 @@
       </w:r>
       <w:r>
         <w:rPr>
-          <w:rFonts w:ascii="Arial" w:eastAsia="Arial" w:hAnsi="Arial" w:cs="Arial"/>
+          <w:rFonts w:ascii="Times New Roman" w:eastAsia="Arial" w:hAnsi="Times New Roman" w:cs="Times New Roman"/>
           <w:color w:val="000000" w:themeColor="text1"/>
           <w:sz w:val="21"/>
           <w:szCs w:val="21"/>
@@ -1402,7 +1519,7 @@
       </w:r>
       <w:r>
         <w:rPr>
-          <w:rFonts w:ascii="Arial" w:eastAsia="Arial" w:hAnsi="Arial" w:cs="Arial"/>
+          <w:rFonts w:ascii="Times New Roman" w:eastAsia="Arial" w:hAnsi="Times New Roman" w:cs="Times New Roman"/>
           <w:color w:val="000000" w:themeColor="text1"/>
           <w:sz w:val="21"/>
           <w:szCs w:val="21"/>
@@ -1417,13 +1534,13 @@
         </w:pBdr>
         <w:spacing w:before="280" w:after="100"/>
         <w:rPr>
-          <w:rFonts w:ascii="Arial" w:hAnsi="Arial" w:cs="Arial"/>
-          <w:color w:val="000000" w:themeColor="text1"/>
-        </w:rPr>
-      </w:pPr>
-      <w:r>
-        <w:rPr>
-          <w:rFonts w:ascii="Arial" w:eastAsia="Arial" w:hAnsi="Arial" w:cs="Arial"/>
+          <w:rFonts w:ascii="Times New Roman" w:hAnsi="Times New Roman" w:cs="Times New Roman"/>
+          <w:color w:val="000000" w:themeColor="text1"/>
+        </w:rPr>
+      </w:pPr>
+      <w:r>
+        <w:rPr>
+          <w:rFonts w:ascii="Times New Roman" w:eastAsia="Arial" w:hAnsi="Times New Roman" w:cs="Times New Roman"/>
           <w:b/>
           <w:bCs/>
           <w:color w:val="000000" w:themeColor="text1"/>
@@ -1441,13 +1558,13 @@
         <w:spacing w:before="120" w:after="120"/>
         <w:ind w:left="360"/>
         <w:rPr>
-          <w:rFonts w:ascii="Arial" w:hAnsi="Arial" w:cs="Arial"/>
-          <w:color w:val="000000" w:themeColor="text1"/>
-        </w:rPr>
-      </w:pPr>
-      <w:r>
-        <w:rPr>
-          <w:rFonts w:ascii="Arial" w:eastAsia="Arial" w:hAnsi="Arial" w:cs="Arial"/>
+          <w:rFonts w:ascii="Times New Roman" w:hAnsi="Times New Roman" w:cs="Times New Roman"/>
+          <w:color w:val="000000" w:themeColor="text1"/>
+        </w:rPr>
+      </w:pPr>
+      <w:r>
+        <w:rPr>
+          <w:rFonts w:ascii="Times New Roman" w:eastAsia="Arial" w:hAnsi="Times New Roman" w:cs="Times New Roman"/>
           <w:i/>
           <w:iCs/>
           <w:color w:val="000000" w:themeColor="text1"/>
@@ -1461,77 +1578,99 @@
       <w:pPr>
         <w:spacing w:before="80" w:after="80"/>
         <w:rPr>
-          <w:rFonts w:ascii="Arial" w:hAnsi="Arial" w:cs="Arial"/>
-          <w:color w:val="000000" w:themeColor="text1"/>
-        </w:rPr>
-      </w:pPr>
-      <w:r>
-        <w:rPr>
-          <w:rFonts w:ascii="Arial" w:eastAsia="Arial" w:hAnsi="Arial" w:cs="Arial"/>
-          <w:color w:val="000000" w:themeColor="text1"/>
+          <w:rFonts w:ascii="Times New Roman" w:eastAsia="Arial" w:hAnsi="Times New Roman" w:cs="Times New Roman"/>
+          <w:color w:val="000000" w:themeColor="text1"/>
+          <w:sz w:val="22"/>
+          <w:szCs w:val="22"/>
+        </w:rPr>
+      </w:pPr>
+      <w:r>
+        <w:rPr>
+          <w:rFonts w:ascii="Times New Roman" w:eastAsia="Arial" w:hAnsi="Times New Roman" w:cs="Times New Roman"/>
+          <w:color w:val="000000" w:themeColor="text1"/>
+          <w:sz w:val="22"/>
+          <w:szCs w:val="22"/>
         </w:rPr>
         <w:t xml:space="preserve">We appreciate this practical feedback. We </w:t>
       </w:r>
       <w:r>
         <w:rPr>
-          <w:rFonts w:ascii="Arial" w:eastAsia="Arial" w:hAnsi="Arial" w:cs="Arial"/>
-          <w:color w:val="000000" w:themeColor="text1"/>
+          <w:rFonts w:ascii="Times New Roman" w:eastAsia="Arial" w:hAnsi="Times New Roman" w:cs="Times New Roman"/>
+          <w:color w:val="000000" w:themeColor="text1"/>
+          <w:sz w:val="22"/>
+          <w:szCs w:val="22"/>
         </w:rPr>
         <w:t>have</w:t>
       </w:r>
       <w:r>
         <w:rPr>
-          <w:rFonts w:ascii="Arial" w:eastAsia="Arial" w:hAnsi="Arial" w:cs="Arial"/>
-          <w:color w:val="000000" w:themeColor="text1"/>
+          <w:rFonts w:ascii="Times New Roman" w:eastAsia="Arial" w:hAnsi="Times New Roman" w:cs="Times New Roman"/>
+          <w:color w:val="000000" w:themeColor="text1"/>
+          <w:sz w:val="22"/>
+          <w:szCs w:val="22"/>
         </w:rPr>
         <w:t xml:space="preserve"> reformat</w:t>
       </w:r>
       <w:r>
         <w:rPr>
-          <w:rFonts w:ascii="Arial" w:eastAsia="Arial" w:hAnsi="Arial" w:cs="Arial"/>
-          <w:color w:val="000000" w:themeColor="text1"/>
+          <w:rFonts w:ascii="Times New Roman" w:eastAsia="Arial" w:hAnsi="Times New Roman" w:cs="Times New Roman"/>
+          <w:color w:val="000000" w:themeColor="text1"/>
+          <w:sz w:val="22"/>
+          <w:szCs w:val="22"/>
         </w:rPr>
         <w:t>ted</w:t>
       </w:r>
       <w:r>
         <w:rPr>
-          <w:rFonts w:ascii="Arial" w:eastAsia="Arial" w:hAnsi="Arial" w:cs="Arial"/>
-          <w:color w:val="000000" w:themeColor="text1"/>
+          <w:rFonts w:ascii="Times New Roman" w:eastAsia="Arial" w:hAnsi="Times New Roman" w:cs="Times New Roman"/>
+          <w:color w:val="000000" w:themeColor="text1"/>
+          <w:sz w:val="22"/>
+          <w:szCs w:val="22"/>
         </w:rPr>
         <w:t xml:space="preserve"> all multi-page tables to repeat column headers when spanning pages. Table 5 </w:t>
       </w:r>
       <w:r>
         <w:rPr>
-          <w:rFonts w:ascii="Arial" w:eastAsia="Arial" w:hAnsi="Arial" w:cs="Arial"/>
-          <w:color w:val="000000" w:themeColor="text1"/>
+          <w:rFonts w:ascii="Times New Roman" w:eastAsia="Arial" w:hAnsi="Times New Roman" w:cs="Times New Roman"/>
+          <w:color w:val="000000" w:themeColor="text1"/>
+          <w:sz w:val="22"/>
+          <w:szCs w:val="22"/>
         </w:rPr>
         <w:t>has</w:t>
       </w:r>
       <w:r>
         <w:rPr>
-          <w:rFonts w:ascii="Arial" w:eastAsia="Arial" w:hAnsi="Arial" w:cs="Arial"/>
-          <w:color w:val="000000" w:themeColor="text1"/>
+          <w:rFonts w:ascii="Times New Roman" w:eastAsia="Arial" w:hAnsi="Times New Roman" w:cs="Times New Roman"/>
+          <w:color w:val="000000" w:themeColor="text1"/>
+          <w:sz w:val="22"/>
+          <w:szCs w:val="22"/>
         </w:rPr>
         <w:t xml:space="preserve"> be</w:t>
       </w:r>
       <w:r>
         <w:rPr>
-          <w:rFonts w:ascii="Arial" w:eastAsia="Arial" w:hAnsi="Arial" w:cs="Arial"/>
-          <w:color w:val="000000" w:themeColor="text1"/>
+          <w:rFonts w:ascii="Times New Roman" w:eastAsia="Arial" w:hAnsi="Times New Roman" w:cs="Times New Roman"/>
+          <w:color w:val="000000" w:themeColor="text1"/>
+          <w:sz w:val="22"/>
+          <w:szCs w:val="22"/>
         </w:rPr>
         <w:t>en</w:t>
       </w:r>
       <w:r>
         <w:rPr>
-          <w:rFonts w:ascii="Arial" w:eastAsia="Arial" w:hAnsi="Arial" w:cs="Arial"/>
-          <w:color w:val="000000" w:themeColor="text1"/>
+          <w:rFonts w:ascii="Times New Roman" w:eastAsia="Arial" w:hAnsi="Times New Roman" w:cs="Times New Roman"/>
+          <w:color w:val="000000" w:themeColor="text1"/>
+          <w:sz w:val="22"/>
+          <w:szCs w:val="22"/>
         </w:rPr>
         <w:t xml:space="preserve"> reformatted for improved readabilit</w:t>
       </w:r>
       <w:r>
         <w:rPr>
-          <w:rFonts w:ascii="Arial" w:eastAsia="Arial" w:hAnsi="Arial" w:cs="Arial"/>
-          <w:color w:val="000000" w:themeColor="text1"/>
+          <w:rFonts w:ascii="Times New Roman" w:eastAsia="Arial" w:hAnsi="Times New Roman" w:cs="Times New Roman"/>
+          <w:color w:val="000000" w:themeColor="text1"/>
+          <w:sz w:val="22"/>
+          <w:szCs w:val="22"/>
         </w:rPr>
         <w:t>y in a long, rather than wide, format.</w:t>
       </w:r>
@@ -1540,19 +1679,20 @@
       <w:pPr>
         <w:spacing w:before="360"/>
         <w:rPr>
-          <w:rFonts w:ascii="Arial" w:hAnsi="Arial" w:cs="Arial"/>
-          <w:color w:val="000000" w:themeColor="text1"/>
-        </w:rPr>
-      </w:pPr>
-      <w:r>
-        <w:rPr>
-          <w:rFonts w:ascii="Arial" w:eastAsia="Arial" w:hAnsi="Arial" w:cs="Arial"/>
+          <w:rFonts w:ascii="Times New Roman" w:hAnsi="Times New Roman" w:cs="Times New Roman"/>
+          <w:color w:val="000000" w:themeColor="text1"/>
+        </w:rPr>
+      </w:pPr>
+      <w:r>
+        <w:rPr>
+          <w:rFonts w:ascii="Times New Roman" w:eastAsia="Arial" w:hAnsi="Times New Roman" w:cs="Times New Roman"/>
           <w:b/>
           <w:bCs/>
           <w:color w:val="000000" w:themeColor="text1"/>
           <w:sz w:val="26"/>
           <w:szCs w:val="26"/>
         </w:rPr>
+        <w:lastRenderedPageBreak/>
         <w:t>Response to Reviewer #2</w:t>
       </w:r>
     </w:p>
@@ -1560,16 +1700,19 @@
       <w:pPr>
         <w:spacing w:before="80" w:after="80"/>
         <w:rPr>
-          <w:rFonts w:ascii="Arial" w:hAnsi="Arial" w:cs="Arial"/>
-          <w:color w:val="000000" w:themeColor="text1"/>
-        </w:rPr>
-      </w:pPr>
-      <w:r>
-        <w:rPr>
-          <w:rFonts w:ascii="Arial" w:eastAsia="Arial" w:hAnsi="Arial" w:cs="Arial"/>
-          <w:color w:val="000000" w:themeColor="text1"/>
-        </w:rPr>
-        <w:lastRenderedPageBreak/>
+          <w:rFonts w:ascii="Times New Roman" w:hAnsi="Times New Roman" w:cs="Times New Roman"/>
+          <w:color w:val="000000" w:themeColor="text1"/>
+          <w:sz w:val="22"/>
+          <w:szCs w:val="22"/>
+        </w:rPr>
+      </w:pPr>
+      <w:r>
+        <w:rPr>
+          <w:rFonts w:ascii="Times New Roman" w:eastAsia="Arial" w:hAnsi="Times New Roman" w:cs="Times New Roman"/>
+          <w:color w:val="000000" w:themeColor="text1"/>
+          <w:sz w:val="22"/>
+          <w:szCs w:val="22"/>
+        </w:rPr>
         <w:t>We thank Reviewer 2 for the positive assessment and the thoughtful suggestions, which will strengthen both the scientific framing and the readability of the manuscript. We address each comment below.</w:t>
       </w:r>
     </w:p>
@@ -1580,13 +1723,13 @@
         </w:pBdr>
         <w:spacing w:before="280" w:after="100"/>
         <w:rPr>
-          <w:rFonts w:ascii="Arial" w:hAnsi="Arial" w:cs="Arial"/>
-          <w:color w:val="000000" w:themeColor="text1"/>
-        </w:rPr>
-      </w:pPr>
-      <w:r>
-        <w:rPr>
-          <w:rFonts w:ascii="Arial" w:eastAsia="Arial" w:hAnsi="Arial" w:cs="Arial"/>
+          <w:rFonts w:ascii="Times New Roman" w:hAnsi="Times New Roman" w:cs="Times New Roman"/>
+          <w:color w:val="000000" w:themeColor="text1"/>
+        </w:rPr>
+      </w:pPr>
+      <w:r>
+        <w:rPr>
+          <w:rFonts w:ascii="Times New Roman" w:eastAsia="Arial" w:hAnsi="Times New Roman" w:cs="Times New Roman"/>
           <w:b/>
           <w:bCs/>
           <w:color w:val="000000" w:themeColor="text1"/>
@@ -1604,13 +1747,13 @@
         <w:spacing w:before="120" w:after="120"/>
         <w:ind w:left="360"/>
         <w:rPr>
-          <w:rFonts w:ascii="Arial" w:hAnsi="Arial" w:cs="Arial"/>
-          <w:color w:val="000000" w:themeColor="text1"/>
-        </w:rPr>
-      </w:pPr>
-      <w:r>
-        <w:rPr>
-          <w:rFonts w:ascii="Arial" w:eastAsia="Arial" w:hAnsi="Arial" w:cs="Arial"/>
+          <w:rFonts w:ascii="Times New Roman" w:hAnsi="Times New Roman" w:cs="Times New Roman"/>
+          <w:color w:val="000000" w:themeColor="text1"/>
+        </w:rPr>
+      </w:pPr>
+      <w:r>
+        <w:rPr>
+          <w:rFonts w:ascii="Times New Roman" w:eastAsia="Arial" w:hAnsi="Times New Roman" w:cs="Times New Roman"/>
           <w:i/>
           <w:iCs/>
           <w:color w:val="000000" w:themeColor="text1"/>
@@ -1624,14 +1767,18 @@
       <w:pPr>
         <w:spacing w:before="80" w:after="80"/>
         <w:rPr>
-          <w:rFonts w:ascii="Arial" w:hAnsi="Arial" w:cs="Arial"/>
-          <w:color w:val="000000" w:themeColor="text1"/>
-        </w:rPr>
-      </w:pPr>
-      <w:r>
-        <w:rPr>
-          <w:rFonts w:ascii="Arial" w:eastAsia="Arial" w:hAnsi="Arial" w:cs="Arial"/>
-          <w:color w:val="000000" w:themeColor="text1"/>
+          <w:rFonts w:ascii="Times New Roman" w:hAnsi="Times New Roman" w:cs="Times New Roman"/>
+          <w:color w:val="000000" w:themeColor="text1"/>
+          <w:sz w:val="22"/>
+          <w:szCs w:val="22"/>
+        </w:rPr>
+      </w:pPr>
+      <w:r>
+        <w:rPr>
+          <w:rFonts w:ascii="Times New Roman" w:eastAsia="Arial" w:hAnsi="Times New Roman" w:cs="Times New Roman"/>
+          <w:color w:val="000000" w:themeColor="text1"/>
+          <w:sz w:val="22"/>
+          <w:szCs w:val="22"/>
         </w:rPr>
         <w:t>This is an excellent point. Soil properties were not included in the clustering or models primarily because the clustering was designed to capture hydroclimatic response rather than physical soil characteristics directly, with the assumption that soil effects would be partially reflected in the observed base-flow variability (CV) and antecedent moisture response included in the clustering variables.</w:t>
       </w:r>
@@ -1640,28 +1787,36 @@
       <w:pPr>
         <w:spacing w:before="80" w:after="80"/>
         <w:rPr>
-          <w:rFonts w:ascii="Arial" w:hAnsi="Arial" w:cs="Arial"/>
-          <w:color w:val="000000" w:themeColor="text1"/>
-        </w:rPr>
-      </w:pPr>
-      <w:r>
-        <w:rPr>
-          <w:rFonts w:ascii="Arial" w:eastAsia="Arial" w:hAnsi="Arial" w:cs="Arial"/>
-          <w:color w:val="000000" w:themeColor="text1"/>
+          <w:rFonts w:ascii="Times New Roman" w:hAnsi="Times New Roman" w:cs="Times New Roman"/>
+          <w:color w:val="000000" w:themeColor="text1"/>
+          <w:sz w:val="22"/>
+          <w:szCs w:val="22"/>
+        </w:rPr>
+      </w:pPr>
+      <w:r>
+        <w:rPr>
+          <w:rFonts w:ascii="Times New Roman" w:eastAsia="Arial" w:hAnsi="Times New Roman" w:cs="Times New Roman"/>
+          <w:color w:val="000000" w:themeColor="text1"/>
+          <w:sz w:val="22"/>
+          <w:szCs w:val="22"/>
         </w:rPr>
         <w:t xml:space="preserve">However, we agree that soil properties such as available water capacity or hydrologic soil group would add value, particularly in distinguishing basins where similar climate inputs produce different base-flow responses due to infiltration differences. We will add a </w:t>
       </w:r>
       <w:r>
         <w:rPr>
-          <w:rFonts w:ascii="Arial" w:eastAsia="Arial" w:hAnsi="Arial" w:cs="Arial"/>
-          <w:color w:val="000000" w:themeColor="text1"/>
+          <w:rFonts w:ascii="Times New Roman" w:eastAsia="Arial" w:hAnsi="Times New Roman" w:cs="Times New Roman"/>
+          <w:color w:val="000000" w:themeColor="text1"/>
+          <w:sz w:val="22"/>
+          <w:szCs w:val="22"/>
         </w:rPr>
         <w:t>paragraph discussing</w:t>
       </w:r>
       <w:r>
         <w:rPr>
-          <w:rFonts w:ascii="Arial" w:eastAsia="Arial" w:hAnsi="Arial" w:cs="Arial"/>
-          <w:color w:val="000000" w:themeColor="text1"/>
+          <w:rFonts w:ascii="Times New Roman" w:eastAsia="Arial" w:hAnsi="Times New Roman" w:cs="Times New Roman"/>
+          <w:color w:val="000000" w:themeColor="text1"/>
+          <w:sz w:val="22"/>
+          <w:szCs w:val="22"/>
         </w:rPr>
         <w:t xml:space="preserve"> this limitation and identify it as a priority for future model development.</w:t>
       </w:r>
@@ -1674,13 +1829,13 @@
         <w:spacing w:before="80" w:after="120"/>
         <w:ind w:left="360"/>
         <w:rPr>
-          <w:rFonts w:ascii="Arial" w:hAnsi="Arial" w:cs="Arial"/>
-          <w:color w:val="000000" w:themeColor="text1"/>
-        </w:rPr>
-      </w:pPr>
-      <w:r>
-        <w:rPr>
-          <w:rFonts w:ascii="Arial" w:eastAsia="Arial" w:hAnsi="Arial" w:cs="Arial"/>
+          <w:rFonts w:ascii="Times New Roman" w:hAnsi="Times New Roman" w:cs="Times New Roman"/>
+          <w:color w:val="000000" w:themeColor="text1"/>
+        </w:rPr>
+      </w:pPr>
+      <w:r>
+        <w:rPr>
+          <w:rFonts w:ascii="Times New Roman" w:eastAsia="Arial" w:hAnsi="Times New Roman" w:cs="Times New Roman"/>
           <w:b/>
           <w:bCs/>
           <w:color w:val="000000" w:themeColor="text1"/>
@@ -1692,7 +1847,7 @@
       <w:proofErr w:type="gramStart"/>
       <w:r>
         <w:rPr>
-          <w:rFonts w:ascii="Arial" w:eastAsia="Arial" w:hAnsi="Arial" w:cs="Arial"/>
+          <w:rFonts w:ascii="Times New Roman" w:eastAsia="Arial" w:hAnsi="Times New Roman" w:cs="Times New Roman"/>
           <w:b/>
           <w:bCs/>
           <w:color w:val="000000" w:themeColor="text1"/>
@@ -1704,7 +1859,7 @@
       <w:proofErr w:type="gramEnd"/>
       <w:r>
         <w:rPr>
-          <w:rFonts w:ascii="Arial" w:eastAsia="Arial" w:hAnsi="Arial" w:cs="Arial"/>
+          <w:rFonts w:ascii="Times New Roman" w:eastAsia="Arial" w:hAnsi="Times New Roman" w:cs="Times New Roman"/>
           <w:b/>
           <w:bCs/>
           <w:color w:val="000000" w:themeColor="text1"/>
@@ -1715,7 +1870,7 @@
       </w:r>
       <w:r>
         <w:rPr>
-          <w:rFonts w:ascii="Arial" w:eastAsia="Arial" w:hAnsi="Arial" w:cs="Arial"/>
+          <w:rFonts w:ascii="Times New Roman" w:eastAsia="Arial" w:hAnsi="Times New Roman" w:cs="Times New Roman"/>
           <w:b/>
           <w:bCs/>
           <w:color w:val="000000" w:themeColor="text1"/>
@@ -1726,7 +1881,7 @@
       </w:r>
       <w:r>
         <w:rPr>
-          <w:rFonts w:ascii="Arial" w:eastAsia="Arial" w:hAnsi="Arial" w:cs="Arial"/>
+          <w:rFonts w:ascii="Times New Roman" w:eastAsia="Arial" w:hAnsi="Times New Roman" w:cs="Times New Roman"/>
           <w:b/>
           <w:bCs/>
           <w:color w:val="000000" w:themeColor="text1"/>
@@ -1737,7 +1892,7 @@
       </w:r>
       <w:r>
         <w:rPr>
-          <w:rFonts w:ascii="Arial" w:eastAsia="Arial" w:hAnsi="Arial" w:cs="Arial"/>
+          <w:rFonts w:ascii="Times New Roman" w:eastAsia="Arial" w:hAnsi="Times New Roman" w:cs="Times New Roman"/>
           <w:color w:val="000000" w:themeColor="text1"/>
           <w:sz w:val="21"/>
           <w:szCs w:val="21"/>
@@ -1746,7 +1901,7 @@
       </w:r>
       <w:r>
         <w:rPr>
-          <w:rFonts w:ascii="Arial" w:eastAsia="Arial" w:hAnsi="Arial" w:cs="Arial"/>
+          <w:rFonts w:ascii="Times New Roman" w:eastAsia="Arial" w:hAnsi="Times New Roman" w:cs="Times New Roman"/>
           <w:color w:val="000000" w:themeColor="text1"/>
           <w:sz w:val="21"/>
           <w:szCs w:val="21"/>
@@ -1755,7 +1910,7 @@
       </w:r>
       <w:r>
         <w:rPr>
-          <w:rFonts w:ascii="Arial" w:eastAsia="Arial" w:hAnsi="Arial" w:cs="Arial"/>
+          <w:rFonts w:ascii="Times New Roman" w:eastAsia="Arial" w:hAnsi="Times New Roman" w:cs="Times New Roman"/>
           <w:color w:val="000000" w:themeColor="text1"/>
           <w:sz w:val="21"/>
           <w:szCs w:val="21"/>
@@ -1764,7 +1919,7 @@
       </w:r>
       <w:r>
         <w:rPr>
-          <w:rFonts w:ascii="Arial" w:eastAsia="Arial" w:hAnsi="Arial" w:cs="Arial"/>
+          <w:rFonts w:ascii="Times New Roman" w:eastAsia="Arial" w:hAnsi="Times New Roman" w:cs="Times New Roman"/>
           <w:color w:val="000000" w:themeColor="text1"/>
           <w:sz w:val="21"/>
           <w:szCs w:val="21"/>
@@ -1779,13 +1934,13 @@
         </w:pBdr>
         <w:spacing w:before="280" w:after="100"/>
         <w:rPr>
-          <w:rFonts w:ascii="Arial" w:hAnsi="Arial" w:cs="Arial"/>
-          <w:color w:val="000000" w:themeColor="text1"/>
-        </w:rPr>
-      </w:pPr>
-      <w:r>
-        <w:rPr>
-          <w:rFonts w:ascii="Arial" w:eastAsia="Arial" w:hAnsi="Arial" w:cs="Arial"/>
+          <w:rFonts w:ascii="Times New Roman" w:hAnsi="Times New Roman" w:cs="Times New Roman"/>
+          <w:color w:val="000000" w:themeColor="text1"/>
+        </w:rPr>
+      </w:pPr>
+      <w:r>
+        <w:rPr>
+          <w:rFonts w:ascii="Times New Roman" w:eastAsia="Arial" w:hAnsi="Times New Roman" w:cs="Times New Roman"/>
           <w:b/>
           <w:bCs/>
           <w:color w:val="000000" w:themeColor="text1"/>
@@ -1803,13 +1958,13 @@
         <w:spacing w:before="120" w:after="120"/>
         <w:ind w:left="360"/>
         <w:rPr>
-          <w:rFonts w:ascii="Arial" w:hAnsi="Arial" w:cs="Arial"/>
-          <w:color w:val="000000" w:themeColor="text1"/>
-        </w:rPr>
-      </w:pPr>
-      <w:r>
-        <w:rPr>
-          <w:rFonts w:ascii="Arial" w:eastAsia="Arial" w:hAnsi="Arial" w:cs="Arial"/>
+          <w:rFonts w:ascii="Times New Roman" w:hAnsi="Times New Roman" w:cs="Times New Roman"/>
+          <w:color w:val="000000" w:themeColor="text1"/>
+        </w:rPr>
+      </w:pPr>
+      <w:r>
+        <w:rPr>
+          <w:rFonts w:ascii="Times New Roman" w:eastAsia="Arial" w:hAnsi="Times New Roman" w:cs="Times New Roman"/>
           <w:i/>
           <w:iCs/>
           <w:color w:val="000000" w:themeColor="text1"/>
@@ -1823,42 +1978,54 @@
       <w:pPr>
         <w:spacing w:before="80" w:after="80"/>
         <w:rPr>
-          <w:rFonts w:ascii="Arial" w:hAnsi="Arial" w:cs="Arial"/>
-          <w:color w:val="000000" w:themeColor="text1"/>
-        </w:rPr>
-      </w:pPr>
-      <w:r>
-        <w:rPr>
-          <w:rFonts w:ascii="Arial" w:eastAsia="Arial" w:hAnsi="Arial" w:cs="Arial"/>
-          <w:color w:val="000000" w:themeColor="text1"/>
+          <w:rFonts w:ascii="Times New Roman" w:hAnsi="Times New Roman" w:cs="Times New Roman"/>
+          <w:color w:val="000000" w:themeColor="text1"/>
+          <w:sz w:val="22"/>
+          <w:szCs w:val="22"/>
+        </w:rPr>
+      </w:pPr>
+      <w:r>
+        <w:rPr>
+          <w:rFonts w:ascii="Times New Roman" w:eastAsia="Arial" w:hAnsi="Times New Roman" w:cs="Times New Roman"/>
+          <w:color w:val="000000" w:themeColor="text1"/>
+          <w:sz w:val="22"/>
+          <w:szCs w:val="22"/>
         </w:rPr>
         <w:t xml:space="preserve">We did not explicitly account for </w:t>
       </w:r>
       <w:r>
         <w:rPr>
-          <w:rFonts w:ascii="Arial" w:eastAsia="Arial" w:hAnsi="Arial" w:cs="Arial"/>
-          <w:color w:val="000000" w:themeColor="text1"/>
+          <w:rFonts w:ascii="Times New Roman" w:eastAsia="Arial" w:hAnsi="Times New Roman" w:cs="Times New Roman"/>
+          <w:color w:val="000000" w:themeColor="text1"/>
+          <w:sz w:val="22"/>
+          <w:szCs w:val="22"/>
         </w:rPr>
         <w:t>any</w:t>
       </w:r>
       <w:r>
         <w:rPr>
-          <w:rFonts w:ascii="Arial" w:eastAsia="Arial" w:hAnsi="Arial" w:cs="Arial"/>
-          <w:color w:val="000000" w:themeColor="text1"/>
+          <w:rFonts w:ascii="Times New Roman" w:eastAsia="Arial" w:hAnsi="Times New Roman" w:cs="Times New Roman"/>
+          <w:color w:val="000000" w:themeColor="text1"/>
+          <w:sz w:val="22"/>
+          <w:szCs w:val="22"/>
         </w:rPr>
         <w:t xml:space="preserve"> land cover changes</w:t>
       </w:r>
       <w:r>
         <w:rPr>
-          <w:rFonts w:ascii="Arial" w:eastAsia="Arial" w:hAnsi="Arial" w:cs="Arial"/>
-          <w:color w:val="000000" w:themeColor="text1"/>
+          <w:rFonts w:ascii="Times New Roman" w:eastAsia="Arial" w:hAnsi="Times New Roman" w:cs="Times New Roman"/>
+          <w:color w:val="000000" w:themeColor="text1"/>
+          <w:sz w:val="22"/>
+          <w:szCs w:val="22"/>
         </w:rPr>
         <w:t xml:space="preserve"> (including wildfires)</w:t>
       </w:r>
       <w:r>
         <w:rPr>
-          <w:rFonts w:ascii="Arial" w:eastAsia="Arial" w:hAnsi="Arial" w:cs="Arial"/>
-          <w:color w:val="000000" w:themeColor="text1"/>
+          <w:rFonts w:ascii="Times New Roman" w:eastAsia="Arial" w:hAnsi="Times New Roman" w:cs="Times New Roman"/>
+          <w:color w:val="000000" w:themeColor="text1"/>
+          <w:sz w:val="22"/>
+          <w:szCs w:val="22"/>
         </w:rPr>
         <w:t>, and we appreciate the reviewer raising this important point. Large wildfires can substantially alter hydrologic partitioning by reducing canopy interception and transpiration, increasing overland flow, and in some cases enhancing or reducing groundwater recharge depending on burn severity and soil hydrophobicity. These effects could introduce non-climatic trends in base flow that confound attribution to climate drivers.</w:t>
       </w:r>
@@ -1867,63 +2034,81 @@
       <w:pPr>
         <w:spacing w:before="80" w:after="80"/>
         <w:rPr>
-          <w:rFonts w:ascii="Arial" w:hAnsi="Arial" w:cs="Arial"/>
-          <w:color w:val="000000" w:themeColor="text1"/>
-        </w:rPr>
-      </w:pPr>
-      <w:r>
-        <w:rPr>
-          <w:rFonts w:ascii="Arial" w:eastAsia="Arial" w:hAnsi="Arial" w:cs="Arial"/>
-          <w:color w:val="000000" w:themeColor="text1"/>
+          <w:rFonts w:ascii="Times New Roman" w:hAnsi="Times New Roman" w:cs="Times New Roman"/>
+          <w:color w:val="000000" w:themeColor="text1"/>
+          <w:sz w:val="22"/>
+          <w:szCs w:val="22"/>
+        </w:rPr>
+      </w:pPr>
+      <w:r>
+        <w:rPr>
+          <w:rFonts w:ascii="Times New Roman" w:eastAsia="Arial" w:hAnsi="Times New Roman" w:cs="Times New Roman"/>
+          <w:color w:val="000000" w:themeColor="text1"/>
+          <w:sz w:val="22"/>
+          <w:szCs w:val="22"/>
         </w:rPr>
         <w:t xml:space="preserve">We </w:t>
       </w:r>
       <w:r>
         <w:rPr>
-          <w:rFonts w:ascii="Arial" w:eastAsia="Arial" w:hAnsi="Arial" w:cs="Arial"/>
-          <w:color w:val="000000" w:themeColor="text1"/>
+          <w:rFonts w:ascii="Times New Roman" w:eastAsia="Arial" w:hAnsi="Times New Roman" w:cs="Times New Roman"/>
+          <w:color w:val="000000" w:themeColor="text1"/>
+          <w:sz w:val="22"/>
+          <w:szCs w:val="22"/>
         </w:rPr>
         <w:t xml:space="preserve">have </w:t>
       </w:r>
       <w:r>
         <w:rPr>
-          <w:rFonts w:ascii="Arial" w:eastAsia="Arial" w:hAnsi="Arial" w:cs="Arial"/>
-          <w:color w:val="000000" w:themeColor="text1"/>
+          <w:rFonts w:ascii="Times New Roman" w:eastAsia="Arial" w:hAnsi="Times New Roman" w:cs="Times New Roman"/>
+          <w:color w:val="000000" w:themeColor="text1"/>
+          <w:sz w:val="22"/>
+          <w:szCs w:val="22"/>
         </w:rPr>
         <w:t>add</w:t>
       </w:r>
       <w:r>
         <w:rPr>
-          <w:rFonts w:ascii="Arial" w:eastAsia="Arial" w:hAnsi="Arial" w:cs="Arial"/>
-          <w:color w:val="000000" w:themeColor="text1"/>
+          <w:rFonts w:ascii="Times New Roman" w:eastAsia="Arial" w:hAnsi="Times New Roman" w:cs="Times New Roman"/>
+          <w:color w:val="000000" w:themeColor="text1"/>
+          <w:sz w:val="22"/>
+          <w:szCs w:val="22"/>
         </w:rPr>
         <w:t>ed</w:t>
       </w:r>
       <w:r>
         <w:rPr>
-          <w:rFonts w:ascii="Arial" w:eastAsia="Arial" w:hAnsi="Arial" w:cs="Arial"/>
-          <w:color w:val="000000" w:themeColor="text1"/>
+          <w:rFonts w:ascii="Times New Roman" w:eastAsia="Arial" w:hAnsi="Times New Roman" w:cs="Times New Roman"/>
+          <w:color w:val="000000" w:themeColor="text1"/>
+          <w:sz w:val="22"/>
+          <w:szCs w:val="22"/>
         </w:rPr>
         <w:t xml:space="preserve"> a </w:t>
       </w:r>
       <w:r>
         <w:rPr>
-          <w:rFonts w:ascii="Arial" w:eastAsia="Arial" w:hAnsi="Arial" w:cs="Arial"/>
-          <w:color w:val="000000" w:themeColor="text1"/>
+          <w:rFonts w:ascii="Times New Roman" w:eastAsia="Arial" w:hAnsi="Times New Roman" w:cs="Times New Roman"/>
+          <w:color w:val="000000" w:themeColor="text1"/>
+          <w:sz w:val="22"/>
+          <w:szCs w:val="22"/>
         </w:rPr>
         <w:t>sentence</w:t>
       </w:r>
       <w:r>
         <w:rPr>
-          <w:rFonts w:ascii="Arial" w:eastAsia="Arial" w:hAnsi="Arial" w:cs="Arial"/>
-          <w:color w:val="000000" w:themeColor="text1"/>
+          <w:rFonts w:ascii="Times New Roman" w:eastAsia="Arial" w:hAnsi="Times New Roman" w:cs="Times New Roman"/>
+          <w:color w:val="000000" w:themeColor="text1"/>
+          <w:sz w:val="22"/>
+          <w:szCs w:val="22"/>
         </w:rPr>
         <w:t xml:space="preserve"> acknowledging wildfire as a confounding factor and noting that post-fire hydrologic responses</w:t>
       </w:r>
       <w:r>
         <w:rPr>
-          <w:rFonts w:ascii="Arial" w:eastAsia="Arial" w:hAnsi="Arial" w:cs="Arial"/>
-          <w:color w:val="000000" w:themeColor="text1"/>
+          <w:rFonts w:ascii="Times New Roman" w:eastAsia="Arial" w:hAnsi="Times New Roman" w:cs="Times New Roman"/>
+          <w:color w:val="000000" w:themeColor="text1"/>
+          <w:sz w:val="22"/>
+          <w:szCs w:val="22"/>
         </w:rPr>
         <w:t>.</w:t>
       </w:r>
@@ -1936,13 +2121,13 @@
         <w:spacing w:before="80" w:after="120"/>
         <w:ind w:left="360"/>
         <w:rPr>
-          <w:rFonts w:ascii="Arial" w:hAnsi="Arial" w:cs="Arial"/>
-          <w:color w:val="000000" w:themeColor="text1"/>
-        </w:rPr>
-      </w:pPr>
-      <w:r>
-        <w:rPr>
-          <w:rFonts w:ascii="Arial" w:eastAsia="Arial" w:hAnsi="Arial" w:cs="Arial"/>
+          <w:rFonts w:ascii="Times New Roman" w:hAnsi="Times New Roman" w:cs="Times New Roman"/>
+          <w:color w:val="000000" w:themeColor="text1"/>
+        </w:rPr>
+      </w:pPr>
+      <w:r>
+        <w:rPr>
+          <w:rFonts w:ascii="Times New Roman" w:eastAsia="Arial" w:hAnsi="Times New Roman" w:cs="Times New Roman"/>
           <w:b/>
           <w:bCs/>
           <w:color w:val="000000" w:themeColor="text1"/>
@@ -1954,7 +2139,7 @@
       <w:proofErr w:type="gramStart"/>
       <w:r>
         <w:rPr>
-          <w:rFonts w:ascii="Arial" w:eastAsia="Arial" w:hAnsi="Arial" w:cs="Arial"/>
+          <w:rFonts w:ascii="Times New Roman" w:eastAsia="Arial" w:hAnsi="Times New Roman" w:cs="Times New Roman"/>
           <w:b/>
           <w:bCs/>
           <w:color w:val="000000" w:themeColor="text1"/>
@@ -1966,7 +2151,7 @@
       <w:proofErr w:type="gramEnd"/>
       <w:r>
         <w:rPr>
-          <w:rFonts w:ascii="Arial" w:eastAsia="Arial" w:hAnsi="Arial" w:cs="Arial"/>
+          <w:rFonts w:ascii="Times New Roman" w:eastAsia="Arial" w:hAnsi="Times New Roman" w:cs="Times New Roman"/>
           <w:b/>
           <w:bCs/>
           <w:color w:val="000000" w:themeColor="text1"/>
@@ -1977,7 +2162,7 @@
       </w:r>
       <w:r>
         <w:rPr>
-          <w:rFonts w:ascii="Arial" w:eastAsia="Arial" w:hAnsi="Arial" w:cs="Arial"/>
+          <w:rFonts w:ascii="Times New Roman" w:eastAsia="Arial" w:hAnsi="Times New Roman" w:cs="Times New Roman"/>
           <w:b/>
           <w:bCs/>
           <w:color w:val="000000" w:themeColor="text1"/>
@@ -1988,7 +2173,7 @@
       </w:r>
       <w:r>
         <w:rPr>
-          <w:rFonts w:ascii="Arial" w:eastAsia="Arial" w:hAnsi="Arial" w:cs="Arial"/>
+          <w:rFonts w:ascii="Times New Roman" w:eastAsia="Arial" w:hAnsi="Times New Roman" w:cs="Times New Roman"/>
           <w:b/>
           <w:bCs/>
           <w:color w:val="000000" w:themeColor="text1"/>
@@ -1999,7 +2184,7 @@
       </w:r>
       <w:r>
         <w:rPr>
-          <w:rFonts w:ascii="Arial" w:eastAsia="Arial" w:hAnsi="Arial" w:cs="Arial"/>
+          <w:rFonts w:ascii="Times New Roman" w:eastAsia="Arial" w:hAnsi="Times New Roman" w:cs="Times New Roman"/>
           <w:color w:val="000000" w:themeColor="text1"/>
           <w:sz w:val="21"/>
           <w:szCs w:val="21"/>
@@ -2008,7 +2193,7 @@
       </w:r>
       <w:r>
         <w:rPr>
-          <w:rFonts w:ascii="Arial" w:eastAsia="Arial" w:hAnsi="Arial" w:cs="Arial"/>
+          <w:rFonts w:ascii="Times New Roman" w:eastAsia="Arial" w:hAnsi="Times New Roman" w:cs="Times New Roman"/>
           <w:color w:val="000000" w:themeColor="text1"/>
           <w:sz w:val="21"/>
           <w:szCs w:val="21"/>
@@ -2017,7 +2202,7 @@
       </w:r>
       <w:r>
         <w:rPr>
-          <w:rFonts w:ascii="Arial" w:eastAsia="Arial" w:hAnsi="Arial" w:cs="Arial"/>
+          <w:rFonts w:ascii="Times New Roman" w:eastAsia="Arial" w:hAnsi="Times New Roman" w:cs="Times New Roman"/>
           <w:color w:val="000000" w:themeColor="text1"/>
           <w:sz w:val="21"/>
           <w:szCs w:val="21"/>
@@ -2032,13 +2217,13 @@
         </w:pBdr>
         <w:spacing w:before="280" w:after="100"/>
         <w:rPr>
-          <w:rFonts w:ascii="Arial" w:hAnsi="Arial" w:cs="Arial"/>
-          <w:color w:val="000000" w:themeColor="text1"/>
-        </w:rPr>
-      </w:pPr>
-      <w:r>
-        <w:rPr>
-          <w:rFonts w:ascii="Arial" w:eastAsia="Arial" w:hAnsi="Arial" w:cs="Arial"/>
+          <w:rFonts w:ascii="Times New Roman" w:hAnsi="Times New Roman" w:cs="Times New Roman"/>
+          <w:color w:val="000000" w:themeColor="text1"/>
+        </w:rPr>
+      </w:pPr>
+      <w:r>
+        <w:rPr>
+          <w:rFonts w:ascii="Times New Roman" w:eastAsia="Arial" w:hAnsi="Times New Roman" w:cs="Times New Roman"/>
           <w:b/>
           <w:bCs/>
           <w:color w:val="000000" w:themeColor="text1"/>
@@ -2056,19 +2241,20 @@
         <w:spacing w:before="120" w:after="120"/>
         <w:ind w:left="360"/>
         <w:rPr>
-          <w:rFonts w:ascii="Arial" w:hAnsi="Arial" w:cs="Arial"/>
-          <w:color w:val="000000" w:themeColor="text1"/>
-        </w:rPr>
-      </w:pPr>
-      <w:r>
-        <w:rPr>
-          <w:rFonts w:ascii="Arial" w:eastAsia="Arial" w:hAnsi="Arial" w:cs="Arial"/>
+          <w:rFonts w:ascii="Times New Roman" w:hAnsi="Times New Roman" w:cs="Times New Roman"/>
+          <w:color w:val="000000" w:themeColor="text1"/>
+        </w:rPr>
+      </w:pPr>
+      <w:r>
+        <w:rPr>
+          <w:rFonts w:ascii="Times New Roman" w:eastAsia="Arial" w:hAnsi="Times New Roman" w:cs="Times New Roman"/>
           <w:i/>
           <w:iCs/>
           <w:color w:val="000000" w:themeColor="text1"/>
           <w:sz w:val="21"/>
           <w:szCs w:val="21"/>
         </w:rPr>
+        <w:lastRenderedPageBreak/>
         <w:t>I think it would be helpful to add why this is important for readers who are not as familiar with the Western U.S. Additionally, is the risk resulting from climate change, anthropogenic activities in the watershed (logging, mining, etc.), or biological factors? Is there a citation for the two capitalized categories?</w:t>
       </w:r>
     </w:p>
@@ -2076,57 +2262,72 @@
       <w:pPr>
         <w:spacing w:before="80" w:after="80"/>
         <w:rPr>
-          <w:rFonts w:ascii="Arial" w:hAnsi="Arial" w:cs="Arial"/>
-          <w:color w:val="000000" w:themeColor="text1"/>
-        </w:rPr>
-      </w:pPr>
-      <w:r>
-        <w:rPr>
-          <w:rFonts w:ascii="Arial" w:eastAsia="Arial" w:hAnsi="Arial" w:cs="Arial"/>
-          <w:color w:val="000000" w:themeColor="text1"/>
-        </w:rPr>
-        <w:lastRenderedPageBreak/>
+          <w:rFonts w:ascii="Times New Roman" w:hAnsi="Times New Roman" w:cs="Times New Roman"/>
+          <w:color w:val="000000" w:themeColor="text1"/>
+          <w:sz w:val="22"/>
+          <w:szCs w:val="22"/>
+        </w:rPr>
+      </w:pPr>
+      <w:r>
+        <w:rPr>
+          <w:rFonts w:ascii="Times New Roman" w:eastAsia="Arial" w:hAnsi="Times New Roman" w:cs="Times New Roman"/>
+          <w:color w:val="000000" w:themeColor="text1"/>
+          <w:sz w:val="22"/>
+          <w:szCs w:val="22"/>
+        </w:rPr>
         <w:t>Thank you for the suggestion. The “Functioning at Risk” and “Impaired Function” categories come from the US Forest Service Watershed Condition Framework, which evaluates watershed condition based on a composite of geomorphic, hydrologic, water quality, aquatic habitat, and disturbance indicators</w:t>
       </w:r>
       <w:r>
         <w:rPr>
-          <w:rFonts w:ascii="Arial" w:eastAsia="Arial" w:hAnsi="Arial" w:cs="Arial"/>
-          <w:color w:val="000000" w:themeColor="text1"/>
+          <w:rFonts w:ascii="Times New Roman" w:eastAsia="Arial" w:hAnsi="Times New Roman" w:cs="Times New Roman"/>
+          <w:color w:val="000000" w:themeColor="text1"/>
+          <w:sz w:val="22"/>
+          <w:szCs w:val="22"/>
         </w:rPr>
         <w:t xml:space="preserve"> (natural and anthropogenic </w:t>
       </w:r>
       <w:r>
         <w:rPr>
-          <w:rFonts w:ascii="Arial" w:eastAsia="Arial" w:hAnsi="Arial" w:cs="Arial"/>
-          <w:color w:val="000000" w:themeColor="text1"/>
+          <w:rFonts w:ascii="Times New Roman" w:eastAsia="Arial" w:hAnsi="Times New Roman" w:cs="Times New Roman"/>
+          <w:color w:val="000000" w:themeColor="text1"/>
+          <w:sz w:val="22"/>
+          <w:szCs w:val="22"/>
         </w:rPr>
         <w:t>factors</w:t>
       </w:r>
       <w:r>
         <w:rPr>
-          <w:rFonts w:ascii="Arial" w:eastAsia="Arial" w:hAnsi="Arial" w:cs="Arial"/>
-          <w:color w:val="000000" w:themeColor="text1"/>
+          <w:rFonts w:ascii="Times New Roman" w:eastAsia="Arial" w:hAnsi="Times New Roman" w:cs="Times New Roman"/>
+          <w:color w:val="000000" w:themeColor="text1"/>
+          <w:sz w:val="22"/>
+          <w:szCs w:val="22"/>
         </w:rPr>
         <w:t>)</w:t>
       </w:r>
       <w:r>
         <w:rPr>
-          <w:rFonts w:ascii="Arial" w:eastAsia="Arial" w:hAnsi="Arial" w:cs="Arial"/>
-          <w:color w:val="000000" w:themeColor="text1"/>
+          <w:rFonts w:ascii="Times New Roman" w:eastAsia="Arial" w:hAnsi="Times New Roman" w:cs="Times New Roman"/>
+          <w:color w:val="000000" w:themeColor="text1"/>
+          <w:sz w:val="22"/>
+          <w:szCs w:val="22"/>
         </w:rPr>
         <w:t>. We add</w:t>
       </w:r>
       <w:r>
         <w:rPr>
-          <w:rFonts w:ascii="Arial" w:eastAsia="Arial" w:hAnsi="Arial" w:cs="Arial"/>
-          <w:color w:val="000000" w:themeColor="text1"/>
+          <w:rFonts w:ascii="Times New Roman" w:eastAsia="Arial" w:hAnsi="Times New Roman" w:cs="Times New Roman"/>
+          <w:color w:val="000000" w:themeColor="text1"/>
+          <w:sz w:val="22"/>
+          <w:szCs w:val="22"/>
         </w:rPr>
         <w:t>ed</w:t>
       </w:r>
       <w:r>
         <w:rPr>
-          <w:rFonts w:ascii="Arial" w:eastAsia="Arial" w:hAnsi="Arial" w:cs="Arial"/>
-          <w:color w:val="000000" w:themeColor="text1"/>
+          <w:rFonts w:ascii="Times New Roman" w:eastAsia="Arial" w:hAnsi="Times New Roman" w:cs="Times New Roman"/>
+          <w:color w:val="000000" w:themeColor="text1"/>
+          <w:sz w:val="22"/>
+          <w:szCs w:val="22"/>
         </w:rPr>
         <w:t xml:space="preserve"> context and a citation.</w:t>
       </w:r>
@@ -2139,13 +2340,13 @@
         <w:spacing w:before="80" w:after="120"/>
         <w:ind w:left="360"/>
         <w:rPr>
-          <w:rFonts w:ascii="Arial" w:hAnsi="Arial" w:cs="Arial"/>
-          <w:color w:val="000000" w:themeColor="text1"/>
-        </w:rPr>
-      </w:pPr>
-      <w:r>
-        <w:rPr>
-          <w:rFonts w:ascii="Arial" w:eastAsia="Arial" w:hAnsi="Arial" w:cs="Arial"/>
+          <w:rFonts w:ascii="Times New Roman" w:hAnsi="Times New Roman" w:cs="Times New Roman"/>
+          <w:color w:val="000000" w:themeColor="text1"/>
+        </w:rPr>
+      </w:pPr>
+      <w:r>
+        <w:rPr>
+          <w:rFonts w:ascii="Times New Roman" w:eastAsia="Arial" w:hAnsi="Times New Roman" w:cs="Times New Roman"/>
           <w:b/>
           <w:bCs/>
           <w:color w:val="000000" w:themeColor="text1"/>
@@ -2156,7 +2357,7 @@
       </w:r>
       <w:r>
         <w:rPr>
-          <w:rFonts w:ascii="Arial" w:eastAsia="Arial" w:hAnsi="Arial" w:cs="Arial"/>
+          <w:rFonts w:ascii="Times New Roman" w:eastAsia="Arial" w:hAnsi="Times New Roman" w:cs="Times New Roman"/>
           <w:color w:val="000000" w:themeColor="text1"/>
           <w:sz w:val="21"/>
           <w:szCs w:val="21"/>
@@ -2165,7 +2366,7 @@
       </w:r>
       <w:r>
         <w:rPr>
-          <w:rFonts w:ascii="Arial" w:eastAsia="Arial" w:hAnsi="Arial" w:cs="Arial"/>
+          <w:rFonts w:ascii="Times New Roman" w:eastAsia="Arial" w:hAnsi="Times New Roman" w:cs="Times New Roman"/>
           <w:color w:val="000000" w:themeColor="text1"/>
           <w:sz w:val="21"/>
           <w:szCs w:val="21"/>
@@ -2174,7 +2375,7 @@
       </w:r>
       <w:r>
         <w:rPr>
-          <w:rFonts w:ascii="Arial" w:eastAsia="Arial" w:hAnsi="Arial" w:cs="Arial"/>
+          <w:rFonts w:ascii="Times New Roman" w:eastAsia="Arial" w:hAnsi="Times New Roman" w:cs="Times New Roman"/>
           <w:color w:val="000000" w:themeColor="text1"/>
           <w:sz w:val="21"/>
           <w:szCs w:val="21"/>
@@ -2183,7 +2384,7 @@
       </w:r>
       <w:r>
         <w:rPr>
-          <w:rFonts w:ascii="Arial" w:eastAsia="Arial" w:hAnsi="Arial" w:cs="Arial"/>
+          <w:rFonts w:ascii="Times New Roman" w:eastAsia="Arial" w:hAnsi="Times New Roman" w:cs="Times New Roman"/>
           <w:color w:val="000000" w:themeColor="text1"/>
           <w:sz w:val="21"/>
           <w:szCs w:val="21"/>
@@ -2192,7 +2393,7 @@
       </w:r>
       <w:r>
         <w:rPr>
-          <w:rFonts w:ascii="Arial" w:eastAsia="Arial" w:hAnsi="Arial" w:cs="Arial"/>
+          <w:rFonts w:ascii="Times New Roman" w:eastAsia="Arial" w:hAnsi="Times New Roman" w:cs="Times New Roman"/>
           <w:color w:val="000000" w:themeColor="text1"/>
           <w:sz w:val="21"/>
           <w:szCs w:val="21"/>
@@ -2207,13 +2408,13 @@
         </w:pBdr>
         <w:spacing w:before="280" w:after="100"/>
         <w:rPr>
-          <w:rFonts w:ascii="Arial" w:hAnsi="Arial" w:cs="Arial"/>
-          <w:color w:val="000000" w:themeColor="text1"/>
-        </w:rPr>
-      </w:pPr>
-      <w:r>
-        <w:rPr>
-          <w:rFonts w:ascii="Arial" w:eastAsia="Arial" w:hAnsi="Arial" w:cs="Arial"/>
+          <w:rFonts w:ascii="Times New Roman" w:hAnsi="Times New Roman" w:cs="Times New Roman"/>
+          <w:color w:val="000000" w:themeColor="text1"/>
+        </w:rPr>
+      </w:pPr>
+      <w:r>
+        <w:rPr>
+          <w:rFonts w:ascii="Times New Roman" w:eastAsia="Arial" w:hAnsi="Times New Roman" w:cs="Times New Roman"/>
           <w:b/>
           <w:bCs/>
           <w:color w:val="000000" w:themeColor="text1"/>
@@ -2231,13 +2432,13 @@
         <w:spacing w:before="120" w:after="120"/>
         <w:ind w:left="360"/>
         <w:rPr>
-          <w:rFonts w:ascii="Arial" w:hAnsi="Arial" w:cs="Arial"/>
-          <w:color w:val="000000" w:themeColor="text1"/>
-        </w:rPr>
-      </w:pPr>
-      <w:r>
-        <w:rPr>
-          <w:rFonts w:ascii="Arial" w:eastAsia="Arial" w:hAnsi="Arial" w:cs="Arial"/>
+          <w:rFonts w:ascii="Times New Roman" w:hAnsi="Times New Roman" w:cs="Times New Roman"/>
+          <w:color w:val="000000" w:themeColor="text1"/>
+        </w:rPr>
+      </w:pPr>
+      <w:r>
+        <w:rPr>
+          <w:rFonts w:ascii="Times New Roman" w:eastAsia="Arial" w:hAnsi="Times New Roman" w:cs="Times New Roman"/>
           <w:i/>
           <w:iCs/>
           <w:color w:val="000000" w:themeColor="text1"/>
@@ -2251,56 +2452,72 @@
       <w:pPr>
         <w:spacing w:before="80" w:after="80"/>
         <w:rPr>
-          <w:rFonts w:ascii="Arial" w:hAnsi="Arial" w:cs="Arial"/>
-          <w:color w:val="000000" w:themeColor="text1"/>
-        </w:rPr>
-      </w:pPr>
-      <w:r>
-        <w:rPr>
-          <w:rFonts w:ascii="Arial" w:eastAsia="Arial" w:hAnsi="Arial" w:cs="Arial"/>
-          <w:color w:val="000000" w:themeColor="text1"/>
+          <w:rFonts w:ascii="Times New Roman" w:hAnsi="Times New Roman" w:cs="Times New Roman"/>
+          <w:color w:val="000000" w:themeColor="text1"/>
+          <w:sz w:val="22"/>
+          <w:szCs w:val="22"/>
+        </w:rPr>
+      </w:pPr>
+      <w:r>
+        <w:rPr>
+          <w:rFonts w:ascii="Times New Roman" w:eastAsia="Arial" w:hAnsi="Times New Roman" w:cs="Times New Roman"/>
+          <w:color w:val="000000" w:themeColor="text1"/>
+          <w:sz w:val="22"/>
+          <w:szCs w:val="22"/>
         </w:rPr>
         <w:t xml:space="preserve">This is a </w:t>
       </w:r>
       <w:r>
         <w:rPr>
-          <w:rFonts w:ascii="Arial" w:eastAsia="Arial" w:hAnsi="Arial" w:cs="Arial"/>
-          <w:color w:val="000000" w:themeColor="text1"/>
+          <w:rFonts w:ascii="Times New Roman" w:eastAsia="Arial" w:hAnsi="Times New Roman" w:cs="Times New Roman"/>
+          <w:color w:val="000000" w:themeColor="text1"/>
+          <w:sz w:val="22"/>
+          <w:szCs w:val="22"/>
         </w:rPr>
         <w:t xml:space="preserve">very </w:t>
       </w:r>
       <w:r>
         <w:rPr>
-          <w:rFonts w:ascii="Arial" w:eastAsia="Arial" w:hAnsi="Arial" w:cs="Arial"/>
-          <w:color w:val="000000" w:themeColor="text1"/>
+          <w:rFonts w:ascii="Times New Roman" w:eastAsia="Arial" w:hAnsi="Times New Roman" w:cs="Times New Roman"/>
+          <w:color w:val="000000" w:themeColor="text1"/>
+          <w:sz w:val="22"/>
+          <w:szCs w:val="22"/>
         </w:rPr>
         <w:t xml:space="preserve">reasonable concern for high-relief basins where precipitation gradients can be steep over short distances. The WUS-D3 dataset was dynamically downscaled using the WRF model specifically to improve representation of orographic precipitation effects </w:t>
       </w:r>
       <w:r>
         <w:rPr>
-          <w:rFonts w:ascii="Arial" w:eastAsia="Arial" w:hAnsi="Arial" w:cs="Arial"/>
-          <w:color w:val="000000" w:themeColor="text1"/>
+          <w:rFonts w:ascii="Times New Roman" w:eastAsia="Arial" w:hAnsi="Times New Roman" w:cs="Times New Roman"/>
+          <w:color w:val="000000" w:themeColor="text1"/>
+          <w:sz w:val="22"/>
+          <w:szCs w:val="22"/>
         </w:rPr>
         <w:t>in the western US</w:t>
       </w:r>
       <w:r>
         <w:rPr>
-          <w:rFonts w:ascii="Arial" w:eastAsia="Arial" w:hAnsi="Arial" w:cs="Arial"/>
-          <w:color w:val="000000" w:themeColor="text1"/>
+          <w:rFonts w:ascii="Times New Roman" w:eastAsia="Arial" w:hAnsi="Times New Roman" w:cs="Times New Roman"/>
+          <w:color w:val="000000" w:themeColor="text1"/>
+          <w:sz w:val="22"/>
+          <w:szCs w:val="22"/>
         </w:rPr>
         <w:t>. At 9 km, the dataset captures major topographic features and precipitation gradients, though it smooth</w:t>
       </w:r>
       <w:r>
         <w:rPr>
-          <w:rFonts w:ascii="Arial" w:eastAsia="Arial" w:hAnsi="Arial" w:cs="Arial"/>
-          <w:color w:val="000000" w:themeColor="text1"/>
+          <w:rFonts w:ascii="Times New Roman" w:eastAsia="Arial" w:hAnsi="Times New Roman" w:cs="Times New Roman"/>
+          <w:color w:val="000000" w:themeColor="text1"/>
+          <w:sz w:val="22"/>
+          <w:szCs w:val="22"/>
         </w:rPr>
         <w:t>s</w:t>
       </w:r>
       <w:r>
         <w:rPr>
-          <w:rFonts w:ascii="Arial" w:eastAsia="Arial" w:hAnsi="Arial" w:cs="Arial"/>
-          <w:color w:val="000000" w:themeColor="text1"/>
+          <w:rFonts w:ascii="Times New Roman" w:eastAsia="Arial" w:hAnsi="Times New Roman" w:cs="Times New Roman"/>
+          <w:color w:val="000000" w:themeColor="text1"/>
+          <w:sz w:val="22"/>
+          <w:szCs w:val="22"/>
         </w:rPr>
         <w:t xml:space="preserve"> fine-scale variability within basins. We will acknowledge this as a source of uncertainty.</w:t>
       </w:r>
@@ -2313,13 +2530,13 @@
         <w:spacing w:before="80" w:after="120"/>
         <w:ind w:left="360"/>
         <w:rPr>
-          <w:rFonts w:ascii="Arial" w:hAnsi="Arial" w:cs="Arial"/>
-          <w:color w:val="000000" w:themeColor="text1"/>
-        </w:rPr>
-      </w:pPr>
-      <w:r>
-        <w:rPr>
-          <w:rFonts w:ascii="Arial" w:eastAsia="Arial" w:hAnsi="Arial" w:cs="Arial"/>
+          <w:rFonts w:ascii="Times New Roman" w:hAnsi="Times New Roman" w:cs="Times New Roman"/>
+          <w:color w:val="000000" w:themeColor="text1"/>
+        </w:rPr>
+      </w:pPr>
+      <w:r>
+        <w:rPr>
+          <w:rFonts w:ascii="Times New Roman" w:eastAsia="Arial" w:hAnsi="Times New Roman" w:cs="Times New Roman"/>
           <w:b/>
           <w:bCs/>
           <w:color w:val="000000" w:themeColor="text1"/>
@@ -2331,7 +2548,7 @@
       <w:proofErr w:type="gramStart"/>
       <w:r>
         <w:rPr>
-          <w:rFonts w:ascii="Arial" w:eastAsia="Arial" w:hAnsi="Arial" w:cs="Arial"/>
+          <w:rFonts w:ascii="Times New Roman" w:eastAsia="Arial" w:hAnsi="Times New Roman" w:cs="Times New Roman"/>
           <w:b/>
           <w:bCs/>
           <w:color w:val="000000" w:themeColor="text1"/>
@@ -2343,7 +2560,7 @@
       <w:proofErr w:type="gramEnd"/>
       <w:r>
         <w:rPr>
-          <w:rFonts w:ascii="Arial" w:eastAsia="Arial" w:hAnsi="Arial" w:cs="Arial"/>
+          <w:rFonts w:ascii="Times New Roman" w:eastAsia="Arial" w:hAnsi="Times New Roman" w:cs="Times New Roman"/>
           <w:b/>
           <w:bCs/>
           <w:color w:val="000000" w:themeColor="text1"/>
@@ -2354,7 +2571,7 @@
       </w:r>
       <w:r>
         <w:rPr>
-          <w:rFonts w:ascii="Arial" w:eastAsia="Arial" w:hAnsi="Arial" w:cs="Arial"/>
+          <w:rFonts w:ascii="Times New Roman" w:eastAsia="Arial" w:hAnsi="Times New Roman" w:cs="Times New Roman"/>
           <w:b/>
           <w:bCs/>
           <w:color w:val="000000" w:themeColor="text1"/>
@@ -2365,7 +2582,7 @@
       </w:r>
       <w:r>
         <w:rPr>
-          <w:rFonts w:ascii="Arial" w:eastAsia="Arial" w:hAnsi="Arial" w:cs="Arial"/>
+          <w:rFonts w:ascii="Times New Roman" w:eastAsia="Arial" w:hAnsi="Times New Roman" w:cs="Times New Roman"/>
           <w:b/>
           <w:bCs/>
           <w:color w:val="000000" w:themeColor="text1"/>
@@ -2376,7 +2593,7 @@
       </w:r>
       <w:r>
         <w:rPr>
-          <w:rFonts w:ascii="Arial" w:eastAsia="Arial" w:hAnsi="Arial" w:cs="Arial"/>
+          <w:rFonts w:ascii="Times New Roman" w:eastAsia="Arial" w:hAnsi="Times New Roman" w:cs="Times New Roman"/>
           <w:color w:val="000000" w:themeColor="text1"/>
           <w:sz w:val="21"/>
           <w:szCs w:val="21"/>
@@ -2385,7 +2602,7 @@
       </w:r>
       <w:r>
         <w:rPr>
-          <w:rFonts w:ascii="Arial" w:eastAsia="Arial" w:hAnsi="Arial" w:cs="Arial"/>
+          <w:rFonts w:ascii="Times New Roman" w:eastAsia="Arial" w:hAnsi="Times New Roman" w:cs="Times New Roman"/>
           <w:color w:val="000000" w:themeColor="text1"/>
           <w:sz w:val="21"/>
           <w:szCs w:val="21"/>
@@ -2394,7 +2611,7 @@
       </w:r>
       <w:r>
         <w:rPr>
-          <w:rFonts w:ascii="Arial" w:eastAsia="Arial" w:hAnsi="Arial" w:cs="Arial"/>
+          <w:rFonts w:ascii="Times New Roman" w:eastAsia="Arial" w:hAnsi="Times New Roman" w:cs="Times New Roman"/>
           <w:color w:val="000000" w:themeColor="text1"/>
           <w:sz w:val="21"/>
           <w:szCs w:val="21"/>
@@ -2409,13 +2626,13 @@
         </w:pBdr>
         <w:spacing w:before="280" w:after="100"/>
         <w:rPr>
-          <w:rFonts w:ascii="Arial" w:hAnsi="Arial" w:cs="Arial"/>
-          <w:color w:val="000000" w:themeColor="text1"/>
-        </w:rPr>
-      </w:pPr>
-      <w:r>
-        <w:rPr>
-          <w:rFonts w:ascii="Arial" w:eastAsia="Arial" w:hAnsi="Arial" w:cs="Arial"/>
+          <w:rFonts w:ascii="Times New Roman" w:hAnsi="Times New Roman" w:cs="Times New Roman"/>
+          <w:color w:val="000000" w:themeColor="text1"/>
+        </w:rPr>
+      </w:pPr>
+      <w:r>
+        <w:rPr>
+          <w:rFonts w:ascii="Times New Roman" w:eastAsia="Arial" w:hAnsi="Times New Roman" w:cs="Times New Roman"/>
           <w:b/>
           <w:bCs/>
           <w:color w:val="000000" w:themeColor="text1"/>
@@ -2433,13 +2650,13 @@
         <w:spacing w:before="120" w:after="120"/>
         <w:ind w:left="360"/>
         <w:rPr>
-          <w:rFonts w:ascii="Arial" w:hAnsi="Arial" w:cs="Arial"/>
-          <w:color w:val="000000" w:themeColor="text1"/>
-        </w:rPr>
-      </w:pPr>
-      <w:r>
-        <w:rPr>
-          <w:rFonts w:ascii="Arial" w:eastAsia="Arial" w:hAnsi="Arial" w:cs="Arial"/>
+          <w:rFonts w:ascii="Times New Roman" w:hAnsi="Times New Roman" w:cs="Times New Roman"/>
+          <w:color w:val="000000" w:themeColor="text1"/>
+        </w:rPr>
+      </w:pPr>
+      <w:r>
+        <w:rPr>
+          <w:rFonts w:ascii="Times New Roman" w:eastAsia="Arial" w:hAnsi="Times New Roman" w:cs="Times New Roman"/>
           <w:i/>
           <w:iCs/>
           <w:color w:val="000000" w:themeColor="text1"/>
@@ -2453,21 +2670,27 @@
       <w:pPr>
         <w:spacing w:before="80" w:after="80"/>
         <w:rPr>
-          <w:rFonts w:ascii="Arial" w:hAnsi="Arial" w:cs="Arial"/>
-          <w:color w:val="000000" w:themeColor="text1"/>
-        </w:rPr>
-      </w:pPr>
-      <w:r>
-        <w:rPr>
-          <w:rFonts w:ascii="Arial" w:eastAsia="Arial" w:hAnsi="Arial" w:cs="Arial"/>
-          <w:color w:val="000000" w:themeColor="text1"/>
+          <w:rFonts w:ascii="Times New Roman" w:hAnsi="Times New Roman" w:cs="Times New Roman"/>
+          <w:color w:val="000000" w:themeColor="text1"/>
+          <w:sz w:val="22"/>
+          <w:szCs w:val="22"/>
+        </w:rPr>
+      </w:pPr>
+      <w:r>
+        <w:rPr>
+          <w:rFonts w:ascii="Times New Roman" w:eastAsia="Arial" w:hAnsi="Times New Roman" w:cs="Times New Roman"/>
+          <w:color w:val="000000" w:themeColor="text1"/>
+          <w:sz w:val="22"/>
+          <w:szCs w:val="22"/>
         </w:rPr>
         <w:t>Thank you for the suggestion, we added further explanation of the out-</w:t>
       </w:r>
       <w:r>
         <w:rPr>
-          <w:rFonts w:ascii="Arial" w:hAnsi="Arial" w:cs="Arial"/>
-          <w:color w:val="000000" w:themeColor="text1"/>
+          <w:rFonts w:ascii="Times New Roman" w:hAnsi="Times New Roman" w:cs="Times New Roman"/>
+          <w:color w:val="000000" w:themeColor="text1"/>
+          <w:sz w:val="22"/>
+          <w:szCs w:val="22"/>
         </w:rPr>
         <w:t>of-phase precipitation/base flow relationship.</w:t>
       </w:r>
@@ -2480,15 +2703,15 @@
         <w:spacing w:before="80" w:after="120"/>
         <w:ind w:left="360"/>
         <w:rPr>
-          <w:rFonts w:ascii="Arial" w:eastAsia="Arial" w:hAnsi="Arial" w:cs="Arial"/>
-          <w:color w:val="000000" w:themeColor="text1"/>
-          <w:sz w:val="21"/>
-          <w:szCs w:val="21"/>
-        </w:rPr>
-      </w:pPr>
-      <w:r>
-        <w:rPr>
-          <w:rFonts w:ascii="Arial" w:eastAsia="Arial" w:hAnsi="Arial" w:cs="Arial"/>
+          <w:rFonts w:ascii="Times New Roman" w:eastAsia="Arial" w:hAnsi="Times New Roman" w:cs="Times New Roman"/>
+          <w:color w:val="000000" w:themeColor="text1"/>
+          <w:sz w:val="21"/>
+          <w:szCs w:val="21"/>
+        </w:rPr>
+      </w:pPr>
+      <w:r>
+        <w:rPr>
+          <w:rFonts w:ascii="Times New Roman" w:eastAsia="Arial" w:hAnsi="Times New Roman" w:cs="Times New Roman"/>
           <w:b/>
           <w:bCs/>
           <w:color w:val="000000" w:themeColor="text1"/>
@@ -2500,7 +2723,7 @@
       <w:proofErr w:type="gramStart"/>
       <w:r>
         <w:rPr>
-          <w:rFonts w:ascii="Arial" w:eastAsia="Arial" w:hAnsi="Arial" w:cs="Arial"/>
+          <w:rFonts w:ascii="Times New Roman" w:eastAsia="Arial" w:hAnsi="Times New Roman" w:cs="Times New Roman"/>
           <w:b/>
           <w:bCs/>
           <w:color w:val="000000" w:themeColor="text1"/>
@@ -2512,7 +2735,7 @@
       <w:proofErr w:type="gramEnd"/>
       <w:r>
         <w:rPr>
-          <w:rFonts w:ascii="Arial" w:eastAsia="Arial" w:hAnsi="Arial" w:cs="Arial"/>
+          <w:rFonts w:ascii="Times New Roman" w:eastAsia="Arial" w:hAnsi="Times New Roman" w:cs="Times New Roman"/>
           <w:b/>
           <w:bCs/>
           <w:color w:val="000000" w:themeColor="text1"/>
@@ -2523,7 +2746,7 @@
       </w:r>
       <w:r>
         <w:rPr>
-          <w:rFonts w:ascii="Arial" w:eastAsia="Arial" w:hAnsi="Arial" w:cs="Arial"/>
+          <w:rFonts w:ascii="Times New Roman" w:eastAsia="Arial" w:hAnsi="Times New Roman" w:cs="Times New Roman"/>
           <w:color w:val="000000" w:themeColor="text1"/>
           <w:sz w:val="21"/>
           <w:szCs w:val="21"/>
@@ -2532,7 +2755,7 @@
       </w:r>
       <w:r>
         <w:rPr>
-          <w:rFonts w:ascii="Arial" w:eastAsia="Arial" w:hAnsi="Arial" w:cs="Arial"/>
+          <w:rFonts w:ascii="Times New Roman" w:eastAsia="Arial" w:hAnsi="Times New Roman" w:cs="Times New Roman"/>
           <w:color w:val="000000" w:themeColor="text1"/>
           <w:sz w:val="21"/>
           <w:szCs w:val="21"/>
@@ -2541,7 +2764,7 @@
       </w:r>
       <w:r>
         <w:rPr>
-          <w:rFonts w:ascii="Arial" w:eastAsia="Arial" w:hAnsi="Arial" w:cs="Arial"/>
+          <w:rFonts w:ascii="Times New Roman" w:eastAsia="Arial" w:hAnsi="Times New Roman" w:cs="Times New Roman"/>
           <w:color w:val="000000" w:themeColor="text1"/>
           <w:sz w:val="21"/>
           <w:szCs w:val="21"/>
@@ -2557,13 +2780,13 @@
         <w:spacing w:before="80" w:after="120"/>
         <w:ind w:left="360"/>
         <w:rPr>
-          <w:rFonts w:ascii="Arial" w:hAnsi="Arial" w:cs="Arial"/>
-          <w:color w:val="000000" w:themeColor="text1"/>
-        </w:rPr>
-      </w:pPr>
-      <w:r>
-        <w:rPr>
-          <w:rFonts w:ascii="Arial" w:eastAsia="Arial" w:hAnsi="Arial" w:cs="Arial"/>
+          <w:rFonts w:ascii="Times New Roman" w:hAnsi="Times New Roman" w:cs="Times New Roman"/>
+          <w:color w:val="000000" w:themeColor="text1"/>
+        </w:rPr>
+      </w:pPr>
+      <w:r>
+        <w:rPr>
+          <w:rFonts w:ascii="Times New Roman" w:eastAsia="Arial" w:hAnsi="Times New Roman" w:cs="Times New Roman"/>
           <w:color w:val="000000" w:themeColor="text1"/>
           <w:sz w:val="21"/>
           <w:szCs w:val="21"/>
@@ -2572,16 +2795,26 @@
       </w:r>
       <w:r>
         <w:rPr>
-          <w:rFonts w:ascii="Arial" w:eastAsia="Arial" w:hAnsi="Arial" w:cs="Arial"/>
-          <w:color w:val="000000" w:themeColor="text1"/>
-          <w:sz w:val="21"/>
-          <w:szCs w:val="21"/>
-        </w:rPr>
-        <w:t>Monthly precipitation had a generally weak to negative contemporaneous effect on base flow, reflecting the seasonal offset between peak precipitation (winter) and peak base flow (spring–summer). In snow-dominated basins, winter precipitation is stored as snowpack rather than contributing immediately to streamflow, while in rain-dominated systems, rapid runoff limits infiltration to groundwater. The strongest negative effect appeared in Cluster 4, where flashy runoff and limited subsurface storage reduce the contemporaneous link between monthly precipitation and base-flow generation</w:t>
-      </w:r>
-      <w:r>
-        <w:rPr>
-          <w:rFonts w:ascii="Arial" w:eastAsia="Arial" w:hAnsi="Arial" w:cs="Arial"/>
+          <w:rFonts w:ascii="Times New Roman" w:eastAsia="Arial" w:hAnsi="Times New Roman" w:cs="Times New Roman"/>
+          <w:color w:val="000000" w:themeColor="text1"/>
+          <w:sz w:val="21"/>
+          <w:szCs w:val="21"/>
+        </w:rPr>
+        <w:t xml:space="preserve">Monthly precipitation had a generally weak to negative contemporaneous effect on base flow, reflecting the seasonal offset between peak precipitation (winter) and peak base flow (spring–summer). In snow-dominated basins, winter precipitation is stored as snowpack rather than contributing immediately to streamflow, while in rain-dominated systems, rapid runoff limits infiltration to groundwater. The strongest </w:t>
+      </w:r>
+      <w:r>
+        <w:rPr>
+          <w:rFonts w:ascii="Times New Roman" w:eastAsia="Arial" w:hAnsi="Times New Roman" w:cs="Times New Roman"/>
+          <w:color w:val="000000" w:themeColor="text1"/>
+          <w:sz w:val="21"/>
+          <w:szCs w:val="21"/>
+        </w:rPr>
+        <w:lastRenderedPageBreak/>
+        <w:t>negative effect appeared in Cluster 4, where flashy runoff and limited subsurface storage reduce the contemporaneous link between monthly precipitation and base-flow generation</w:t>
+      </w:r>
+      <w:r>
+        <w:rPr>
+          <w:rFonts w:ascii="Times New Roman" w:eastAsia="Arial" w:hAnsi="Times New Roman" w:cs="Times New Roman"/>
           <w:color w:val="000000" w:themeColor="text1"/>
           <w:sz w:val="21"/>
           <w:szCs w:val="21"/>
@@ -2596,20 +2829,19 @@
         </w:pBdr>
         <w:spacing w:before="280" w:after="100"/>
         <w:rPr>
-          <w:rFonts w:ascii="Arial" w:hAnsi="Arial" w:cs="Arial"/>
-          <w:color w:val="000000" w:themeColor="text1"/>
-        </w:rPr>
-      </w:pPr>
-      <w:r>
-        <w:rPr>
-          <w:rFonts w:ascii="Arial" w:eastAsia="Arial" w:hAnsi="Arial" w:cs="Arial"/>
+          <w:rFonts w:ascii="Times New Roman" w:hAnsi="Times New Roman" w:cs="Times New Roman"/>
+          <w:color w:val="000000" w:themeColor="text1"/>
+        </w:rPr>
+      </w:pPr>
+      <w:r>
+        <w:rPr>
+          <w:rFonts w:ascii="Times New Roman" w:eastAsia="Arial" w:hAnsi="Times New Roman" w:cs="Times New Roman"/>
           <w:b/>
           <w:bCs/>
           <w:color w:val="000000" w:themeColor="text1"/>
           <w:sz w:val="23"/>
           <w:szCs w:val="23"/>
         </w:rPr>
-        <w:lastRenderedPageBreak/>
         <w:t>Comment 2.6 (Minor) — Figure 4 Layout</w:t>
       </w:r>
     </w:p>
@@ -2621,13 +2853,13 @@
         <w:spacing w:before="120" w:after="120"/>
         <w:ind w:left="360"/>
         <w:rPr>
-          <w:rFonts w:ascii="Arial" w:hAnsi="Arial" w:cs="Arial"/>
-          <w:color w:val="000000" w:themeColor="text1"/>
-        </w:rPr>
-      </w:pPr>
-      <w:r>
-        <w:rPr>
-          <w:rFonts w:ascii="Arial" w:eastAsia="Arial" w:hAnsi="Arial" w:cs="Arial"/>
+          <w:rFonts w:ascii="Times New Roman" w:hAnsi="Times New Roman" w:cs="Times New Roman"/>
+          <w:color w:val="000000" w:themeColor="text1"/>
+        </w:rPr>
+      </w:pPr>
+      <w:r>
+        <w:rPr>
+          <w:rFonts w:ascii="Times New Roman" w:eastAsia="Arial" w:hAnsi="Times New Roman" w:cs="Times New Roman"/>
           <w:i/>
           <w:iCs/>
           <w:color w:val="000000" w:themeColor="text1"/>
@@ -2641,44 +2873,56 @@
       <w:pPr>
         <w:spacing w:before="80" w:after="80"/>
         <w:rPr>
-          <w:rFonts w:ascii="Arial" w:hAnsi="Arial" w:cs="Arial"/>
-          <w:color w:val="000000" w:themeColor="text1"/>
-        </w:rPr>
-      </w:pPr>
-      <w:r>
-        <w:rPr>
-          <w:rFonts w:ascii="Arial" w:eastAsia="Arial" w:hAnsi="Arial" w:cs="Arial"/>
-          <w:color w:val="000000" w:themeColor="text1"/>
+          <w:rFonts w:ascii="Times New Roman" w:hAnsi="Times New Roman" w:cs="Times New Roman"/>
+          <w:color w:val="000000" w:themeColor="text1"/>
+          <w:sz w:val="22"/>
+          <w:szCs w:val="22"/>
+        </w:rPr>
+      </w:pPr>
+      <w:r>
+        <w:rPr>
+          <w:rFonts w:ascii="Times New Roman" w:eastAsia="Arial" w:hAnsi="Times New Roman" w:cs="Times New Roman"/>
+          <w:color w:val="000000" w:themeColor="text1"/>
+          <w:sz w:val="22"/>
+          <w:szCs w:val="22"/>
         </w:rPr>
         <w:t>We agree this would improve interpretability. We revise</w:t>
       </w:r>
       <w:r>
         <w:rPr>
-          <w:rFonts w:ascii="Arial" w:eastAsia="Arial" w:hAnsi="Arial" w:cs="Arial"/>
-          <w:color w:val="000000" w:themeColor="text1"/>
+          <w:rFonts w:ascii="Times New Roman" w:eastAsia="Arial" w:hAnsi="Times New Roman" w:cs="Times New Roman"/>
+          <w:color w:val="000000" w:themeColor="text1"/>
+          <w:sz w:val="22"/>
+          <w:szCs w:val="22"/>
         </w:rPr>
         <w:t>d</w:t>
       </w:r>
       <w:r>
         <w:rPr>
-          <w:rFonts w:ascii="Arial" w:eastAsia="Arial" w:hAnsi="Arial" w:cs="Arial"/>
-          <w:color w:val="000000" w:themeColor="text1"/>
+          <w:rFonts w:ascii="Times New Roman" w:eastAsia="Arial" w:hAnsi="Times New Roman" w:cs="Times New Roman"/>
+          <w:color w:val="000000" w:themeColor="text1"/>
+          <w:sz w:val="22"/>
+          <w:szCs w:val="22"/>
         </w:rPr>
         <w:t xml:space="preserve"> Figure 4 to a 4×4 panel layout (4 clusters × 4 representative months) with each row showing one </w:t>
       </w:r>
       <w:proofErr w:type="gramStart"/>
       <w:r>
         <w:rPr>
-          <w:rFonts w:ascii="Arial" w:eastAsia="Arial" w:hAnsi="Arial" w:cs="Arial"/>
-          <w:color w:val="000000" w:themeColor="text1"/>
+          <w:rFonts w:ascii="Times New Roman" w:eastAsia="Arial" w:hAnsi="Times New Roman" w:cs="Times New Roman"/>
+          <w:color w:val="000000" w:themeColor="text1"/>
+          <w:sz w:val="22"/>
+          <w:szCs w:val="22"/>
         </w:rPr>
         <w:t>cluster, and</w:t>
       </w:r>
       <w:proofErr w:type="gramEnd"/>
       <w:r>
         <w:rPr>
-          <w:rFonts w:ascii="Arial" w:eastAsia="Arial" w:hAnsi="Arial" w:cs="Arial"/>
-          <w:color w:val="000000" w:themeColor="text1"/>
+          <w:rFonts w:ascii="Times New Roman" w:eastAsia="Arial" w:hAnsi="Times New Roman" w:cs="Times New Roman"/>
+          <w:color w:val="000000" w:themeColor="text1"/>
+          <w:sz w:val="22"/>
+          <w:szCs w:val="22"/>
         </w:rPr>
         <w:t xml:space="preserve"> increase the text size for better readability. This revision will directly complement the cluster-specific trend discussion in Lines 368–380.</w:t>
       </w:r>
@@ -2691,13 +2935,13 @@
         <w:spacing w:before="80" w:after="120"/>
         <w:ind w:left="360"/>
         <w:rPr>
-          <w:rFonts w:ascii="Arial" w:hAnsi="Arial" w:cs="Arial"/>
-          <w:color w:val="000000" w:themeColor="text1"/>
-        </w:rPr>
-      </w:pPr>
-      <w:r>
-        <w:rPr>
-          <w:rFonts w:ascii="Arial" w:eastAsia="Arial" w:hAnsi="Arial" w:cs="Arial"/>
+          <w:rFonts w:ascii="Times New Roman" w:hAnsi="Times New Roman" w:cs="Times New Roman"/>
+          <w:color w:val="000000" w:themeColor="text1"/>
+        </w:rPr>
+      </w:pPr>
+      <w:r>
+        <w:rPr>
+          <w:rFonts w:ascii="Times New Roman" w:eastAsia="Arial" w:hAnsi="Times New Roman" w:cs="Times New Roman"/>
           <w:b/>
           <w:bCs/>
           <w:color w:val="000000" w:themeColor="text1"/>
@@ -2709,7 +2953,7 @@
       <w:proofErr w:type="gramStart"/>
       <w:r>
         <w:rPr>
-          <w:rFonts w:ascii="Arial" w:eastAsia="Arial" w:hAnsi="Arial" w:cs="Arial"/>
+          <w:rFonts w:ascii="Times New Roman" w:eastAsia="Arial" w:hAnsi="Times New Roman" w:cs="Times New Roman"/>
           <w:b/>
           <w:bCs/>
           <w:color w:val="000000" w:themeColor="text1"/>
@@ -2721,7 +2965,7 @@
       <w:proofErr w:type="gramEnd"/>
       <w:r>
         <w:rPr>
-          <w:rFonts w:ascii="Arial" w:eastAsia="Arial" w:hAnsi="Arial" w:cs="Arial"/>
+          <w:rFonts w:ascii="Times New Roman" w:eastAsia="Arial" w:hAnsi="Times New Roman" w:cs="Times New Roman"/>
           <w:b/>
           <w:bCs/>
           <w:color w:val="000000" w:themeColor="text1"/>
@@ -2732,7 +2976,7 @@
       </w:r>
       <w:r>
         <w:rPr>
-          <w:rFonts w:ascii="Arial" w:eastAsia="Arial" w:hAnsi="Arial" w:cs="Arial"/>
+          <w:rFonts w:ascii="Times New Roman" w:eastAsia="Arial" w:hAnsi="Times New Roman" w:cs="Times New Roman"/>
           <w:color w:val="000000" w:themeColor="text1"/>
           <w:sz w:val="21"/>
           <w:szCs w:val="21"/>
@@ -2741,7 +2985,7 @@
       </w:r>
       <w:r>
         <w:rPr>
-          <w:rFonts w:ascii="Arial" w:eastAsia="Arial" w:hAnsi="Arial" w:cs="Arial"/>
+          <w:rFonts w:ascii="Times New Roman" w:eastAsia="Arial" w:hAnsi="Times New Roman" w:cs="Times New Roman"/>
           <w:color w:val="000000" w:themeColor="text1"/>
           <w:sz w:val="21"/>
           <w:szCs w:val="21"/>
@@ -2750,7 +2994,7 @@
       </w:r>
       <w:r>
         <w:rPr>
-          <w:rFonts w:ascii="Arial" w:eastAsia="Arial" w:hAnsi="Arial" w:cs="Arial"/>
+          <w:rFonts w:ascii="Times New Roman" w:eastAsia="Arial" w:hAnsi="Times New Roman" w:cs="Times New Roman"/>
           <w:color w:val="000000" w:themeColor="text1"/>
           <w:sz w:val="21"/>
           <w:szCs w:val="21"/>
@@ -2765,13 +3009,13 @@
         </w:pBdr>
         <w:spacing w:before="280" w:after="100"/>
         <w:rPr>
-          <w:rFonts w:ascii="Arial" w:hAnsi="Arial" w:cs="Arial"/>
-          <w:color w:val="000000" w:themeColor="text1"/>
-        </w:rPr>
-      </w:pPr>
-      <w:r>
-        <w:rPr>
-          <w:rFonts w:ascii="Arial" w:eastAsia="Arial" w:hAnsi="Arial" w:cs="Arial"/>
+          <w:rFonts w:ascii="Times New Roman" w:hAnsi="Times New Roman" w:cs="Times New Roman"/>
+          <w:color w:val="000000" w:themeColor="text1"/>
+        </w:rPr>
+      </w:pPr>
+      <w:r>
+        <w:rPr>
+          <w:rFonts w:ascii="Times New Roman" w:eastAsia="Arial" w:hAnsi="Times New Roman" w:cs="Times New Roman"/>
           <w:b/>
           <w:bCs/>
           <w:color w:val="000000" w:themeColor="text1"/>
@@ -2789,13 +3033,13 @@
         <w:spacing w:before="120" w:after="120"/>
         <w:ind w:left="360"/>
         <w:rPr>
-          <w:rFonts w:ascii="Arial" w:hAnsi="Arial" w:cs="Arial"/>
-          <w:color w:val="000000" w:themeColor="text1"/>
-        </w:rPr>
-      </w:pPr>
-      <w:r>
-        <w:rPr>
-          <w:rFonts w:ascii="Arial" w:eastAsia="Arial" w:hAnsi="Arial" w:cs="Arial"/>
+          <w:rFonts w:ascii="Times New Roman" w:hAnsi="Times New Roman" w:cs="Times New Roman"/>
+          <w:color w:val="000000" w:themeColor="text1"/>
+        </w:rPr>
+      </w:pPr>
+      <w:r>
+        <w:rPr>
+          <w:rFonts w:ascii="Times New Roman" w:eastAsia="Arial" w:hAnsi="Times New Roman" w:cs="Times New Roman"/>
           <w:i/>
           <w:iCs/>
           <w:color w:val="000000" w:themeColor="text1"/>
@@ -2809,44 +3053,36 @@
       <w:pPr>
         <w:spacing w:before="80" w:after="80"/>
         <w:rPr>
-          <w:rFonts w:ascii="Arial" w:hAnsi="Arial" w:cs="Arial"/>
-          <w:color w:val="000000" w:themeColor="text1"/>
-        </w:rPr>
-      </w:pPr>
-      <w:r>
-        <w:rPr>
-          <w:rFonts w:ascii="Arial" w:eastAsia="Arial" w:hAnsi="Arial" w:cs="Arial"/>
-          <w:color w:val="000000" w:themeColor="text1"/>
-        </w:rPr>
-        <w:t>This is an interesting suggestion, that is difficult to add effectively while maintaining good table formatting.</w:t>
-      </w:r>
-      <w:r>
-        <w:rPr>
-          <w:rFonts w:ascii="Arial" w:eastAsia="Arial" w:hAnsi="Arial" w:cs="Arial"/>
-          <w:color w:val="000000" w:themeColor="text1"/>
-        </w:rPr>
-        <w:t xml:space="preserve"> We will </w:t>
-      </w:r>
-      <w:r>
-        <w:rPr>
-          <w:rFonts w:ascii="Arial" w:eastAsia="Arial" w:hAnsi="Arial" w:cs="Arial"/>
-          <w:color w:val="000000" w:themeColor="text1"/>
-        </w:rPr>
-        <w:t xml:space="preserve">keep this suggestion in mind and will work to address it with the </w:t>
-      </w:r>
-      <w:proofErr w:type="gramStart"/>
-      <w:r>
-        <w:rPr>
-          <w:rFonts w:ascii="Arial" w:eastAsia="Arial" w:hAnsi="Arial" w:cs="Arial"/>
-          <w:color w:val="000000" w:themeColor="text1"/>
-        </w:rPr>
-        <w:t>copy editing</w:t>
-      </w:r>
-      <w:proofErr w:type="gramEnd"/>
-      <w:r>
-        <w:rPr>
-          <w:rFonts w:ascii="Arial" w:eastAsia="Arial" w:hAnsi="Arial" w:cs="Arial"/>
-          <w:color w:val="000000" w:themeColor="text1"/>
+          <w:rFonts w:ascii="Times New Roman" w:hAnsi="Times New Roman" w:cs="Times New Roman"/>
+          <w:color w:val="000000" w:themeColor="text1"/>
+          <w:sz w:val="22"/>
+          <w:szCs w:val="22"/>
+        </w:rPr>
+      </w:pPr>
+      <w:r>
+        <w:rPr>
+          <w:rFonts w:ascii="Times New Roman" w:eastAsia="Arial" w:hAnsi="Times New Roman" w:cs="Times New Roman"/>
+          <w:color w:val="000000" w:themeColor="text1"/>
+          <w:sz w:val="22"/>
+          <w:szCs w:val="22"/>
+        </w:rPr>
+        <w:t xml:space="preserve">This is an interesting suggestion, that is difficult to add effectively while maintaining good table formatting. We will keep this suggestion in mind and will work to address it with the </w:t>
+      </w:r>
+      <w:r>
+        <w:rPr>
+          <w:rFonts w:ascii="Times New Roman" w:eastAsia="Arial" w:hAnsi="Times New Roman" w:cs="Times New Roman"/>
+          <w:color w:val="000000" w:themeColor="text1"/>
+          <w:sz w:val="22"/>
+          <w:szCs w:val="22"/>
+        </w:rPr>
+        <w:t>copy-editing</w:t>
+      </w:r>
+      <w:r>
+        <w:rPr>
+          <w:rFonts w:ascii="Times New Roman" w:eastAsia="Arial" w:hAnsi="Times New Roman" w:cs="Times New Roman"/>
+          <w:color w:val="000000" w:themeColor="text1"/>
+          <w:sz w:val="22"/>
+          <w:szCs w:val="22"/>
         </w:rPr>
         <w:t xml:space="preserve"> team, assuming that the manuscript is accepted for publication.</w:t>
       </w:r>
@@ -2858,13 +3094,13 @@
         </w:pBdr>
         <w:spacing w:before="280" w:after="100"/>
         <w:rPr>
-          <w:rFonts w:ascii="Arial" w:hAnsi="Arial" w:cs="Arial"/>
-          <w:color w:val="000000" w:themeColor="text1"/>
-        </w:rPr>
-      </w:pPr>
-      <w:r>
-        <w:rPr>
-          <w:rFonts w:ascii="Arial" w:eastAsia="Arial" w:hAnsi="Arial" w:cs="Arial"/>
+          <w:rFonts w:ascii="Times New Roman" w:hAnsi="Times New Roman" w:cs="Times New Roman"/>
+          <w:color w:val="000000" w:themeColor="text1"/>
+        </w:rPr>
+      </w:pPr>
+      <w:r>
+        <w:rPr>
+          <w:rFonts w:ascii="Times New Roman" w:eastAsia="Arial" w:hAnsi="Times New Roman" w:cs="Times New Roman"/>
           <w:b/>
           <w:bCs/>
           <w:color w:val="000000" w:themeColor="text1"/>
@@ -2882,13 +3118,13 @@
         <w:spacing w:before="120" w:after="120"/>
         <w:ind w:left="360"/>
         <w:rPr>
-          <w:rFonts w:ascii="Arial" w:hAnsi="Arial" w:cs="Arial"/>
-          <w:color w:val="000000" w:themeColor="text1"/>
-        </w:rPr>
-      </w:pPr>
-      <w:r>
-        <w:rPr>
-          <w:rFonts w:ascii="Arial" w:eastAsia="Arial" w:hAnsi="Arial" w:cs="Arial"/>
+          <w:rFonts w:ascii="Times New Roman" w:hAnsi="Times New Roman" w:cs="Times New Roman"/>
+          <w:color w:val="000000" w:themeColor="text1"/>
+        </w:rPr>
+      </w:pPr>
+      <w:r>
+        <w:rPr>
+          <w:rFonts w:ascii="Times New Roman" w:eastAsia="Arial" w:hAnsi="Times New Roman" w:cs="Times New Roman"/>
           <w:i/>
           <w:iCs/>
           <w:color w:val="000000" w:themeColor="text1"/>
@@ -2900,7 +3136,7 @@
       <w:proofErr w:type="gramStart"/>
       <w:r>
         <w:rPr>
-          <w:rFonts w:ascii="Arial" w:eastAsia="Arial" w:hAnsi="Arial" w:cs="Arial"/>
+          <w:rFonts w:ascii="Times New Roman" w:eastAsia="Arial" w:hAnsi="Times New Roman" w:cs="Times New Roman"/>
           <w:i/>
           <w:iCs/>
           <w:color w:val="000000" w:themeColor="text1"/>
@@ -2912,7 +3148,7 @@
       <w:proofErr w:type="gramEnd"/>
       <w:r>
         <w:rPr>
-          <w:rFonts w:ascii="Arial" w:eastAsia="Arial" w:hAnsi="Arial" w:cs="Arial"/>
+          <w:rFonts w:ascii="Times New Roman" w:eastAsia="Arial" w:hAnsi="Times New Roman" w:cs="Times New Roman"/>
           <w:i/>
           <w:iCs/>
           <w:color w:val="000000" w:themeColor="text1"/>
@@ -2926,65 +3162,83 @@
       <w:pPr>
         <w:spacing w:before="80" w:after="80"/>
         <w:rPr>
-          <w:rFonts w:ascii="Arial" w:hAnsi="Arial" w:cs="Arial"/>
-          <w:color w:val="000000" w:themeColor="text1"/>
-        </w:rPr>
-      </w:pPr>
-      <w:r>
-        <w:rPr>
-          <w:rFonts w:ascii="Arial" w:eastAsia="Arial" w:hAnsi="Arial" w:cs="Arial"/>
-          <w:color w:val="000000" w:themeColor="text1"/>
+          <w:rFonts w:ascii="Times New Roman" w:hAnsi="Times New Roman" w:cs="Times New Roman"/>
+          <w:color w:val="000000" w:themeColor="text1"/>
+          <w:sz w:val="22"/>
+          <w:szCs w:val="22"/>
+        </w:rPr>
+      </w:pPr>
+      <w:r>
+        <w:rPr>
+          <w:rFonts w:ascii="Times New Roman" w:eastAsia="Arial" w:hAnsi="Times New Roman" w:cs="Times New Roman"/>
+          <w:color w:val="000000" w:themeColor="text1"/>
+          <w:sz w:val="22"/>
+          <w:szCs w:val="22"/>
         </w:rPr>
         <w:t>Thank you</w:t>
       </w:r>
       <w:r>
         <w:rPr>
-          <w:rFonts w:ascii="Arial" w:eastAsia="Arial" w:hAnsi="Arial" w:cs="Arial"/>
-          <w:color w:val="000000" w:themeColor="text1"/>
+          <w:rFonts w:ascii="Times New Roman" w:eastAsia="Arial" w:hAnsi="Times New Roman" w:cs="Times New Roman"/>
+          <w:color w:val="000000" w:themeColor="text1"/>
+          <w:sz w:val="22"/>
+          <w:szCs w:val="22"/>
         </w:rPr>
         <w:t xml:space="preserve"> for the note</w:t>
       </w:r>
       <w:r>
         <w:rPr>
-          <w:rFonts w:ascii="Arial" w:eastAsia="Arial" w:hAnsi="Arial" w:cs="Arial"/>
-          <w:color w:val="000000" w:themeColor="text1"/>
+          <w:rFonts w:ascii="Times New Roman" w:eastAsia="Arial" w:hAnsi="Times New Roman" w:cs="Times New Roman"/>
+          <w:color w:val="000000" w:themeColor="text1"/>
+          <w:sz w:val="22"/>
+          <w:szCs w:val="22"/>
         </w:rPr>
         <w:t>. We increase</w:t>
       </w:r>
       <w:r>
         <w:rPr>
-          <w:rFonts w:ascii="Arial" w:eastAsia="Arial" w:hAnsi="Arial" w:cs="Arial"/>
-          <w:color w:val="000000" w:themeColor="text1"/>
+          <w:rFonts w:ascii="Times New Roman" w:eastAsia="Arial" w:hAnsi="Times New Roman" w:cs="Times New Roman"/>
+          <w:color w:val="000000" w:themeColor="text1"/>
+          <w:sz w:val="22"/>
+          <w:szCs w:val="22"/>
         </w:rPr>
         <w:t>d</w:t>
       </w:r>
       <w:r>
         <w:rPr>
-          <w:rFonts w:ascii="Arial" w:eastAsia="Arial" w:hAnsi="Arial" w:cs="Arial"/>
-          <w:color w:val="000000" w:themeColor="text1"/>
+          <w:rFonts w:ascii="Times New Roman" w:eastAsia="Arial" w:hAnsi="Times New Roman" w:cs="Times New Roman"/>
+          <w:color w:val="000000" w:themeColor="text1"/>
+          <w:sz w:val="22"/>
+          <w:szCs w:val="22"/>
         </w:rPr>
         <w:t xml:space="preserve"> the axis labels, tick marks, and legend text in Figure 7 to a minimum of 8 pt for improved legibility at journal print scale.</w:t>
       </w:r>
       <w:r>
         <w:rPr>
-          <w:rFonts w:ascii="Arial" w:eastAsia="Arial" w:hAnsi="Arial" w:cs="Arial"/>
-          <w:color w:val="000000" w:themeColor="text1"/>
+          <w:rFonts w:ascii="Times New Roman" w:eastAsia="Arial" w:hAnsi="Times New Roman" w:cs="Times New Roman"/>
+          <w:color w:val="000000" w:themeColor="text1"/>
+          <w:sz w:val="22"/>
+          <w:szCs w:val="22"/>
         </w:rPr>
         <w:t xml:space="preserve"> We also took the time to rework </w:t>
       </w:r>
       <w:proofErr w:type="gramStart"/>
       <w:r>
         <w:rPr>
-          <w:rFonts w:ascii="Arial" w:eastAsia="Arial" w:hAnsi="Arial" w:cs="Arial"/>
-          <w:color w:val="000000" w:themeColor="text1"/>
+          <w:rFonts w:ascii="Times New Roman" w:eastAsia="Arial" w:hAnsi="Times New Roman" w:cs="Times New Roman"/>
+          <w:color w:val="000000" w:themeColor="text1"/>
+          <w:sz w:val="22"/>
+          <w:szCs w:val="22"/>
         </w:rPr>
         <w:t>all of</w:t>
       </w:r>
       <w:proofErr w:type="gramEnd"/>
       <w:r>
         <w:rPr>
-          <w:rFonts w:ascii="Arial" w:eastAsia="Arial" w:hAnsi="Arial" w:cs="Arial"/>
-          <w:color w:val="000000" w:themeColor="text1"/>
+          <w:rFonts w:ascii="Times New Roman" w:eastAsia="Arial" w:hAnsi="Times New Roman" w:cs="Times New Roman"/>
+          <w:color w:val="000000" w:themeColor="text1"/>
+          <w:sz w:val="22"/>
+          <w:szCs w:val="22"/>
         </w:rPr>
         <w:t xml:space="preserve"> the figures to be of an adequate size and resolution for final journal printing.</w:t>
       </w:r>
@@ -2996,13 +3250,13 @@
         </w:pBdr>
         <w:spacing w:before="280" w:after="100"/>
         <w:rPr>
-          <w:rFonts w:ascii="Arial" w:hAnsi="Arial" w:cs="Arial"/>
-          <w:color w:val="000000" w:themeColor="text1"/>
-        </w:rPr>
-      </w:pPr>
-      <w:r>
-        <w:rPr>
-          <w:rFonts w:ascii="Arial" w:eastAsia="Arial" w:hAnsi="Arial" w:cs="Arial"/>
+          <w:rFonts w:ascii="Times New Roman" w:hAnsi="Times New Roman" w:cs="Times New Roman"/>
+          <w:color w:val="000000" w:themeColor="text1"/>
+        </w:rPr>
+      </w:pPr>
+      <w:r>
+        <w:rPr>
+          <w:rFonts w:ascii="Times New Roman" w:eastAsia="Arial" w:hAnsi="Times New Roman" w:cs="Times New Roman"/>
           <w:b/>
           <w:bCs/>
           <w:color w:val="000000" w:themeColor="text1"/>
@@ -3020,13 +3274,13 @@
         <w:spacing w:before="120" w:after="120"/>
         <w:ind w:left="360"/>
         <w:rPr>
-          <w:rFonts w:ascii="Arial" w:hAnsi="Arial" w:cs="Arial"/>
-          <w:color w:val="000000" w:themeColor="text1"/>
-        </w:rPr>
-      </w:pPr>
-      <w:r>
-        <w:rPr>
-          <w:rFonts w:ascii="Arial" w:eastAsia="Arial" w:hAnsi="Arial" w:cs="Arial"/>
+          <w:rFonts w:ascii="Times New Roman" w:hAnsi="Times New Roman" w:cs="Times New Roman"/>
+          <w:color w:val="000000" w:themeColor="text1"/>
+        </w:rPr>
+      </w:pPr>
+      <w:r>
+        <w:rPr>
+          <w:rFonts w:ascii="Times New Roman" w:eastAsia="Arial" w:hAnsi="Times New Roman" w:cs="Times New Roman"/>
           <w:i/>
           <w:iCs/>
           <w:color w:val="000000" w:themeColor="text1"/>
@@ -3040,42 +3294,54 @@
       <w:pPr>
         <w:spacing w:before="80" w:after="80"/>
         <w:rPr>
-          <w:rFonts w:ascii="Arial" w:hAnsi="Arial" w:cs="Arial"/>
-          <w:color w:val="000000" w:themeColor="text1"/>
-        </w:rPr>
-      </w:pPr>
-      <w:r>
-        <w:rPr>
-          <w:rFonts w:ascii="Arial" w:eastAsia="Arial" w:hAnsi="Arial" w:cs="Arial"/>
-          <w:color w:val="000000" w:themeColor="text1"/>
+          <w:rFonts w:ascii="Times New Roman" w:hAnsi="Times New Roman" w:cs="Times New Roman"/>
+          <w:color w:val="000000" w:themeColor="text1"/>
+          <w:sz w:val="22"/>
+          <w:szCs w:val="22"/>
+        </w:rPr>
+      </w:pPr>
+      <w:r>
+        <w:rPr>
+          <w:rFonts w:ascii="Times New Roman" w:eastAsia="Arial" w:hAnsi="Times New Roman" w:cs="Times New Roman"/>
+          <w:color w:val="000000" w:themeColor="text1"/>
+          <w:sz w:val="22"/>
+          <w:szCs w:val="22"/>
         </w:rPr>
         <w:t>Yes, the transition from snow to rain is implicitly captured in our framework. Snow precipitation is calculated as daily precipitation occurring when maximum temperature is below 0°C. As temperatures rise</w:t>
       </w:r>
       <w:r>
         <w:rPr>
-          <w:rFonts w:ascii="Arial" w:eastAsia="Arial" w:hAnsi="Arial" w:cs="Arial"/>
-          <w:color w:val="000000" w:themeColor="text1"/>
+          <w:rFonts w:ascii="Times New Roman" w:eastAsia="Arial" w:hAnsi="Times New Roman" w:cs="Times New Roman"/>
+          <w:color w:val="000000" w:themeColor="text1"/>
+          <w:sz w:val="22"/>
+          <w:szCs w:val="22"/>
         </w:rPr>
         <w:t>,</w:t>
       </w:r>
       <w:r>
         <w:rPr>
-          <w:rFonts w:ascii="Arial" w:eastAsia="Arial" w:hAnsi="Arial" w:cs="Arial"/>
-          <w:color w:val="000000" w:themeColor="text1"/>
+          <w:rFonts w:ascii="Times New Roman" w:eastAsia="Arial" w:hAnsi="Times New Roman" w:cs="Times New Roman"/>
+          <w:color w:val="000000" w:themeColor="text1"/>
+          <w:sz w:val="22"/>
+          <w:szCs w:val="22"/>
         </w:rPr>
         <w:t xml:space="preserve"> under the SSP scenarios, fewer precipitation days meet this threshold, producing a progressive shift from snow to rain in the model inputs. The LSTM models thus receive time-varying snow fractions that reflect warming-driven rain–snow transitions. We </w:t>
       </w:r>
       <w:r>
         <w:rPr>
-          <w:rFonts w:ascii="Arial" w:eastAsia="Arial" w:hAnsi="Arial" w:cs="Arial"/>
-          <w:color w:val="000000" w:themeColor="text1"/>
+          <w:rFonts w:ascii="Times New Roman" w:eastAsia="Arial" w:hAnsi="Times New Roman" w:cs="Times New Roman"/>
+          <w:color w:val="000000" w:themeColor="text1"/>
+          <w:sz w:val="22"/>
+          <w:szCs w:val="22"/>
         </w:rPr>
         <w:t>added text to</w:t>
       </w:r>
       <w:r>
         <w:rPr>
-          <w:rFonts w:ascii="Arial" w:eastAsia="Arial" w:hAnsi="Arial" w:cs="Arial"/>
-          <w:color w:val="000000" w:themeColor="text1"/>
+          <w:rFonts w:ascii="Times New Roman" w:eastAsia="Arial" w:hAnsi="Times New Roman" w:cs="Times New Roman"/>
+          <w:color w:val="000000" w:themeColor="text1"/>
+          <w:sz w:val="22"/>
+          <w:szCs w:val="22"/>
         </w:rPr>
         <w:t xml:space="preserve"> make this mechanism more explicit in the discussion.</w:t>
       </w:r>
@@ -3088,13 +3354,13 @@
         <w:spacing w:before="80" w:after="120"/>
         <w:ind w:left="360"/>
         <w:rPr>
-          <w:rFonts w:ascii="Arial" w:hAnsi="Arial" w:cs="Arial"/>
-          <w:color w:val="000000" w:themeColor="text1"/>
-        </w:rPr>
-      </w:pPr>
-      <w:r>
-        <w:rPr>
-          <w:rFonts w:ascii="Arial" w:eastAsia="Arial" w:hAnsi="Arial" w:cs="Arial"/>
+          <w:rFonts w:ascii="Times New Roman" w:hAnsi="Times New Roman" w:cs="Times New Roman"/>
+          <w:color w:val="000000" w:themeColor="text1"/>
+        </w:rPr>
+      </w:pPr>
+      <w:r>
+        <w:rPr>
+          <w:rFonts w:ascii="Times New Roman" w:eastAsia="Arial" w:hAnsi="Times New Roman" w:cs="Times New Roman"/>
           <w:b/>
           <w:bCs/>
           <w:color w:val="000000" w:themeColor="text1"/>
@@ -3106,7 +3372,7 @@
       <w:proofErr w:type="gramStart"/>
       <w:r>
         <w:rPr>
-          <w:rFonts w:ascii="Arial" w:eastAsia="Arial" w:hAnsi="Arial" w:cs="Arial"/>
+          <w:rFonts w:ascii="Times New Roman" w:eastAsia="Arial" w:hAnsi="Times New Roman" w:cs="Times New Roman"/>
           <w:b/>
           <w:bCs/>
           <w:color w:val="000000" w:themeColor="text1"/>
@@ -3118,7 +3384,7 @@
       <w:proofErr w:type="gramEnd"/>
       <w:r>
         <w:rPr>
-          <w:rFonts w:ascii="Arial" w:eastAsia="Arial" w:hAnsi="Arial" w:cs="Arial"/>
+          <w:rFonts w:ascii="Times New Roman" w:eastAsia="Arial" w:hAnsi="Times New Roman" w:cs="Times New Roman"/>
           <w:b/>
           <w:bCs/>
           <w:color w:val="000000" w:themeColor="text1"/>
@@ -3129,7 +3395,7 @@
       </w:r>
       <w:r>
         <w:rPr>
-          <w:rFonts w:ascii="Arial" w:eastAsia="Arial" w:hAnsi="Arial" w:cs="Arial"/>
+          <w:rFonts w:ascii="Times New Roman" w:eastAsia="Arial" w:hAnsi="Times New Roman" w:cs="Times New Roman"/>
           <w:color w:val="000000" w:themeColor="text1"/>
           <w:sz w:val="21"/>
           <w:szCs w:val="21"/>
@@ -3138,7 +3404,7 @@
       </w:r>
       <w:r>
         <w:rPr>
-          <w:rFonts w:ascii="Arial" w:eastAsia="Arial" w:hAnsi="Arial" w:cs="Arial"/>
+          <w:rFonts w:ascii="Times New Roman" w:eastAsia="Arial" w:hAnsi="Times New Roman" w:cs="Times New Roman"/>
           <w:color w:val="000000" w:themeColor="text1"/>
           <w:sz w:val="21"/>
           <w:szCs w:val="21"/>
@@ -3153,19 +3419,20 @@
         </w:pBdr>
         <w:spacing w:before="280" w:after="100"/>
         <w:rPr>
-          <w:rFonts w:ascii="Arial" w:hAnsi="Arial" w:cs="Arial"/>
-          <w:color w:val="000000" w:themeColor="text1"/>
-        </w:rPr>
-      </w:pPr>
-      <w:r>
-        <w:rPr>
-          <w:rFonts w:ascii="Arial" w:eastAsia="Arial" w:hAnsi="Arial" w:cs="Arial"/>
+          <w:rFonts w:ascii="Times New Roman" w:hAnsi="Times New Roman" w:cs="Times New Roman"/>
+          <w:color w:val="000000" w:themeColor="text1"/>
+        </w:rPr>
+      </w:pPr>
+      <w:r>
+        <w:rPr>
+          <w:rFonts w:ascii="Times New Roman" w:eastAsia="Arial" w:hAnsi="Times New Roman" w:cs="Times New Roman"/>
           <w:b/>
           <w:bCs/>
           <w:color w:val="000000" w:themeColor="text1"/>
           <w:sz w:val="23"/>
           <w:szCs w:val="23"/>
         </w:rPr>
+        <w:lastRenderedPageBreak/>
         <w:t>Comment 2.10 (Minor) — Discussion Framing (Lines 501–522)</w:t>
       </w:r>
     </w:p>
@@ -3177,13 +3444,13 @@
         <w:spacing w:before="120" w:after="120"/>
         <w:ind w:left="360"/>
         <w:rPr>
-          <w:rFonts w:ascii="Arial" w:hAnsi="Arial" w:cs="Arial"/>
-          <w:color w:val="000000" w:themeColor="text1"/>
-        </w:rPr>
-      </w:pPr>
-      <w:r>
-        <w:rPr>
-          <w:rFonts w:ascii="Arial" w:eastAsia="Arial" w:hAnsi="Arial" w:cs="Arial"/>
+          <w:rFonts w:ascii="Times New Roman" w:hAnsi="Times New Roman" w:cs="Times New Roman"/>
+          <w:color w:val="000000" w:themeColor="text1"/>
+        </w:rPr>
+      </w:pPr>
+      <w:r>
+        <w:rPr>
+          <w:rFonts w:ascii="Times New Roman" w:eastAsia="Arial" w:hAnsi="Times New Roman" w:cs="Times New Roman"/>
           <w:i/>
           <w:iCs/>
           <w:color w:val="000000" w:themeColor="text1"/>
@@ -3197,16 +3464,19 @@
       <w:pPr>
         <w:spacing w:before="80" w:after="80"/>
         <w:rPr>
-          <w:rFonts w:ascii="Arial" w:hAnsi="Arial" w:cs="Arial"/>
-          <w:color w:val="000000" w:themeColor="text1"/>
-        </w:rPr>
-      </w:pPr>
-      <w:r>
-        <w:rPr>
-          <w:rFonts w:ascii="Arial" w:eastAsia="Arial" w:hAnsi="Arial" w:cs="Arial"/>
-          <w:color w:val="000000" w:themeColor="text1"/>
-        </w:rPr>
-        <w:lastRenderedPageBreak/>
+          <w:rFonts w:ascii="Times New Roman" w:hAnsi="Times New Roman" w:cs="Times New Roman"/>
+          <w:color w:val="000000" w:themeColor="text1"/>
+          <w:sz w:val="22"/>
+          <w:szCs w:val="22"/>
+        </w:rPr>
+      </w:pPr>
+      <w:r>
+        <w:rPr>
+          <w:rFonts w:ascii="Times New Roman" w:eastAsia="Arial" w:hAnsi="Times New Roman" w:cs="Times New Roman"/>
+          <w:color w:val="000000" w:themeColor="text1"/>
+          <w:sz w:val="22"/>
+          <w:szCs w:val="22"/>
+        </w:rPr>
         <w:t>Thank you for this note, those previous 2 paragraphs certainly close out the Discussion well. We moved Lines 517–522 earlier in the Discussion (e.g., after Line 500, where model uncertainty is discussed) so that the Discussion concludes with the stronger management and conservation messaging of Lines 501–516.</w:t>
       </w:r>
     </w:p>
@@ -3218,13 +3488,13 @@
         <w:spacing w:before="80" w:after="120"/>
         <w:ind w:left="360"/>
         <w:rPr>
-          <w:rFonts w:ascii="Arial" w:hAnsi="Arial" w:cs="Arial"/>
-          <w:color w:val="000000" w:themeColor="text1"/>
-        </w:rPr>
-      </w:pPr>
-      <w:r>
-        <w:rPr>
-          <w:rFonts w:ascii="Arial" w:eastAsia="Arial" w:hAnsi="Arial" w:cs="Arial"/>
+          <w:rFonts w:ascii="Times New Roman" w:hAnsi="Times New Roman" w:cs="Times New Roman"/>
+          <w:color w:val="000000" w:themeColor="text1"/>
+        </w:rPr>
+      </w:pPr>
+      <w:r>
+        <w:rPr>
+          <w:rFonts w:ascii="Times New Roman" w:eastAsia="Arial" w:hAnsi="Times New Roman" w:cs="Times New Roman"/>
           <w:b/>
           <w:bCs/>
           <w:color w:val="000000" w:themeColor="text1"/>
@@ -3236,7 +3506,7 @@
       <w:proofErr w:type="gramStart"/>
       <w:r>
         <w:rPr>
-          <w:rFonts w:ascii="Arial" w:eastAsia="Arial" w:hAnsi="Arial" w:cs="Arial"/>
+          <w:rFonts w:ascii="Times New Roman" w:eastAsia="Arial" w:hAnsi="Times New Roman" w:cs="Times New Roman"/>
           <w:b/>
           <w:bCs/>
           <w:color w:val="000000" w:themeColor="text1"/>
@@ -3248,7 +3518,7 @@
       <w:proofErr w:type="gramEnd"/>
       <w:r>
         <w:rPr>
-          <w:rFonts w:ascii="Arial" w:eastAsia="Arial" w:hAnsi="Arial" w:cs="Arial"/>
+          <w:rFonts w:ascii="Times New Roman" w:eastAsia="Arial" w:hAnsi="Times New Roman" w:cs="Times New Roman"/>
           <w:b/>
           <w:bCs/>
           <w:color w:val="000000" w:themeColor="text1"/>
@@ -3259,7 +3529,7 @@
       </w:r>
       <w:r>
         <w:rPr>
-          <w:rFonts w:ascii="Arial" w:eastAsia="Arial" w:hAnsi="Arial" w:cs="Arial"/>
+          <w:rFonts w:ascii="Times New Roman" w:eastAsia="Arial" w:hAnsi="Times New Roman" w:cs="Times New Roman"/>
           <w:color w:val="000000" w:themeColor="text1"/>
           <w:sz w:val="21"/>
           <w:szCs w:val="21"/>
@@ -3268,7 +3538,7 @@
       </w:r>
       <w:r>
         <w:rPr>
-          <w:rFonts w:ascii="Arial" w:eastAsia="Arial" w:hAnsi="Arial" w:cs="Arial"/>
+          <w:rFonts w:ascii="Times New Roman" w:eastAsia="Arial" w:hAnsi="Times New Roman" w:cs="Times New Roman"/>
           <w:color w:val="000000" w:themeColor="text1"/>
           <w:sz w:val="21"/>
           <w:szCs w:val="21"/>
@@ -3277,7 +3547,7 @@
       </w:r>
       <w:r>
         <w:rPr>
-          <w:rFonts w:ascii="Arial" w:eastAsia="Arial" w:hAnsi="Arial" w:cs="Arial"/>
+          <w:rFonts w:ascii="Times New Roman" w:eastAsia="Arial" w:hAnsi="Times New Roman" w:cs="Times New Roman"/>
           <w:color w:val="000000" w:themeColor="text1"/>
           <w:sz w:val="21"/>
           <w:szCs w:val="21"/>
@@ -3286,7 +3556,7 @@
       </w:r>
       <w:r>
         <w:rPr>
-          <w:rFonts w:ascii="Arial" w:eastAsia="Arial" w:hAnsi="Arial" w:cs="Arial"/>
+          <w:rFonts w:ascii="Times New Roman" w:eastAsia="Arial" w:hAnsi="Times New Roman" w:cs="Times New Roman"/>
           <w:color w:val="000000" w:themeColor="text1"/>
           <w:sz w:val="21"/>
           <w:szCs w:val="21"/>
@@ -3295,7 +3565,7 @@
       </w:r>
       <w:r>
         <w:rPr>
-          <w:rFonts w:ascii="Arial" w:eastAsia="Arial" w:hAnsi="Arial" w:cs="Arial"/>
+          <w:rFonts w:ascii="Times New Roman" w:eastAsia="Arial" w:hAnsi="Times New Roman" w:cs="Times New Roman"/>
           <w:color w:val="000000" w:themeColor="text1"/>
           <w:sz w:val="21"/>
           <w:szCs w:val="21"/>
